--- a/production/premium-notes/01-ch1-energy-causes-change-guided-notes.docx
+++ b/production/premium-notes/01-ch1-energy-causes-change-guided-notes.docx
@@ -4,79 +4,195 @@
   <w:body>
     <w:p>
       <w:pPr>
-        <w:jc w:val="center"/>
+        <w:spacing w:before="0" w:after="80"/>
       </w:pPr>
       <w:r>
         <w:rPr>
-          <w:rFonts w:ascii="Cambria" w:hAnsi="Cambria" w:cs="Cambria"/>
+          <w:rFonts w:ascii="Avenir Next" w:hAnsi="Avenir Next"/>
           <w:b/>
           <w:i w:val="0"/>
-          <w:color w:val="2F3C7E"/>
-          <w:sz w:val="46"/>
+          <w:color w:val="4A5268"/>
+          <w:sz w:val="19"/>
+          <w:u w:val="none"/>
+          <w:rFonts w:ascii="Avenir Next" w:hAnsi="Avenir Next" w:cs="Avenir Next"/>
         </w:rPr>
-        <w:t>Energy Causes Change</w:t>
+        <w:t>UNIT 1 · ENERGY TRANSFER &amp; TRANSFORMATION</w:t>
       </w:r>
     </w:p>
     <w:p>
       <w:pPr>
-        <w:jc w:val="center"/>
+        <w:spacing w:before="0" w:after="40"/>
       </w:pPr>
       <w:r>
         <w:rPr>
-          <w:rFonts w:ascii="Calibri" w:hAnsi="Calibri" w:cs="Calibri"/>
-          <w:b w:val="0"/>
-          <w:i/>
-          <w:color w:val="555555"/>
-          <w:sz w:val="24"/>
+          <w:sz w:val="4"/>
         </w:rPr>
-        <w:t>Chapter 1 Guided Notes · Grade 4 Energy Transfer &amp; Transformation</w:t>
       </w:r>
     </w:p>
     <w:p>
       <w:pPr>
-        <w:spacing w:after="40"/>
+        <w:spacing w:before="0" w:after="40"/>
       </w:pPr>
       <w:r>
         <w:rPr>
-          <w:rFonts w:ascii="Calibri" w:hAnsi="Calibri" w:cs="Calibri"/>
+          <w:rFonts w:ascii="Avenir Next" w:hAnsi="Avenir Next"/>
           <w:b/>
           <w:i w:val="0"/>
-          <w:color w:val="1F1F1F"/>
+          <w:color w:val="1F2A5A"/>
+          <w:sz w:val="46"/>
+          <w:u w:val="none"/>
+          <w:rFonts w:ascii="Avenir Next" w:hAnsi="Avenir Next" w:cs="Avenir Next"/>
+        </w:rPr>
+        <w:t>Chapter 1 · Energy Causes Change</w:t>
+      </w:r>
+    </w:p>
+    <w:tbl>
+      <w:tblPr>
+        <w:tblW w:type="auto" w:w="0"/>
+        <w:tblLook w:firstColumn="1" w:firstRow="1" w:lastColumn="0" w:lastRow="0" w:noHBand="0" w:noVBand="1" w:val="04A0"/>
+        <w:jc w:val="center"/>
+        <w:tblBorders>
+          <w:top w:val="none"/>
+          <w:left w:val="none"/>
+          <w:bottom w:val="none"/>
+          <w:right w:val="none"/>
+          <w:insideH w:val="none"/>
+          <w:insideV w:val="none"/>
+        </w:tblBorders>
+      </w:tblPr>
+      <w:tblGrid>
+        <w:gridCol w:w="10656"/>
+      </w:tblGrid>
+      <w:tr>
+        <w:tc>
+          <w:tcPr>
+            <w:tcW w:type="dxa" w:w="3024"/>
+            <w:tcMar>
+              <w:top w:w="35" w:type="dxa"/>
+              <w:left w:w="50" w:type="dxa"/>
+              <w:bottom w:w="35" w:type="dxa"/>
+              <w:right w:w="50" w:type="dxa"/>
+            </w:tcMar>
+            <w:shd w:val="clear" w:color="auto" w:fill="1A1D26"/>
+            <w:vAlign w:val="center"/>
+          </w:tcPr>
+          <w:p>
+            <w:pPr>
+              <w:jc w:val="center"/>
+            </w:pPr>
+            <w:r>
+              <w:rPr>
+                <w:rFonts w:ascii="Avenir Next" w:hAnsi="Avenir Next"/>
+                <w:b/>
+                <w:i w:val="0"/>
+                <w:color w:val="FFFFFF"/>
+                <w:sz w:val="19"/>
+                <w:u w:val="none"/>
+                <w:rFonts w:ascii="Avenir Next" w:hAnsi="Avenir Next" w:cs="Avenir Next"/>
+              </w:rPr>
+              <w:t>GUIDED NOTES</w:t>
+            </w:r>
+          </w:p>
+        </w:tc>
+      </w:tr>
+    </w:tbl>
+    <w:p>
+      <w:pPr>
+        <w:spacing w:before="0" w:after="80"/>
+      </w:pPr>
+      <w:r>
+        <w:rPr>
+          <w:sz w:val="4"/>
+        </w:rPr>
+      </w:r>
+    </w:p>
+    <w:p>
+      <w:pPr>
+        <w:spacing w:before="0" w:after="800" w:line="520" w:lineRule="exact"/>
+      </w:pPr>
+      <w:r>
+        <w:rPr>
+          <w:rFonts w:ascii="Avenir Next" w:hAnsi="Avenir Next"/>
+          <w:b/>
+          <w:i w:val="0"/>
+          <w:color w:val="1A1D26"/>
           <w:sz w:val="24"/>
+          <w:u w:val="none"/>
+          <w:rFonts w:ascii="Avenir Next" w:hAnsi="Avenir Next" w:cs="Avenir Next"/>
         </w:rPr>
         <w:t xml:space="preserve">Name: </w:t>
       </w:r>
       <w:r>
         <w:rPr>
-          <w:rFonts w:ascii="Calibri" w:hAnsi="Calibri" w:cs="Calibri"/>
+          <w:rFonts w:ascii="Avenir Next" w:hAnsi="Avenir Next"/>
           <w:b w:val="0"/>
           <w:i w:val="0"/>
-          <w:color w:val="1F1F1F"/>
+          <w:color w:val="1A1D26"/>
           <w:sz w:val="24"/>
           <w:u w:val="single"/>
+          <w:rFonts w:ascii="Avenir Next" w:hAnsi="Avenir Next" w:cs="Avenir Next"/>
         </w:rPr>
-        <w:t>____________________________</w:t>
+        <w:t>__________________________</w:t>
       </w:r>
       <w:r>
         <w:rPr>
-          <w:rFonts w:ascii="Calibri" w:hAnsi="Calibri" w:cs="Calibri"/>
+          <w:rFonts w:ascii="Avenir Next" w:hAnsi="Avenir Next"/>
           <w:b/>
           <w:i w:val="0"/>
-          <w:color w:val="1F1F1F"/>
+          <w:color w:val="1A1D26"/>
           <w:sz w:val="24"/>
+          <w:u w:val="none"/>
+          <w:rFonts w:ascii="Avenir Next" w:hAnsi="Avenir Next" w:cs="Avenir Next"/>
         </w:rPr>
-        <w:t xml:space="preserve">      Date: </w:t>
+        <w:t xml:space="preserve">     Homeroom:  </w:t>
       </w:r>
       <w:r>
         <w:rPr>
-          <w:rFonts w:ascii="Calibri" w:hAnsi="Calibri" w:cs="Calibri"/>
+          <w:rFonts w:ascii="Avenir Next" w:hAnsi="Avenir Next"/>
           <w:b w:val="0"/>
           <w:i w:val="0"/>
-          <w:color w:val="1F1F1F"/>
+          <w:color w:val="1A1D26"/>
           <w:sz w:val="24"/>
-          <w:u w:val="single"/>
+          <w:u w:val="none"/>
+          <w:rFonts w:ascii="Avenir Next" w:hAnsi="Avenir Next" w:cs="Avenir Next"/>
         </w:rPr>
-        <w:t>________________</w:t>
+        <w:t>○  4A</w:t>
+      </w:r>
+      <w:r>
+        <w:rPr>
+          <w:rFonts w:ascii="Avenir Next" w:hAnsi="Avenir Next"/>
+          <w:b w:val="0"/>
+          <w:i w:val="0"/>
+          <w:color w:val="1A1D26"/>
+          <w:sz w:val="24"/>
+          <w:u w:val="none"/>
+          <w:rFonts w:ascii="Avenir Next" w:hAnsi="Avenir Next" w:cs="Avenir Next"/>
+        </w:rPr>
+        <w:t xml:space="preserve">  ○  4B</w:t>
+      </w:r>
+      <w:r>
+        <w:rPr>
+          <w:rFonts w:ascii="Avenir Next" w:hAnsi="Avenir Next"/>
+          <w:b w:val="0"/>
+          <w:i w:val="0"/>
+          <w:color w:val="1A1D26"/>
+          <w:sz w:val="24"/>
+          <w:u w:val="none"/>
+          <w:rFonts w:ascii="Avenir Next" w:hAnsi="Avenir Next" w:cs="Avenir Next"/>
+        </w:rPr>
+        <w:t xml:space="preserve">  ○  4C</w:t>
+      </w:r>
+      <w:r>
+        <w:rPr>
+          <w:rFonts w:ascii="Avenir Next" w:hAnsi="Avenir Next"/>
+          <w:b w:val="0"/>
+          <w:i w:val="0"/>
+          <w:color w:val="1A1D26"/>
+          <w:sz w:val="24"/>
+          <w:u w:val="none"/>
+          <w:rFonts w:ascii="Avenir Next" w:hAnsi="Avenir Next" w:cs="Avenir Next"/>
+        </w:rPr>
+        <w:t xml:space="preserve">  ○  4D</w:t>
       </w:r>
     </w:p>
     <w:tbl>
@@ -84,50 +200,42 @@
         <w:tblW w:type="auto" w:w="0"/>
         <w:tblLook w:firstColumn="1" w:firstRow="1" w:lastColumn="0" w:lastRow="0" w:noHBand="0" w:noVBand="1" w:val="04A0"/>
         <w:tblBorders>
-          <w:top w:val="none" w:sz="0" w:space="0" w:color="FFFFFF"/>
-          <w:left w:val="none" w:sz="0" w:space="0" w:color="FFFFFF"/>
-          <w:bottom w:val="none" w:sz="0" w:space="0" w:color="FFFFFF"/>
-          <w:right w:val="none" w:sz="0" w:space="0" w:color="FFFFFF"/>
-          <w:insideH w:val="none" w:sz="0" w:space="0" w:color="FFFFFF"/>
-          <w:insideV w:val="none" w:sz="0" w:space="0" w:color="FFFFFF"/>
+          <w:top w:val="none"/>
+          <w:left w:val="none"/>
+          <w:bottom w:val="none"/>
+          <w:right w:val="none"/>
+          <w:insideH w:val="none"/>
+          <w:insideV w:val="none"/>
         </w:tblBorders>
       </w:tblPr>
       <w:tblGrid>
-        <w:gridCol w:w="10080"/>
+        <w:gridCol w:w="10656"/>
       </w:tblGrid>
       <w:tr>
         <w:tc>
           <w:tcPr>
-            <w:tcW w:type="dxa" w:w="10080"/>
+            <w:tcW w:type="dxa" w:w="10656"/>
             <w:tcMar>
-              <w:top w:w="60" w:type="dxa"/>
-              <w:left w:w="120" w:type="dxa"/>
-              <w:bottom w:w="60" w:type="dxa"/>
-              <w:right w:w="120" w:type="dxa"/>
+              <w:top w:w="70" w:type="dxa"/>
+              <w:left w:w="110" w:type="dxa"/>
+              <w:bottom w:w="70" w:type="dxa"/>
+              <w:right w:w="110" w:type="dxa"/>
             </w:tcMar>
-            <w:shd w:fill="2F3C7E"/>
+            <w:shd w:val="clear" w:color="auto" w:fill="1F2A5A"/>
+            <w:vAlign w:val="center"/>
           </w:tcPr>
           <w:p>
             <w:r>
               <w:rPr>
-                <w:rFonts w:ascii="Calibri" w:hAnsi="Calibri" w:cs="Calibri"/>
-                <w:b/>
-                <w:i w:val="0"/>
-                <w:caps/>
-                <w:color w:val="E8C54A"/>
-                <w:sz w:val="26"/>
-              </w:rPr>
-              <w:t xml:space="preserve">BIG QUESTION   </w:t>
-            </w:r>
-            <w:r>
-              <w:rPr>
-                <w:rFonts w:ascii="Calibri" w:hAnsi="Calibri" w:cs="Calibri"/>
+                <w:rFonts w:ascii="Avenir Next" w:hAnsi="Avenir Next"/>
                 <w:b/>
                 <w:i w:val="0"/>
                 <w:color w:val="FFFFFF"/>
-                <w:sz w:val="30"/>
+                <w:sz w:val="32"/>
+                <w:u w:val="none"/>
+                <w:rFonts w:ascii="Avenir Next" w:hAnsi="Avenir Next" w:cs="Avenir Next"/>
               </w:rPr>
-              <w:t>Where can we observe evidence of energy causing change?</w:t>
+              <w:t>BQ   Where can we observe evidence of energy causing change?</w:t>
             </w:r>
           </w:p>
         </w:tc>
@@ -135,162 +243,67 @@
     </w:tbl>
     <w:p>
       <w:pPr>
-        <w:spacing w:after="80"/>
-      </w:pPr>
-    </w:p>
-    <w:p>
-      <w:pPr>
-        <w:spacing w:before="100" w:after="40"/>
+        <w:spacing w:before="0" w:after="80"/>
       </w:pPr>
       <w:r>
         <w:rPr>
-          <w:rFonts w:ascii="Calibri" w:hAnsi="Calibri" w:cs="Calibri"/>
-          <w:b/>
-          <w:i w:val="0"/>
-          <w:caps/>
-          <w:color w:val="2F3C7E"/>
-          <w:sz w:val="32"/>
+          <w:sz w:val="4"/>
         </w:rPr>
-        <w:t>Key Words</w:t>
       </w:r>
     </w:p>
     <w:p>
       <w:pPr>
-        <w:spacing w:after="60"/>
+        <w:spacing w:before="0" w:after="80"/>
       </w:pPr>
       <w:r>
         <w:rPr>
-          <w:rFonts w:ascii="Calibri" w:hAnsi="Calibri" w:cs="Calibri"/>
-          <w:b w:val="0"/>
+          <w:rFonts w:ascii="Avenir Next" w:hAnsi="Avenir Next"/>
+          <w:b/>
           <w:i w:val="0"/>
-          <w:color w:val="1F1F1F"/>
-          <w:sz w:val="26"/>
+          <w:color w:val="1F2A5A"/>
+          <w:sz w:val="29"/>
+          <w:u w:val="none"/>
+          <w:rFonts w:ascii="Avenir Next" w:hAnsi="Avenir Next" w:cs="Avenir Next"/>
         </w:rPr>
-        <w:t xml:space="preserve">energy — Energy is the ability to cause </w:t>
-      </w:r>
-      <w:r>
-        <w:rPr>
-          <w:rFonts w:ascii="Calibri" w:hAnsi="Calibri" w:cs="Calibri"/>
-          <w:b w:val="0"/>
-          <w:i w:val="0"/>
-          <w:color w:val="1F1F1F"/>
-          <w:sz w:val="26"/>
-          <w:u w:val="single"/>
-        </w:rPr>
-        <w:t>________________________</w:t>
-      </w:r>
-      <w:r>
-        <w:rPr>
-          <w:rFonts w:ascii="Calibri" w:hAnsi="Calibri" w:cs="Calibri"/>
-          <w:b w:val="0"/>
-          <w:i w:val="0"/>
-          <w:color w:val="1F1F1F"/>
-          <w:sz w:val="26"/>
-        </w:rPr>
-        <w:t xml:space="preserve"> .</w:t>
+        <w:t>My first thinking</w:t>
       </w:r>
     </w:p>
     <w:p>
       <w:pPr>
-        <w:spacing w:after="60"/>
+        <w:spacing w:before="0" w:after="0" w:line="560" w:lineRule="exact"/>
+        <w:pBdr>
+          <w:bottom w:val="single" w:sz="8" w:space="4" w:color="1A1D26"/>
+        </w:pBdr>
       </w:pPr>
       <w:r>
         <w:rPr>
-          <w:rFonts w:ascii="Calibri" w:hAnsi="Calibri" w:cs="Calibri"/>
+          <w:rFonts w:ascii="Avenir Next" w:hAnsi="Avenir Next"/>
           <w:b w:val="0"/>
           <w:i w:val="0"/>
-          <w:color w:val="1F1F1F"/>
-          <w:sz w:val="26"/>
+          <w:color w:val="1A1D26"/>
+          <w:sz w:val="29"/>
+          <w:u w:val="none"/>
+          <w:rFonts w:ascii="Avenir Next" w:hAnsi="Avenir Next" w:cs="Avenir Next"/>
         </w:rPr>
-        <w:t xml:space="preserve">change — Change means something becomes </w:t>
-      </w:r>
-      <w:r>
-        <w:rPr>
-          <w:rFonts w:ascii="Calibri" w:hAnsi="Calibri" w:cs="Calibri"/>
-          <w:b w:val="0"/>
-          <w:i w:val="0"/>
-          <w:color w:val="1F1F1F"/>
-          <w:sz w:val="26"/>
-          <w:u w:val="single"/>
-        </w:rPr>
-        <w:t>________________________</w:t>
-      </w:r>
-      <w:r>
-        <w:rPr>
-          <w:rFonts w:ascii="Calibri" w:hAnsi="Calibri" w:cs="Calibri"/>
-          <w:b w:val="0"/>
-          <w:i w:val="0"/>
-          <w:color w:val="1F1F1F"/>
-          <w:sz w:val="26"/>
-        </w:rPr>
-        <w:t xml:space="preserve"> .</w:t>
       </w:r>
     </w:p>
     <w:p>
       <w:pPr>
-        <w:spacing w:after="60"/>
+        <w:spacing w:before="0" w:after="0" w:line="560" w:lineRule="exact"/>
+        <w:pBdr>
+          <w:bottom w:val="single" w:sz="8" w:space="4" w:color="1A1D26"/>
+        </w:pBdr>
       </w:pPr>
       <w:r>
         <w:rPr>
-          <w:rFonts w:ascii="Calibri" w:hAnsi="Calibri" w:cs="Calibri"/>
+          <w:rFonts w:ascii="Avenir Next" w:hAnsi="Avenir Next"/>
           <w:b w:val="0"/>
           <w:i w:val="0"/>
-          <w:color w:val="1F1F1F"/>
-          <w:sz w:val="26"/>
+          <w:color w:val="1A1D26"/>
+          <w:sz w:val="29"/>
+          <w:u w:val="none"/>
+          <w:rFonts w:ascii="Avenir Next" w:hAnsi="Avenir Next" w:cs="Avenir Next"/>
         </w:rPr>
-        <w:t xml:space="preserve">evidence — Evidence is something we observe that helps us </w:t>
-      </w:r>
-      <w:r>
-        <w:rPr>
-          <w:rFonts w:ascii="Calibri" w:hAnsi="Calibri" w:cs="Calibri"/>
-          <w:b w:val="0"/>
-          <w:i w:val="0"/>
-          <w:color w:val="1F1F1F"/>
-          <w:sz w:val="26"/>
-          <w:u w:val="single"/>
-        </w:rPr>
-        <w:t>________________</w:t>
-      </w:r>
-      <w:r>
-        <w:rPr>
-          <w:rFonts w:ascii="Calibri" w:hAnsi="Calibri" w:cs="Calibri"/>
-          <w:b w:val="0"/>
-          <w:i w:val="0"/>
-          <w:color w:val="1F1F1F"/>
-          <w:sz w:val="26"/>
-        </w:rPr>
-        <w:t xml:space="preserve"> what happened.</w:t>
-      </w:r>
-    </w:p>
-    <w:p>
-      <w:pPr>
-        <w:spacing w:before="100" w:after="40"/>
-      </w:pPr>
-      <w:r>
-        <w:rPr>
-          <w:rFonts w:ascii="Calibri" w:hAnsi="Calibri" w:cs="Calibri"/>
-          <w:b/>
-          <w:i w:val="0"/>
-          <w:caps/>
-          <w:color w:val="2F3C7E"/>
-          <w:sz w:val="32"/>
-        </w:rPr>
-        <w:t>Model It</w:t>
-      </w:r>
-    </w:p>
-    <w:p>
-      <w:pPr>
-        <w:spacing w:before="0" w:after="30"/>
-      </w:pPr>
-      <w:r>
-        <w:rPr>
-          <w:rFonts w:ascii="Calibri" w:hAnsi="Calibri" w:cs="Calibri"/>
-          <w:b w:val="0"/>
-          <w:i/>
-          <w:color w:val="555555"/>
-          <w:sz w:val="24"/>
-        </w:rPr>
-        <w:t>Energy causes a change. The change is our evidence.</w:t>
       </w:r>
     </w:p>
     <w:tbl>
@@ -298,33 +311,361 @@
         <w:tblW w:type="auto" w:w="0"/>
         <w:tblLook w:firstColumn="1" w:firstRow="1" w:lastColumn="0" w:lastRow="0" w:noHBand="0" w:noVBand="1" w:val="04A0"/>
         <w:tblBorders>
-          <w:top w:val="none" w:sz="0" w:space="0" w:color="FFFFFF"/>
-          <w:left w:val="none" w:sz="0" w:space="0" w:color="FFFFFF"/>
-          <w:bottom w:val="none" w:sz="0" w:space="0" w:color="FFFFFF"/>
-          <w:right w:val="none" w:sz="0" w:space="0" w:color="FFFFFF"/>
-          <w:insideH w:val="none" w:sz="0" w:space="0" w:color="FFFFFF"/>
-          <w:insideV w:val="none" w:sz="0" w:space="0" w:color="FFFFFF"/>
+          <w:top w:val="none"/>
+          <w:left w:val="none"/>
+          <w:bottom w:val="none"/>
+          <w:right w:val="none"/>
+          <w:insideH w:val="none"/>
+          <w:insideV w:val="none"/>
         </w:tblBorders>
       </w:tblPr>
       <w:tblGrid>
-        <w:gridCol w:w="2016"/>
-        <w:gridCol w:w="2016"/>
-        <w:gridCol w:w="2016"/>
-        <w:gridCol w:w="2016"/>
-        <w:gridCol w:w="2016"/>
+        <w:gridCol w:w="10656"/>
       </w:tblGrid>
       <w:tr>
         <w:tc>
           <w:tcPr>
-            <w:tcW w:type="dxa" w:w="2620"/>
+            <w:tcW w:type="dxa" w:w="10656"/>
+            <w:tcMar>
+              <w:top w:w="12" w:type="dxa"/>
+              <w:left w:w="0" w:type="dxa"/>
+              <w:bottom w:w="18" w:type="dxa"/>
+              <w:right w:w="0" w:type="dxa"/>
+            </w:tcMar>
+          </w:tcPr>
+          <w:p>
+            <w:pPr>
+              <w:pBdr>
+                <w:bottom w:val="single" w:sz="10" w:color="1F2A5A"/>
+              </w:pBdr>
+            </w:pPr>
+            <w:r>
+              <w:rPr>
+                <w:rFonts w:ascii="Avenir Next" w:hAnsi="Avenir Next"/>
+                <w:b/>
+                <w:i w:val="0"/>
+                <w:color w:val="A67C16"/>
+                <w:sz w:val="32"/>
+                <w:u w:val="none"/>
+                <w:rFonts w:ascii="Avenir Next" w:hAnsi="Avenir Next" w:cs="Avenir Next"/>
+              </w:rPr>
+              <w:t xml:space="preserve">V1   </w:t>
+            </w:r>
+            <w:r>
+              <w:rPr>
+                <w:rFonts w:ascii="Avenir Next" w:hAnsi="Avenir Next"/>
+                <w:b/>
+                <w:i w:val="0"/>
+                <w:color w:val="1F2A5A"/>
+                <w:sz w:val="32"/>
+                <w:u w:val="none"/>
+                <w:rFonts w:ascii="Avenir Next" w:hAnsi="Avenir Next" w:cs="Avenir Next"/>
+              </w:rPr>
+              <w:t>VOCABULARY — ENERGY &amp; CHANGE</w:t>
+            </w:r>
+          </w:p>
+        </w:tc>
+      </w:tr>
+    </w:tbl>
+    <w:p>
+      <w:pPr>
+        <w:spacing w:before="0" w:after="80"/>
+      </w:pPr>
+      <w:r>
+        <w:rPr>
+          <w:rFonts w:ascii="Avenir Next" w:hAnsi="Avenir Next"/>
+          <w:b w:val="0"/>
+          <w:i/>
+          <w:color w:val="4A5268"/>
+          <w:sz w:val="19"/>
+          <w:u w:val="none"/>
+          <w:rFonts w:ascii="Avenir Next" w:hAnsi="Avenir Next" w:cs="Avenir Next"/>
+        </w:rPr>
+        <w:t>Reader p. 1</w:t>
+      </w:r>
+    </w:p>
+    <w:p>
+      <w:pPr>
+        <w:spacing w:before="0" w:after="80" w:line="520" w:lineRule="exact"/>
+      </w:pPr>
+      <w:r>
+        <w:rPr>
+          <w:rFonts w:ascii="Avenir Next" w:hAnsi="Avenir Next"/>
+          <w:b w:val="0"/>
+          <w:i w:val="0"/>
+          <w:color w:val="1A1D26"/>
+          <w:sz w:val="28"/>
+          <w:u w:val="none"/>
+          <w:rFonts w:ascii="Avenir Next" w:hAnsi="Avenir Next" w:cs="Avenir Next"/>
+        </w:rPr>
+        <w:t xml:space="preserve">energy — the ability to cause </w:t>
+      </w:r>
+      <w:r>
+        <w:rPr>
+          <w:rFonts w:ascii="Avenir Next" w:hAnsi="Avenir Next"/>
+          <w:b w:val="0"/>
+          <w:i w:val="0"/>
+          <w:color w:val="1A1D26"/>
+          <w:sz w:val="28"/>
+          <w:u w:val="single"/>
+          <w:rFonts w:ascii="Avenir Next" w:hAnsi="Avenir Next" w:cs="Avenir Next"/>
+        </w:rPr>
+        <w:t>______________</w:t>
+      </w:r>
+      <w:r>
+        <w:rPr>
+          <w:rFonts w:ascii="Avenir Next" w:hAnsi="Avenir Next"/>
+          <w:b w:val="0"/>
+          <w:i w:val="0"/>
+          <w:color w:val="1A1D26"/>
+          <w:sz w:val="28"/>
+          <w:u w:val="none"/>
+          <w:rFonts w:ascii="Avenir Next" w:hAnsi="Avenir Next" w:cs="Avenir Next"/>
+        </w:rPr>
+        <w:t xml:space="preserve"> .</w:t>
+      </w:r>
+    </w:p>
+    <w:p>
+      <w:pPr>
+        <w:spacing w:before="0" w:after="80" w:line="520" w:lineRule="exact"/>
+      </w:pPr>
+      <w:r>
+        <w:rPr>
+          <w:rFonts w:ascii="Avenir Next" w:hAnsi="Avenir Next"/>
+          <w:b w:val="0"/>
+          <w:i w:val="0"/>
+          <w:color w:val="1A1D26"/>
+          <w:sz w:val="28"/>
+          <w:u w:val="none"/>
+          <w:rFonts w:ascii="Avenir Next" w:hAnsi="Avenir Next" w:cs="Avenir Next"/>
+        </w:rPr>
+        <w:t xml:space="preserve">change — to become </w:t>
+      </w:r>
+      <w:r>
+        <w:rPr>
+          <w:rFonts w:ascii="Avenir Next" w:hAnsi="Avenir Next"/>
+          <w:b w:val="0"/>
+          <w:i w:val="0"/>
+          <w:color w:val="1A1D26"/>
+          <w:sz w:val="28"/>
+          <w:u w:val="single"/>
+          <w:rFonts w:ascii="Avenir Next" w:hAnsi="Avenir Next" w:cs="Avenir Next"/>
+        </w:rPr>
+        <w:t>________________</w:t>
+      </w:r>
+      <w:r>
+        <w:rPr>
+          <w:rFonts w:ascii="Avenir Next" w:hAnsi="Avenir Next"/>
+          <w:b w:val="0"/>
+          <w:i w:val="0"/>
+          <w:color w:val="1A1D26"/>
+          <w:sz w:val="28"/>
+          <w:u w:val="none"/>
+          <w:rFonts w:ascii="Avenir Next" w:hAnsi="Avenir Next" w:cs="Avenir Next"/>
+        </w:rPr>
+        <w:t xml:space="preserve"> .</w:t>
+      </w:r>
+    </w:p>
+    <w:tbl>
+      <w:tblPr>
+        <w:tblW w:type="auto" w:w="0"/>
+        <w:tblLook w:firstColumn="1" w:firstRow="1" w:lastColumn="0" w:lastRow="0" w:noHBand="0" w:noVBand="1" w:val="04A0"/>
+        <w:tblBorders>
+          <w:top w:val="none"/>
+          <w:left w:val="none"/>
+          <w:bottom w:val="none"/>
+          <w:right w:val="none"/>
+          <w:insideH w:val="none"/>
+          <w:insideV w:val="none"/>
+        </w:tblBorders>
+      </w:tblPr>
+      <w:tblGrid>
+        <w:gridCol w:w="10656"/>
+      </w:tblGrid>
+      <w:tr>
+        <w:tc>
+          <w:tcPr>
+            <w:tcW w:type="dxa" w:w="10656"/>
+            <w:tcMar>
+              <w:top w:w="12" w:type="dxa"/>
+              <w:left w:w="0" w:type="dxa"/>
+              <w:bottom w:w="18" w:type="dxa"/>
+              <w:right w:w="0" w:type="dxa"/>
+            </w:tcMar>
+          </w:tcPr>
+          <w:p>
+            <w:pPr>
+              <w:pBdr>
+                <w:bottom w:val="single" w:sz="10" w:color="1F2A5A"/>
+              </w:pBdr>
+            </w:pPr>
+            <w:r>
+              <w:rPr>
+                <w:rFonts w:ascii="Avenir Next" w:hAnsi="Avenir Next"/>
+                <w:b/>
+                <w:i w:val="0"/>
+                <w:color w:val="A67C16"/>
+                <w:sz w:val="32"/>
+                <w:u w:val="none"/>
+                <w:rFonts w:ascii="Avenir Next" w:hAnsi="Avenir Next" w:cs="Avenir Next"/>
+              </w:rPr>
+              <w:t xml:space="preserve">N1   </w:t>
+            </w:r>
+            <w:r>
+              <w:rPr>
+                <w:rFonts w:ascii="Avenir Next" w:hAnsi="Avenir Next"/>
+                <w:b/>
+                <w:i w:val="0"/>
+                <w:color w:val="1F2A5A"/>
+                <w:sz w:val="32"/>
+                <w:u w:val="none"/>
+                <w:rFonts w:ascii="Avenir Next" w:hAnsi="Avenir Next" w:cs="Avenir Next"/>
+              </w:rPr>
+              <w:t>ENERGY CAUSES CHANGE</w:t>
+            </w:r>
+          </w:p>
+        </w:tc>
+      </w:tr>
+    </w:tbl>
+    <w:p>
+      <w:pPr>
+        <w:spacing w:before="0" w:after="80"/>
+      </w:pPr>
+      <w:r>
+        <w:rPr>
+          <w:rFonts w:ascii="Avenir Next" w:hAnsi="Avenir Next"/>
+          <w:b w:val="0"/>
+          <w:i/>
+          <w:color w:val="4A5268"/>
+          <w:sz w:val="19"/>
+          <w:u w:val="none"/>
+          <w:rFonts w:ascii="Avenir Next" w:hAnsi="Avenir Next" w:cs="Avenir Next"/>
+        </w:rPr>
+        <w:t>Reader pp. 1–2</w:t>
+      </w:r>
+    </w:p>
+    <w:p>
+      <w:pPr>
+        <w:spacing w:before="0" w:after="80" w:line="520" w:lineRule="exact"/>
+      </w:pPr>
+      <w:r>
+        <w:rPr>
+          <w:rFonts w:ascii="Avenir Next" w:hAnsi="Avenir Next"/>
+          <w:b/>
+          <w:i w:val="0"/>
+          <w:color w:val="1A1D26"/>
+          <w:sz w:val="28"/>
+          <w:u w:val="none"/>
+          <w:rFonts w:ascii="Avenir Next" w:hAnsi="Avenir Next" w:cs="Avenir Next"/>
+        </w:rPr>
+        <w:t xml:space="preserve">Energy has the ability to </w:t>
+      </w:r>
+      <w:r>
+        <w:rPr>
+          <w:rFonts w:ascii="Avenir Next" w:hAnsi="Avenir Next"/>
+          <w:b w:val="0"/>
+          <w:i w:val="0"/>
+          <w:color w:val="1A1D26"/>
+          <w:sz w:val="28"/>
+          <w:u w:val="single"/>
+          <w:rFonts w:ascii="Avenir Next" w:hAnsi="Avenir Next" w:cs="Avenir Next"/>
+        </w:rPr>
+        <w:t>_________</w:t>
+      </w:r>
+      <w:r>
+        <w:rPr>
+          <w:rFonts w:ascii="Avenir Next" w:hAnsi="Avenir Next"/>
+          <w:b w:val="0"/>
+          <w:i w:val="0"/>
+          <w:color w:val="1A1D26"/>
+          <w:sz w:val="28"/>
+          <w:u w:val="none"/>
+          <w:rFonts w:ascii="Avenir Next" w:hAnsi="Avenir Next" w:cs="Avenir Next"/>
+        </w:rPr>
+        <w:t xml:space="preserve">  </w:t>
+      </w:r>
+      <w:r>
+        <w:rPr>
+          <w:rFonts w:ascii="Avenir Next" w:hAnsi="Avenir Next"/>
+          <w:b w:val="0"/>
+          <w:i w:val="0"/>
+          <w:color w:val="1A1D26"/>
+          <w:sz w:val="28"/>
+          <w:u w:val="single"/>
+          <w:rFonts w:ascii="Avenir Next" w:hAnsi="Avenir Next" w:cs="Avenir Next"/>
+        </w:rPr>
+        <w:t>______________</w:t>
+      </w:r>
+      <w:r>
+        <w:rPr>
+          <w:rFonts w:ascii="Avenir Next" w:hAnsi="Avenir Next"/>
+          <w:b w:val="0"/>
+          <w:i w:val="0"/>
+          <w:color w:val="1A1D26"/>
+          <w:sz w:val="28"/>
+          <w:u w:val="none"/>
+          <w:rFonts w:ascii="Avenir Next" w:hAnsi="Avenir Next" w:cs="Avenir Next"/>
+        </w:rPr>
+        <w:t xml:space="preserve"> .</w:t>
+      </w:r>
+    </w:p>
+    <w:p>
+      <w:pPr>
+        <w:spacing w:before="0" w:after="120"/>
+      </w:pPr>
+      <w:r>
+        <w:rPr>
+          <w:rFonts w:ascii="Avenir Next" w:hAnsi="Avenir Next"/>
+          <w:b w:val="0"/>
+          <w:i/>
+          <w:color w:val="4A5268"/>
+          <w:sz w:val="24"/>
+          <w:u w:val="none"/>
+          <w:rFonts w:ascii="Avenir Next" w:hAnsi="Avenir Next" w:cs="Avenir Next"/>
+        </w:rPr>
+        <w:t>When you see a change, you are seeing evidence of energy.</w:t>
+      </w:r>
+    </w:p>
+    <w:tbl>
+      <w:tblPr>
+        <w:tblW w:type="auto" w:w="0"/>
+        <w:tblLook w:firstColumn="1" w:firstRow="1" w:lastColumn="0" w:lastRow="0" w:noHBand="0" w:noVBand="1" w:val="04A0"/>
+        <w:jc w:val="center"/>
+        <w:tblBorders>
+          <w:top w:val="none"/>
+          <w:left w:val="none"/>
+          <w:bottom w:val="none"/>
+          <w:right w:val="none"/>
+          <w:insideH w:val="none"/>
+          <w:insideV w:val="none"/>
+        </w:tblBorders>
+      </w:tblPr>
+      <w:tblGrid>
+        <w:gridCol w:w="2131"/>
+        <w:gridCol w:w="2131"/>
+        <w:gridCol w:w="2131"/>
+        <w:gridCol w:w="2131"/>
+        <w:gridCol w:w="2131"/>
+      </w:tblGrid>
+      <w:tr>
+        <w:trPr>
+          <w:trHeight w:val="440" w:hRule="exact"/>
+          <w:trHeight w:val="440" w:hRule="exact"/>
+          <w:trHeight w:val="440" w:hRule="exact"/>
+          <w:trHeight w:val="440" w:hRule="exact"/>
+          <w:trHeight w:val="440" w:hRule="exact"/>
+        </w:trPr>
+        <w:tc>
+          <w:tcPr>
+            <w:tcW w:type="dxa" w:w="2736"/>
             <w:tcMar>
               <w:top w:w="40" w:type="dxa"/>
-              <w:left w:w="8" w:type="dxa"/>
+              <w:left w:w="6" w:type="dxa"/>
               <w:bottom w:w="40" w:type="dxa"/>
-              <w:right w:w="8" w:type="dxa"/>
+              <w:right w:w="6" w:type="dxa"/>
             </w:tcMar>
             <w:vAlign w:val="center"/>
-            <w:shd w:fill="2F3C7E"/>
+            <w:shd w:val="clear" w:color="auto" w:fill="1F2A5A"/>
           </w:tcPr>
           <w:p>
             <w:pPr>
@@ -332,11 +673,13 @@
             </w:pPr>
             <w:r>
               <w:rPr>
-                <w:rFonts w:ascii="Calibri" w:hAnsi="Calibri" w:cs="Calibri"/>
+                <w:rFonts w:ascii="Avenir Next" w:hAnsi="Avenir Next"/>
                 <w:b/>
                 <w:i w:val="0"/>
                 <w:color w:val="FFFFFF"/>
-                <w:sz w:val="26"/>
+                <w:sz w:val="28"/>
+                <w:u w:val="none"/>
+                <w:rFonts w:ascii="Avenir Next" w:hAnsi="Avenir Next" w:cs="Avenir Next"/>
               </w:rPr>
               <w:t>ENERGY</w:t>
             </w:r>
@@ -344,12 +687,12 @@
         </w:tc>
         <w:tc>
           <w:tcPr>
-            <w:tcW w:type="dxa" w:w="700"/>
+            <w:tcW w:type="dxa" w:w="792"/>
             <w:tcMar>
               <w:top w:w="40" w:type="dxa"/>
-              <w:left w:w="8" w:type="dxa"/>
+              <w:left w:w="6" w:type="dxa"/>
               <w:bottom w:w="40" w:type="dxa"/>
-              <w:right w:w="8" w:type="dxa"/>
+              <w:right w:w="6" w:type="dxa"/>
             </w:tcMar>
             <w:vAlign w:val="center"/>
           </w:tcPr>
@@ -359,11 +702,13 @@
             </w:pPr>
             <w:r>
               <w:rPr>
-                <w:rFonts w:ascii="Calibri" w:hAnsi="Calibri" w:cs="Calibri"/>
+                <w:rFonts w:ascii="Avenir Next" w:hAnsi="Avenir Next"/>
                 <w:b/>
                 <w:i w:val="0"/>
-                <w:color w:val="C03D3D"/>
-                <w:sz w:val="30"/>
+                <w:color w:val="A67C16"/>
+                <w:sz w:val="32"/>
+                <w:u w:val="none"/>
+                <w:rFonts w:ascii="Avenir Next" w:hAnsi="Avenir Next" w:cs="Avenir Next"/>
               </w:rPr>
               <w:t>→</w:t>
             </w:r>
@@ -371,15 +716,15 @@
         </w:tc>
         <w:tc>
           <w:tcPr>
-            <w:tcW w:type="dxa" w:w="2620"/>
+            <w:tcW w:type="dxa" w:w="2736"/>
             <w:tcMar>
               <w:top w:w="40" w:type="dxa"/>
-              <w:left w:w="8" w:type="dxa"/>
+              <w:left w:w="6" w:type="dxa"/>
               <w:bottom w:w="40" w:type="dxa"/>
-              <w:right w:w="8" w:type="dxa"/>
+              <w:right w:w="6" w:type="dxa"/>
             </w:tcMar>
             <w:vAlign w:val="center"/>
-            <w:shd w:fill="2F3C7E"/>
+            <w:shd w:val="clear" w:color="auto" w:fill="1F2A5A"/>
           </w:tcPr>
           <w:p>
             <w:pPr>
@@ -387,11 +732,13 @@
             </w:pPr>
             <w:r>
               <w:rPr>
-                <w:rFonts w:ascii="Calibri" w:hAnsi="Calibri" w:cs="Calibri"/>
+                <w:rFonts w:ascii="Avenir Next" w:hAnsi="Avenir Next"/>
                 <w:b/>
                 <w:i w:val="0"/>
                 <w:color w:val="FFFFFF"/>
-                <w:sz w:val="26"/>
+                <w:sz w:val="28"/>
+                <w:u w:val="none"/>
+                <w:rFonts w:ascii="Avenir Next" w:hAnsi="Avenir Next" w:cs="Avenir Next"/>
               </w:rPr>
               <w:t>CHANGE</w:t>
             </w:r>
@@ -399,12 +746,12 @@
         </w:tc>
         <w:tc>
           <w:tcPr>
-            <w:tcW w:type="dxa" w:w="700"/>
+            <w:tcW w:type="dxa" w:w="792"/>
             <w:tcMar>
               <w:top w:w="40" w:type="dxa"/>
-              <w:left w:w="8" w:type="dxa"/>
+              <w:left w:w="6" w:type="dxa"/>
               <w:bottom w:w="40" w:type="dxa"/>
-              <w:right w:w="8" w:type="dxa"/>
+              <w:right w:w="6" w:type="dxa"/>
             </w:tcMar>
             <w:vAlign w:val="center"/>
           </w:tcPr>
@@ -414,11 +761,13 @@
             </w:pPr>
             <w:r>
               <w:rPr>
-                <w:rFonts w:ascii="Calibri" w:hAnsi="Calibri" w:cs="Calibri"/>
+                <w:rFonts w:ascii="Avenir Next" w:hAnsi="Avenir Next"/>
                 <w:b/>
                 <w:i w:val="0"/>
-                <w:color w:val="C03D3D"/>
-                <w:sz w:val="30"/>
+                <w:color w:val="A67C16"/>
+                <w:sz w:val="32"/>
+                <w:u w:val="none"/>
+                <w:rFonts w:ascii="Avenir Next" w:hAnsi="Avenir Next" w:cs="Avenir Next"/>
               </w:rPr>
               <w:t>→</w:t>
             </w:r>
@@ -426,15 +775,15 @@
         </w:tc>
         <w:tc>
           <w:tcPr>
-            <w:tcW w:type="dxa" w:w="2620"/>
+            <w:tcW w:type="dxa" w:w="2736"/>
             <w:tcMar>
               <w:top w:w="40" w:type="dxa"/>
-              <w:left w:w="8" w:type="dxa"/>
+              <w:left w:w="6" w:type="dxa"/>
               <w:bottom w:w="40" w:type="dxa"/>
-              <w:right w:w="8" w:type="dxa"/>
+              <w:right w:w="6" w:type="dxa"/>
             </w:tcMar>
             <w:vAlign w:val="center"/>
-            <w:shd w:fill="2F3C7E"/>
+            <w:shd w:val="clear" w:color="auto" w:fill="1F2A5A"/>
           </w:tcPr>
           <w:p>
             <w:pPr>
@@ -442,11 +791,13 @@
             </w:pPr>
             <w:r>
               <w:rPr>
-                <w:rFonts w:ascii="Calibri" w:hAnsi="Calibri" w:cs="Calibri"/>
+                <w:rFonts w:ascii="Avenir Next" w:hAnsi="Avenir Next"/>
                 <w:b/>
                 <w:i w:val="0"/>
                 <w:color w:val="FFFFFF"/>
-                <w:sz w:val="26"/>
+                <w:sz w:val="28"/>
+                <w:u w:val="none"/>
+                <w:rFonts w:ascii="Avenir Next" w:hAnsi="Avenir Next" w:cs="Avenir Next"/>
               </w:rPr>
               <w:t>EVIDENCE</w:t>
             </w:r>
@@ -456,61 +807,58 @@
     </w:tbl>
     <w:p>
       <w:pPr>
-        <w:spacing w:after="40"/>
-      </w:pPr>
-    </w:p>
-    <w:p>
-      <w:pPr>
-        <w:spacing w:before="0" w:after="20"/>
+        <w:spacing w:before="0" w:after="80"/>
       </w:pPr>
       <w:r>
         <w:rPr>
-          <w:rFonts w:ascii="Calibri" w:hAnsi="Calibri" w:cs="Calibri"/>
-          <w:b/>
-          <w:i w:val="0"/>
-          <w:color w:val="1F1F1F"/>
-          <w:sz w:val="26"/>
+          <w:sz w:val="4"/>
         </w:rPr>
-        <w:t>In my own words:</w:t>
       </w:r>
     </w:p>
     <w:p>
       <w:pPr>
-        <w:spacing w:after="360" w:line="600" w:lineRule="exact"/>
-        <w:pBdr>
-          <w:bottom w:val="single" w:sz="8" w:space="4" w:color="1F1F1F"/>
-        </w:pBdr>
-      </w:pPr>
-    </w:p>
-    <w:p>
-      <w:pPr>
-        <w:spacing w:before="100" w:after="40"/>
+        <w:spacing w:before="0" w:after="80" w:line="520" w:lineRule="exact"/>
       </w:pPr>
       <w:r>
         <w:rPr>
-          <w:rFonts w:ascii="Calibri" w:hAnsi="Calibri" w:cs="Calibri"/>
-          <w:b/>
+          <w:rFonts w:ascii="Avenir Next" w:hAnsi="Avenir Next"/>
+          <w:b w:val="0"/>
           <w:i w:val="0"/>
-          <w:caps/>
-          <w:color w:val="2F3C7E"/>
-          <w:sz w:val="32"/>
+          <w:color w:val="1A1D26"/>
+          <w:sz w:val="28"/>
+          <w:u w:val="none"/>
+          <w:rFonts w:ascii="Avenir Next" w:hAnsi="Avenir Next" w:cs="Avenir Next"/>
         </w:rPr>
-        <w:t>Draw / Label</w:t>
+        <w:t xml:space="preserve">A change is </w:t>
+      </w:r>
+      <w:r>
+        <w:rPr>
+          <w:rFonts w:ascii="Avenir Next" w:hAnsi="Avenir Next"/>
+          <w:b w:val="0"/>
+          <w:i w:val="0"/>
+          <w:color w:val="1A1D26"/>
+          <w:sz w:val="28"/>
+          <w:u w:val="single"/>
+          <w:rFonts w:ascii="Avenir Next" w:hAnsi="Avenir Next" w:cs="Avenir Next"/>
+        </w:rPr>
+        <w:t>_______________</w:t>
+      </w:r>
+      <w:r>
+        <w:rPr>
+          <w:rFonts w:ascii="Avenir Next" w:hAnsi="Avenir Next"/>
+          <w:b w:val="0"/>
+          <w:i w:val="0"/>
+          <w:color w:val="1A1D26"/>
+          <w:sz w:val="28"/>
+          <w:u w:val="none"/>
+          <w:rFonts w:ascii="Avenir Next" w:hAnsi="Avenir Next" w:cs="Avenir Next"/>
+        </w:rPr>
+        <w:t xml:space="preserve"> that energy is involved.</w:t>
       </w:r>
     </w:p>
     <w:p>
-      <w:pPr>
-        <w:spacing w:before="0" w:after="20"/>
-      </w:pPr>
       <w:r>
-        <w:rPr>
-          <w:rFonts w:ascii="Calibri" w:hAnsi="Calibri" w:cs="Calibri"/>
-          <w:b w:val="0"/>
-          <w:i w:val="0"/>
-          <w:color w:val="555555"/>
-          <w:sz w:val="24"/>
-        </w:rPr>
-        <w:t>Pick one change from class. Draw what it looked like before and after, then write what changed.</w:t>
+        <w:br w:type="page"/>
       </w:r>
     </w:p>
     <w:tbl>
@@ -518,85 +866,57 @@
         <w:tblW w:type="auto" w:w="0"/>
         <w:tblLook w:firstColumn="1" w:firstRow="1" w:lastColumn="0" w:lastRow="0" w:noHBand="0" w:noVBand="1" w:val="04A0"/>
         <w:tblBorders>
-          <w:top w:val="none" w:sz="0" w:space="0" w:color="FFFFFF"/>
-          <w:left w:val="none" w:sz="0" w:space="0" w:color="FFFFFF"/>
-          <w:bottom w:val="none" w:sz="0" w:space="0" w:color="FFFFFF"/>
-          <w:right w:val="none" w:sz="0" w:space="0" w:color="FFFFFF"/>
-          <w:insideH w:val="none" w:sz="0" w:space="0" w:color="FFFFFF"/>
-          <w:insideV w:val="none" w:sz="0" w:space="0" w:color="FFFFFF"/>
+          <w:top w:val="none"/>
+          <w:left w:val="none"/>
+          <w:bottom w:val="none"/>
+          <w:right w:val="none"/>
+          <w:insideH w:val="none"/>
+          <w:insideV w:val="none"/>
         </w:tblBorders>
       </w:tblPr>
       <w:tblGrid>
-        <w:gridCol w:w="5040"/>
-        <w:gridCol w:w="5040"/>
+        <w:gridCol w:w="10656"/>
       </w:tblGrid>
       <w:tr>
-        <w:trPr>
-          <w:trHeight w:val="1900" w:hRule="exact"/>
-        </w:trPr>
         <w:tc>
           <w:tcPr>
-            <w:tcW w:type="dxa" w:w="4980"/>
+            <w:tcW w:type="dxa" w:w="10656"/>
             <w:tcMar>
-              <w:top w:w="20" w:type="dxa"/>
-              <w:left w:w="60" w:type="dxa"/>
-              <w:bottom w:w="20" w:type="dxa"/>
-              <w:right w:w="60" w:type="dxa"/>
+              <w:top w:w="12" w:type="dxa"/>
+              <w:left w:w="0" w:type="dxa"/>
+              <w:bottom w:w="18" w:type="dxa"/>
+              <w:right w:w="0" w:type="dxa"/>
             </w:tcMar>
-            <w:tcBorders>
-              <w:top w:sz="8" w:val="single" w:color="2F3C7E"/>
-              <w:left w:sz="8" w:val="single" w:color="2F3C7E"/>
-              <w:bottom w:sz="8" w:val="single" w:color="2F3C7E"/>
-              <w:right w:sz="8" w:val="single" w:color="2F3C7E"/>
-            </w:tcBorders>
           </w:tcPr>
           <w:p>
             <w:pPr>
-              <w:jc w:val="center"/>
+              <w:pBdr>
+                <w:bottom w:val="single" w:sz="10" w:color="1F2A5A"/>
+              </w:pBdr>
             </w:pPr>
             <w:r>
               <w:rPr>
-                <w:rFonts w:ascii="Calibri" w:hAnsi="Calibri" w:cs="Calibri"/>
+                <w:rFonts w:ascii="Avenir Next" w:hAnsi="Avenir Next"/>
                 <w:b/>
                 <w:i w:val="0"/>
-                <w:caps/>
-                <w:color w:val="C03D3D"/>
-                <w:sz w:val="26"/>
+                <w:color w:val="A67C16"/>
+                <w:sz w:val="32"/>
+                <w:u w:val="none"/>
+                <w:rFonts w:ascii="Avenir Next" w:hAnsi="Avenir Next" w:cs="Avenir Next"/>
               </w:rPr>
-              <w:t>BEFORE</w:t>
+              <w:t xml:space="preserve">N2   </w:t>
             </w:r>
-          </w:p>
-        </w:tc>
-        <w:tc>
-          <w:tcPr>
-            <w:tcW w:type="dxa" w:w="4980"/>
-            <w:tcMar>
-              <w:top w:w="20" w:type="dxa"/>
-              <w:left w:w="60" w:type="dxa"/>
-              <w:bottom w:w="20" w:type="dxa"/>
-              <w:right w:w="60" w:type="dxa"/>
-            </w:tcMar>
-            <w:tcBorders>
-              <w:top w:sz="8" w:val="single" w:color="2F3C7E"/>
-              <w:left w:sz="8" w:val="single" w:color="2F3C7E"/>
-              <w:bottom w:sz="8" w:val="single" w:color="2F3C7E"/>
-              <w:right w:sz="8" w:val="single" w:color="2F3C7E"/>
-            </w:tcBorders>
-          </w:tcPr>
-          <w:p>
-            <w:pPr>
-              <w:jc w:val="center"/>
-            </w:pPr>
             <w:r>
               <w:rPr>
-                <w:rFonts w:ascii="Calibri" w:hAnsi="Calibri" w:cs="Calibri"/>
+                <w:rFonts w:ascii="Avenir Next" w:hAnsi="Avenir Next"/>
                 <w:b/>
                 <w:i w:val="0"/>
-                <w:caps/>
-                <w:color w:val="C03D3D"/>
-                <w:sz w:val="26"/>
+                <w:color w:val="1F2A5A"/>
+                <w:sz w:val="32"/>
+                <w:u w:val="none"/>
+                <w:rFonts w:ascii="Avenir Next" w:hAnsi="Avenir Next" w:cs="Avenir Next"/>
               </w:rPr>
-              <w:t>AFTER</w:t>
+              <w:t>ENERGY OCCURS IN DIFFERENT FORMS</w:t>
             </w:r>
           </w:p>
         </w:tc>
@@ -604,137 +924,36 @@
     </w:tbl>
     <w:p>
       <w:pPr>
-        <w:spacing w:after="60"/>
+        <w:spacing w:before="0" w:after="80"/>
       </w:pPr>
       <w:r>
         <w:rPr>
-          <w:rFonts w:ascii="Calibri" w:hAnsi="Calibri" w:cs="Calibri"/>
+          <w:rFonts w:ascii="Avenir Next" w:hAnsi="Avenir Next"/>
           <w:b w:val="0"/>
-          <w:i w:val="0"/>
-          <w:color w:val="1F1F1F"/>
-          <w:sz w:val="24"/>
+          <w:i/>
+          <w:color w:val="4A5268"/>
+          <w:sz w:val="19"/>
+          <w:u w:val="none"/>
+          <w:rFonts w:ascii="Avenir Next" w:hAnsi="Avenir Next" w:cs="Avenir Next"/>
         </w:rPr>
-        <w:t xml:space="preserve">What changed? </w:t>
-      </w:r>
-      <w:r>
-        <w:rPr>
-          <w:rFonts w:ascii="Calibri" w:hAnsi="Calibri" w:cs="Calibri"/>
-          <w:b w:val="0"/>
-          <w:i w:val="0"/>
-          <w:color w:val="1F1F1F"/>
-          <w:sz w:val="24"/>
-          <w:u w:val="single"/>
-        </w:rPr>
-        <w:t>________________________________________________</w:t>
+        <w:t>Reader p. 3</w:t>
       </w:r>
     </w:p>
     <w:p>
       <w:pPr>
-        <w:pageBreakBefore/>
-        <w:jc w:val="center"/>
+        <w:spacing w:before="0" w:after="120"/>
       </w:pPr>
       <w:r>
         <w:rPr>
-          <w:rFonts w:ascii="Cambria" w:hAnsi="Cambria" w:cs="Cambria"/>
-          <w:b/>
-          <w:i w:val="0"/>
-          <w:color w:val="2F3C7E"/>
-          <w:sz w:val="46"/>
-        </w:rPr>
-        <w:t>Forms of Energy + Stored Energy</w:t>
-      </w:r>
-    </w:p>
-    <w:p>
-      <w:pPr>
-        <w:jc w:val="center"/>
-      </w:pPr>
-      <w:r>
-        <w:rPr>
-          <w:rFonts w:ascii="Calibri" w:hAnsi="Calibri" w:cs="Calibri"/>
+          <w:rFonts w:ascii="Avenir Next" w:hAnsi="Avenir Next"/>
           <w:b w:val="0"/>
           <w:i/>
-          <w:color w:val="555555"/>
+          <w:color w:val="4A5268"/>
           <w:sz w:val="24"/>
+          <w:u w:val="none"/>
+          <w:rFonts w:ascii="Avenir Next" w:hAnsi="Avenir Next" w:cs="Avenir Next"/>
         </w:rPr>
-        <w:t>Chapter 1 Guided Notes · Page 2</w:t>
-      </w:r>
-    </w:p>
-    <w:p>
-      <w:pPr>
-        <w:spacing w:after="40"/>
-      </w:pPr>
-      <w:r>
-        <w:rPr>
-          <w:rFonts w:ascii="Calibri" w:hAnsi="Calibri" w:cs="Calibri"/>
-          <w:b/>
-          <w:i w:val="0"/>
-          <w:color w:val="1F1F1F"/>
-          <w:sz w:val="24"/>
-        </w:rPr>
-        <w:t xml:space="preserve">Name: </w:t>
-      </w:r>
-      <w:r>
-        <w:rPr>
-          <w:rFonts w:ascii="Calibri" w:hAnsi="Calibri" w:cs="Calibri"/>
-          <w:b w:val="0"/>
-          <w:i w:val="0"/>
-          <w:color w:val="1F1F1F"/>
-          <w:sz w:val="24"/>
-          <w:u w:val="single"/>
-        </w:rPr>
-        <w:t>____________________________</w:t>
-      </w:r>
-      <w:r>
-        <w:rPr>
-          <w:rFonts w:ascii="Calibri" w:hAnsi="Calibri" w:cs="Calibri"/>
-          <w:b/>
-          <w:i w:val="0"/>
-          <w:color w:val="1F1F1F"/>
-          <w:sz w:val="24"/>
-        </w:rPr>
-        <w:t xml:space="preserve">      Date: </w:t>
-      </w:r>
-      <w:r>
-        <w:rPr>
-          <w:rFonts w:ascii="Calibri" w:hAnsi="Calibri" w:cs="Calibri"/>
-          <w:b w:val="0"/>
-          <w:i w:val="0"/>
-          <w:color w:val="1F1F1F"/>
-          <w:sz w:val="24"/>
-          <w:u w:val="single"/>
-        </w:rPr>
-        <w:t>________________</w:t>
-      </w:r>
-    </w:p>
-    <w:p>
-      <w:pPr>
-        <w:spacing w:before="100" w:after="40"/>
-      </w:pPr>
-      <w:r>
-        <w:rPr>
-          <w:rFonts w:ascii="Calibri" w:hAnsi="Calibri" w:cs="Calibri"/>
-          <w:b/>
-          <w:i w:val="0"/>
-          <w:caps/>
-          <w:color w:val="2F3C7E"/>
-          <w:sz w:val="32"/>
-        </w:rPr>
-        <w:t>Forms of Energy</w:t>
-      </w:r>
-    </w:p>
-    <w:p>
-      <w:pPr>
-        <w:spacing w:before="0" w:after="20"/>
-      </w:pPr>
-      <w:r>
-        <w:rPr>
-          <w:rFonts w:ascii="Calibri" w:hAnsi="Calibri" w:cs="Calibri"/>
-          <w:b w:val="0"/>
-          <w:i w:val="0"/>
-          <w:color w:val="555555"/>
-          <w:sz w:val="24"/>
-        </w:rPr>
-        <w:t>Energy has different forms. Write or draw one example that shows a change for each.</w:t>
+        <w:t>Write or draw one example that shows a change for each form.</w:t>
       </w:r>
     </w:p>
     <w:tbl>
@@ -742,17 +961,17 @@
         <w:tblW w:type="auto" w:w="0"/>
         <w:tblLook w:firstColumn="1" w:firstRow="1" w:lastColumn="0" w:lastRow="0" w:noHBand="0" w:noVBand="1" w:val="04A0"/>
         <w:tblBorders>
-          <w:top w:val="none" w:sz="0" w:space="0" w:color="FFFFFF"/>
-          <w:left w:val="none" w:sz="0" w:space="0" w:color="FFFFFF"/>
-          <w:bottom w:val="none" w:sz="0" w:space="0" w:color="FFFFFF"/>
-          <w:right w:val="none" w:sz="0" w:space="0" w:color="FFFFFF"/>
-          <w:insideH w:val="none" w:sz="0" w:space="0" w:color="FFFFFF"/>
-          <w:insideV w:val="none" w:sz="0" w:space="0" w:color="FFFFFF"/>
+          <w:top w:val="none"/>
+          <w:left w:val="none"/>
+          <w:bottom w:val="none"/>
+          <w:right w:val="none"/>
+          <w:insideH w:val="none"/>
+          <w:insideV w:val="none"/>
         </w:tblBorders>
       </w:tblPr>
       <w:tblGrid>
-        <w:gridCol w:w="5040"/>
-        <w:gridCol w:w="5040"/>
+        <w:gridCol w:w="5328"/>
+        <w:gridCol w:w="5328"/>
       </w:tblGrid>
       <w:tr>
         <w:trPr>
@@ -760,937 +979,55 @@
         </w:trPr>
         <w:tc>
           <w:tcPr>
-            <w:tcW w:type="dxa" w:w="3400"/>
+            <w:tcW w:type="dxa" w:w="3312"/>
             <w:tcMar>
               <w:top w:w="40" w:type="dxa"/>
               <w:left w:w="80" w:type="dxa"/>
               <w:bottom w:w="40" w:type="dxa"/>
               <w:right w:w="80" w:type="dxa"/>
             </w:tcMar>
-            <w:shd w:fill="2F3C7E"/>
+            <w:shd w:val="clear" w:color="auto" w:fill="1F2A5A"/>
+            <w:vAlign w:val="center"/>
           </w:tcPr>
           <w:p>
             <w:r>
               <w:rPr>
-                <w:rFonts w:ascii="Calibri" w:hAnsi="Calibri" w:cs="Calibri"/>
+                <w:rFonts w:ascii="Avenir Next" w:hAnsi="Avenir Next"/>
                 <w:b/>
                 <w:i w:val="0"/>
-                <w:caps/>
                 <w:color w:val="FFFFFF"/>
                 <w:sz w:val="24"/>
+                <w:u w:val="none"/>
+                <w:rFonts w:ascii="Avenir Next" w:hAnsi="Avenir Next" w:cs="Avenir Next"/>
               </w:rPr>
-              <w:t>Form</w:t>
+              <w:t>FORM</w:t>
             </w:r>
           </w:p>
         </w:tc>
         <w:tc>
           <w:tcPr>
-            <w:tcW w:type="dxa" w:w="6680"/>
+            <w:tcW w:type="dxa" w:w="7344"/>
             <w:tcMar>
               <w:top w:w="40" w:type="dxa"/>
               <w:left w:w="80" w:type="dxa"/>
               <w:bottom w:w="40" w:type="dxa"/>
               <w:right w:w="80" w:type="dxa"/>
             </w:tcMar>
-            <w:shd w:fill="2F3C7E"/>
+            <w:shd w:val="clear" w:color="auto" w:fill="1F2A5A"/>
+            <w:vAlign w:val="center"/>
           </w:tcPr>
           <w:p>
             <w:r>
               <w:rPr>
-                <w:rFonts w:ascii="Calibri" w:hAnsi="Calibri" w:cs="Calibri"/>
+                <w:rFonts w:ascii="Avenir Next" w:hAnsi="Avenir Next"/>
                 <w:b/>
                 <w:i w:val="0"/>
-                <w:caps/>
                 <w:color w:val="FFFFFF"/>
                 <w:sz w:val="24"/>
+                <w:u w:val="none"/>
+                <w:rFonts w:ascii="Avenir Next" w:hAnsi="Avenir Next" w:cs="Avenir Next"/>
               </w:rPr>
-              <w:t>One example that shows a change</w:t>
-            </w:r>
-          </w:p>
-        </w:tc>
-      </w:tr>
-      <w:tr>
-        <w:trPr>
-          <w:trHeight w:val="600" w:hRule="atLeast"/>
-        </w:trPr>
-        <w:tc>
-          <w:tcPr>
-            <w:tcW w:type="dxa" w:w="3400"/>
-            <w:tcMar>
-              <w:top w:w="40" w:type="dxa"/>
-              <w:left w:w="80" w:type="dxa"/>
-              <w:bottom w:w="40" w:type="dxa"/>
-              <w:right w:w="80" w:type="dxa"/>
-            </w:tcMar>
-          </w:tcPr>
-          <w:p>
-            <w:r>
-              <w:rPr>
-                <w:rFonts w:ascii="Calibri" w:hAnsi="Calibri" w:cs="Calibri"/>
-                <w:b/>
-                <w:i w:val="0"/>
-                <w:color w:val="2F3C7E"/>
-                <w:sz w:val="26"/>
-              </w:rPr>
-              <w:t>motion</w:t>
-            </w:r>
-          </w:p>
-        </w:tc>
-        <w:tc>
-          <w:tcPr>
-            <w:tcW w:type="dxa" w:w="6680"/>
-            <w:tcMar>
-              <w:top w:w="40" w:type="dxa"/>
-              <w:left w:w="80" w:type="dxa"/>
-              <w:bottom w:w="40" w:type="dxa"/>
-              <w:right w:w="80" w:type="dxa"/>
-            </w:tcMar>
-          </w:tcPr>
-          <w:p>
-            <w:pPr>
-              <w:pBdr>
-                <w:bottom w:val="single" w:sz="8" w:space="4" w:color="1F1F1F"/>
-              </w:pBdr>
-            </w:pPr>
-          </w:p>
-        </w:tc>
-      </w:tr>
-      <w:tr>
-        <w:trPr>
-          <w:trHeight w:val="600" w:hRule="atLeast"/>
-        </w:trPr>
-        <w:tc>
-          <w:tcPr>
-            <w:tcW w:type="dxa" w:w="3400"/>
-            <w:tcMar>
-              <w:top w:w="40" w:type="dxa"/>
-              <w:left w:w="80" w:type="dxa"/>
-              <w:bottom w:w="40" w:type="dxa"/>
-              <w:right w:w="80" w:type="dxa"/>
-            </w:tcMar>
-          </w:tcPr>
-          <w:p>
-            <w:r>
-              <w:rPr>
-                <w:rFonts w:ascii="Calibri" w:hAnsi="Calibri" w:cs="Calibri"/>
-                <w:b/>
-                <w:i w:val="0"/>
-                <w:color w:val="2F3C7E"/>
-                <w:sz w:val="26"/>
-              </w:rPr>
-              <w:t>sound</w:t>
-            </w:r>
-          </w:p>
-        </w:tc>
-        <w:tc>
-          <w:tcPr>
-            <w:tcW w:type="dxa" w:w="6680"/>
-            <w:tcMar>
-              <w:top w:w="40" w:type="dxa"/>
-              <w:left w:w="80" w:type="dxa"/>
-              <w:bottom w:w="40" w:type="dxa"/>
-              <w:right w:w="80" w:type="dxa"/>
-            </w:tcMar>
-          </w:tcPr>
-          <w:p>
-            <w:pPr>
-              <w:pBdr>
-                <w:bottom w:val="single" w:sz="8" w:space="4" w:color="1F1F1F"/>
-              </w:pBdr>
-            </w:pPr>
-          </w:p>
-        </w:tc>
-      </w:tr>
-      <w:tr>
-        <w:trPr>
-          <w:trHeight w:val="600" w:hRule="atLeast"/>
-        </w:trPr>
-        <w:tc>
-          <w:tcPr>
-            <w:tcW w:type="dxa" w:w="3400"/>
-            <w:tcMar>
-              <w:top w:w="40" w:type="dxa"/>
-              <w:left w:w="80" w:type="dxa"/>
-              <w:bottom w:w="40" w:type="dxa"/>
-              <w:right w:w="80" w:type="dxa"/>
-            </w:tcMar>
-          </w:tcPr>
-          <w:p>
-            <w:r>
-              <w:rPr>
-                <w:rFonts w:ascii="Calibri" w:hAnsi="Calibri" w:cs="Calibri"/>
-                <w:b/>
-                <w:i w:val="0"/>
-                <w:color w:val="2F3C7E"/>
-                <w:sz w:val="26"/>
-              </w:rPr>
-              <w:t>light</w:t>
-            </w:r>
-          </w:p>
-        </w:tc>
-        <w:tc>
-          <w:tcPr>
-            <w:tcW w:type="dxa" w:w="6680"/>
-            <w:tcMar>
-              <w:top w:w="40" w:type="dxa"/>
-              <w:left w:w="80" w:type="dxa"/>
-              <w:bottom w:w="40" w:type="dxa"/>
-              <w:right w:w="80" w:type="dxa"/>
-            </w:tcMar>
-          </w:tcPr>
-          <w:p>
-            <w:pPr>
-              <w:pBdr>
-                <w:bottom w:val="single" w:sz="8" w:space="4" w:color="1F1F1F"/>
-              </w:pBdr>
-            </w:pPr>
-          </w:p>
-        </w:tc>
-      </w:tr>
-      <w:tr>
-        <w:trPr>
-          <w:trHeight w:val="600" w:hRule="atLeast"/>
-        </w:trPr>
-        <w:tc>
-          <w:tcPr>
-            <w:tcW w:type="dxa" w:w="3400"/>
-            <w:tcMar>
-              <w:top w:w="40" w:type="dxa"/>
-              <w:left w:w="80" w:type="dxa"/>
-              <w:bottom w:w="40" w:type="dxa"/>
-              <w:right w:w="80" w:type="dxa"/>
-            </w:tcMar>
-          </w:tcPr>
-          <w:p>
-            <w:r>
-              <w:rPr>
-                <w:rFonts w:ascii="Calibri" w:hAnsi="Calibri" w:cs="Calibri"/>
-                <w:b/>
-                <w:i w:val="0"/>
-                <w:color w:val="2F3C7E"/>
-                <w:sz w:val="26"/>
-              </w:rPr>
-              <w:t>heat</w:t>
-            </w:r>
-          </w:p>
-        </w:tc>
-        <w:tc>
-          <w:tcPr>
-            <w:tcW w:type="dxa" w:w="6680"/>
-            <w:tcMar>
-              <w:top w:w="40" w:type="dxa"/>
-              <w:left w:w="80" w:type="dxa"/>
-              <w:bottom w:w="40" w:type="dxa"/>
-              <w:right w:w="80" w:type="dxa"/>
-            </w:tcMar>
-          </w:tcPr>
-          <w:p>
-            <w:pPr>
-              <w:pBdr>
-                <w:bottom w:val="single" w:sz="8" w:space="4" w:color="1F1F1F"/>
-              </w:pBdr>
-            </w:pPr>
-          </w:p>
-        </w:tc>
-      </w:tr>
-      <w:tr>
-        <w:trPr>
-          <w:trHeight w:val="600" w:hRule="atLeast"/>
-        </w:trPr>
-        <w:tc>
-          <w:tcPr>
-            <w:tcW w:type="dxa" w:w="3400"/>
-            <w:tcMar>
-              <w:top w:w="40" w:type="dxa"/>
-              <w:left w:w="80" w:type="dxa"/>
-              <w:bottom w:w="40" w:type="dxa"/>
-              <w:right w:w="80" w:type="dxa"/>
-            </w:tcMar>
-          </w:tcPr>
-          <w:p>
-            <w:r>
-              <w:rPr>
-                <w:rFonts w:ascii="Calibri" w:hAnsi="Calibri" w:cs="Calibri"/>
-                <w:b/>
-                <w:i w:val="0"/>
-                <w:color w:val="2F3C7E"/>
-                <w:sz w:val="26"/>
-              </w:rPr>
-              <w:t>electrical energy</w:t>
-            </w:r>
-          </w:p>
-        </w:tc>
-        <w:tc>
-          <w:tcPr>
-            <w:tcW w:type="dxa" w:w="6680"/>
-            <w:tcMar>
-              <w:top w:w="40" w:type="dxa"/>
-              <w:left w:w="80" w:type="dxa"/>
-              <w:bottom w:w="40" w:type="dxa"/>
-              <w:right w:w="80" w:type="dxa"/>
-            </w:tcMar>
-          </w:tcPr>
-          <w:p>
-            <w:pPr>
-              <w:pBdr>
-                <w:bottom w:val="single" w:sz="8" w:space="4" w:color="1F1F1F"/>
-              </w:pBdr>
-            </w:pPr>
-          </w:p>
-        </w:tc>
-      </w:tr>
-    </w:tbl>
-    <w:p>
-      <w:pPr>
-        <w:spacing w:before="100" w:after="40"/>
-      </w:pPr>
-      <w:r>
-        <w:rPr>
-          <w:rFonts w:ascii="Calibri" w:hAnsi="Calibri" w:cs="Calibri"/>
-          <w:b/>
-          <w:i w:val="0"/>
-          <w:caps/>
-          <w:color w:val="2F3C7E"/>
-          <w:sz w:val="32"/>
-        </w:rPr>
-        <w:t>Stored Energy</w:t>
-      </w:r>
-    </w:p>
-    <w:tbl>
-      <w:tblPr>
-        <w:tblW w:type="auto" w:w="0"/>
-        <w:tblLook w:firstColumn="1" w:firstRow="1" w:lastColumn="0" w:lastRow="0" w:noHBand="0" w:noVBand="1" w:val="04A0"/>
-        <w:tblBorders>
-          <w:top w:val="none" w:sz="0" w:space="0" w:color="FFFFFF"/>
-          <w:left w:val="none" w:sz="0" w:space="0" w:color="FFFFFF"/>
-          <w:bottom w:val="none" w:sz="0" w:space="0" w:color="FFFFFF"/>
-          <w:right w:val="none" w:sz="0" w:space="0" w:color="FFFFFF"/>
-          <w:insideH w:val="none" w:sz="0" w:space="0" w:color="FFFFFF"/>
-          <w:insideV w:val="none" w:sz="0" w:space="0" w:color="FFFFFF"/>
-        </w:tblBorders>
-      </w:tblPr>
-      <w:tblGrid>
-        <w:gridCol w:w="10080"/>
-      </w:tblGrid>
-      <w:tr>
-        <w:tc>
-          <w:tcPr>
-            <w:tcW w:type="dxa" w:w="10080"/>
-            <w:tcMar>
-              <w:top w:w="50" w:type="dxa"/>
-              <w:left w:w="100" w:type="dxa"/>
-              <w:bottom w:w="50" w:type="dxa"/>
-              <w:right w:w="100" w:type="dxa"/>
-            </w:tcMar>
-            <w:shd w:fill="E8EAF2"/>
-          </w:tcPr>
-          <w:p>
-            <w:r>
-              <w:rPr>
-                <w:rFonts w:ascii="Calibri" w:hAnsi="Calibri" w:cs="Calibri"/>
-                <w:b/>
-                <w:i w:val="0"/>
-                <w:caps/>
-                <w:color w:val="C03D3D"/>
-                <w:sz w:val="24"/>
-              </w:rPr>
-              <w:t xml:space="preserve">KEY IDEA   </w:t>
-            </w:r>
-            <w:r>
-              <w:rPr>
-                <w:rFonts w:ascii="Calibri" w:hAnsi="Calibri" w:cs="Calibri"/>
-                <w:b/>
-                <w:i w:val="0"/>
-                <w:color w:val="1F1F1F"/>
-                <w:sz w:val="28"/>
-              </w:rPr>
-              <w:t>Stored energy can cause a change later.</w:t>
-            </w:r>
-          </w:p>
-        </w:tc>
-      </w:tr>
-    </w:tbl>
-    <w:p>
-      <w:pPr>
-        <w:spacing w:after="40"/>
-      </w:pPr>
-    </w:p>
-    <w:p>
-      <w:pPr>
-        <w:spacing w:before="0" w:after="20"/>
-      </w:pPr>
-      <w:r>
-        <w:rPr>
-          <w:rFonts w:ascii="Calibri" w:hAnsi="Calibri" w:cs="Calibri"/>
-          <w:b w:val="0"/>
-          <w:i w:val="0"/>
-          <w:color w:val="555555"/>
-          <w:sz w:val="24"/>
-        </w:rPr>
-        <w:t>For each example, write the change that could happen later.</w:t>
-      </w:r>
-    </w:p>
-    <w:tbl>
-      <w:tblPr>
-        <w:tblW w:type="auto" w:w="0"/>
-        <w:tblLook w:firstColumn="1" w:firstRow="1" w:lastColumn="0" w:lastRow="0" w:noHBand="0" w:noVBand="1" w:val="04A0"/>
-        <w:tblBorders>
-          <w:top w:val="none" w:sz="0" w:space="0" w:color="FFFFFF"/>
-          <w:left w:val="none" w:sz="0" w:space="0" w:color="FFFFFF"/>
-          <w:bottom w:val="none" w:sz="0" w:space="0" w:color="FFFFFF"/>
-          <w:right w:val="none" w:sz="0" w:space="0" w:color="FFFFFF"/>
-          <w:insideH w:val="none" w:sz="0" w:space="0" w:color="FFFFFF"/>
-          <w:insideV w:val="none" w:sz="0" w:space="0" w:color="FFFFFF"/>
-        </w:tblBorders>
-      </w:tblPr>
-      <w:tblGrid>
-        <w:gridCol w:w="5040"/>
-        <w:gridCol w:w="5040"/>
-      </w:tblGrid>
-      <w:tr>
-        <w:trPr>
-          <w:trHeight w:val="420" w:hRule="exact"/>
-        </w:trPr>
-        <w:tc>
-          <w:tcPr>
-            <w:tcW w:type="dxa" w:w="3400"/>
-            <w:tcMar>
-              <w:top w:w="40" w:type="dxa"/>
-              <w:left w:w="80" w:type="dxa"/>
-              <w:bottom w:w="40" w:type="dxa"/>
-              <w:right w:w="80" w:type="dxa"/>
-            </w:tcMar>
-            <w:shd w:fill="2F3C7E"/>
-          </w:tcPr>
-          <w:p>
-            <w:r>
-              <w:rPr>
-                <w:rFonts w:ascii="Calibri" w:hAnsi="Calibri" w:cs="Calibri"/>
-                <w:b/>
-                <w:i w:val="0"/>
-                <w:caps/>
-                <w:color w:val="FFFFFF"/>
-                <w:sz w:val="24"/>
-              </w:rPr>
-              <w:t>Example</w:t>
-            </w:r>
-          </w:p>
-        </w:tc>
-        <w:tc>
-          <w:tcPr>
-            <w:tcW w:type="dxa" w:w="6680"/>
-            <w:tcMar>
-              <w:top w:w="40" w:type="dxa"/>
-              <w:left w:w="80" w:type="dxa"/>
-              <w:bottom w:w="40" w:type="dxa"/>
-              <w:right w:w="80" w:type="dxa"/>
-            </w:tcMar>
-            <w:shd w:fill="2F3C7E"/>
-          </w:tcPr>
-          <w:p>
-            <w:r>
-              <w:rPr>
-                <w:rFonts w:ascii="Calibri" w:hAnsi="Calibri" w:cs="Calibri"/>
-                <w:b/>
-                <w:i w:val="0"/>
-                <w:caps/>
-                <w:color w:val="FFFFFF"/>
-                <w:sz w:val="24"/>
-              </w:rPr>
-              <w:t>What change could happen later?</w:t>
-            </w:r>
-          </w:p>
-        </w:tc>
-      </w:tr>
-      <w:tr>
-        <w:trPr>
-          <w:trHeight w:val="720" w:hRule="atLeast"/>
-        </w:trPr>
-        <w:tc>
-          <w:tcPr>
-            <w:tcW w:type="dxa" w:w="3400"/>
-            <w:tcMar>
-              <w:top w:w="40" w:type="dxa"/>
-              <w:left w:w="80" w:type="dxa"/>
-              <w:bottom w:w="40" w:type="dxa"/>
-              <w:right w:w="80" w:type="dxa"/>
-            </w:tcMar>
-          </w:tcPr>
-          <w:p>
-            <w:r>
-              <w:rPr>
-                <w:rFonts w:ascii="Calibri" w:hAnsi="Calibri" w:cs="Calibri"/>
-                <w:b/>
-                <w:i w:val="0"/>
-                <w:color w:val="2F3C7E"/>
-                <w:sz w:val="26"/>
-              </w:rPr>
-              <w:t>battery (in a flashlight)</w:t>
-            </w:r>
-          </w:p>
-        </w:tc>
-        <w:tc>
-          <w:tcPr>
-            <w:tcW w:type="dxa" w:w="6680"/>
-            <w:tcMar>
-              <w:top w:w="40" w:type="dxa"/>
-              <w:left w:w="80" w:type="dxa"/>
-              <w:bottom w:w="40" w:type="dxa"/>
-              <w:right w:w="80" w:type="dxa"/>
-            </w:tcMar>
-          </w:tcPr>
-          <w:p>
-            <w:pPr>
-              <w:pBdr>
-                <w:bottom w:val="single" w:sz="8" w:space="4" w:color="1F1F1F"/>
-              </w:pBdr>
-            </w:pPr>
-          </w:p>
-        </w:tc>
-      </w:tr>
-      <w:tr>
-        <w:trPr>
-          <w:trHeight w:val="720" w:hRule="atLeast"/>
-        </w:trPr>
-        <w:tc>
-          <w:tcPr>
-            <w:tcW w:type="dxa" w:w="3400"/>
-            <w:tcMar>
-              <w:top w:w="40" w:type="dxa"/>
-              <w:left w:w="80" w:type="dxa"/>
-              <w:bottom w:w="40" w:type="dxa"/>
-              <w:right w:w="80" w:type="dxa"/>
-            </w:tcMar>
-          </w:tcPr>
-          <w:p>
-            <w:r>
-              <w:rPr>
-                <w:rFonts w:ascii="Calibri" w:hAnsi="Calibri" w:cs="Calibri"/>
-                <w:b/>
-                <w:i w:val="0"/>
-                <w:color w:val="2F3C7E"/>
-                <w:sz w:val="26"/>
-              </w:rPr>
-              <w:t>stretched rubber band</w:t>
-            </w:r>
-          </w:p>
-        </w:tc>
-        <w:tc>
-          <w:tcPr>
-            <w:tcW w:type="dxa" w:w="6680"/>
-            <w:tcMar>
-              <w:top w:w="40" w:type="dxa"/>
-              <w:left w:w="80" w:type="dxa"/>
-              <w:bottom w:w="40" w:type="dxa"/>
-              <w:right w:w="80" w:type="dxa"/>
-            </w:tcMar>
-          </w:tcPr>
-          <w:p>
-            <w:pPr>
-              <w:pBdr>
-                <w:bottom w:val="single" w:sz="8" w:space="4" w:color="1F1F1F"/>
-              </w:pBdr>
-            </w:pPr>
-          </w:p>
-        </w:tc>
-      </w:tr>
-      <w:tr>
-        <w:trPr>
-          <w:trHeight w:val="720" w:hRule="atLeast"/>
-        </w:trPr>
-        <w:tc>
-          <w:tcPr>
-            <w:tcW w:type="dxa" w:w="3400"/>
-            <w:tcMar>
-              <w:top w:w="40" w:type="dxa"/>
-              <w:left w:w="80" w:type="dxa"/>
-              <w:bottom w:w="40" w:type="dxa"/>
-              <w:right w:w="80" w:type="dxa"/>
-            </w:tcMar>
-          </w:tcPr>
-          <w:p>
-            <w:r>
-              <w:rPr>
-                <w:rFonts w:ascii="Calibri" w:hAnsi="Calibri" w:cs="Calibri"/>
-                <w:b/>
-                <w:i w:val="0"/>
-                <w:color w:val="2F3C7E"/>
-                <w:sz w:val="26"/>
-              </w:rPr>
-              <w:t>raised object</w:t>
-            </w:r>
-          </w:p>
-        </w:tc>
-        <w:tc>
-          <w:tcPr>
-            <w:tcW w:type="dxa" w:w="6680"/>
-            <w:tcMar>
-              <w:top w:w="40" w:type="dxa"/>
-              <w:left w:w="80" w:type="dxa"/>
-              <w:bottom w:w="40" w:type="dxa"/>
-              <w:right w:w="80" w:type="dxa"/>
-            </w:tcMar>
-          </w:tcPr>
-          <w:p>
-            <w:pPr>
-              <w:pBdr>
-                <w:bottom w:val="single" w:sz="8" w:space="4" w:color="1F1F1F"/>
-              </w:pBdr>
-            </w:pPr>
-          </w:p>
-        </w:tc>
-      </w:tr>
-    </w:tbl>
-    <w:p>
-      <w:pPr>
-        <w:spacing w:before="100" w:after="40"/>
-      </w:pPr>
-      <w:r>
-        <w:rPr>
-          <w:rFonts w:ascii="Calibri" w:hAnsi="Calibri" w:cs="Calibri"/>
-          <w:b/>
-          <w:i w:val="0"/>
-          <w:caps/>
-          <w:color w:val="2F3C7E"/>
-          <w:sz w:val="32"/>
-        </w:rPr>
-        <w:t>Draw One Stored-Energy Example</w:t>
-      </w:r>
-    </w:p>
-    <w:tbl>
-      <w:tblPr>
-        <w:tblW w:type="auto" w:w="0"/>
-        <w:tblLook w:firstColumn="1" w:firstRow="1" w:lastColumn="0" w:lastRow="0" w:noHBand="0" w:noVBand="1" w:val="04A0"/>
-        <w:tblBorders>
-          <w:top w:val="none" w:sz="0" w:space="0" w:color="FFFFFF"/>
-          <w:left w:val="none" w:sz="0" w:space="0" w:color="FFFFFF"/>
-          <w:bottom w:val="none" w:sz="0" w:space="0" w:color="FFFFFF"/>
-          <w:right w:val="none" w:sz="0" w:space="0" w:color="FFFFFF"/>
-          <w:insideH w:val="none" w:sz="0" w:space="0" w:color="FFFFFF"/>
-          <w:insideV w:val="none" w:sz="0" w:space="0" w:color="FFFFFF"/>
-        </w:tblBorders>
-      </w:tblPr>
-      <w:tblGrid>
-        <w:gridCol w:w="10080"/>
-      </w:tblGrid>
-      <w:tr>
-        <w:trPr>
-          <w:trHeight w:val="1750" w:hRule="exact"/>
-        </w:trPr>
-        <w:tc>
-          <w:tcPr>
-            <w:tcW w:type="dxa" w:w="10080"/>
-            <w:tcMar>
-              <w:top w:w="20" w:type="dxa"/>
-              <w:left w:w="60" w:type="dxa"/>
-              <w:bottom w:w="20" w:type="dxa"/>
-              <w:right w:w="60" w:type="dxa"/>
-            </w:tcMar>
-            <w:tcBorders>
-              <w:top w:sz="8" w:val="single" w:color="2F3C7E"/>
-              <w:left w:sz="8" w:val="single" w:color="2F3C7E"/>
-              <w:bottom w:sz="8" w:val="single" w:color="2F3C7E"/>
-              <w:right w:sz="8" w:val="single" w:color="2F3C7E"/>
-            </w:tcBorders>
-          </w:tcPr>
-          <w:p>
-            <w:pPr>
-              <w:jc w:val="center"/>
-            </w:pPr>
-            <w:r>
-              <w:rPr>
-                <w:rFonts w:ascii="Calibri" w:hAnsi="Calibri" w:cs="Calibri"/>
-                <w:b w:val="0"/>
-                <w:i/>
-                <w:color w:val="555555"/>
-                <w:sz w:val="24"/>
-              </w:rPr>
-              <w:t>draw your stored-energy example here</w:t>
-            </w:r>
-          </w:p>
-        </w:tc>
-      </w:tr>
-    </w:tbl>
-    <w:p>
-      <w:pPr>
-        <w:pageBreakBefore/>
-        <w:jc w:val="center"/>
-      </w:pPr>
-      <w:r>
-        <w:rPr>
-          <w:rFonts w:ascii="Cambria" w:hAnsi="Cambria" w:cs="Cambria"/>
-          <w:b/>
-          <w:i w:val="0"/>
-          <w:color w:val="2F3C7E"/>
-          <w:sz w:val="46"/>
-        </w:rPr>
-        <w:t>Energy Detectives — Evidence</w:t>
-      </w:r>
-    </w:p>
-    <w:p>
-      <w:pPr>
-        <w:jc w:val="center"/>
-      </w:pPr>
-      <w:r>
-        <w:rPr>
-          <w:rFonts w:ascii="Calibri" w:hAnsi="Calibri" w:cs="Calibri"/>
-          <w:b w:val="0"/>
-          <w:i/>
-          <w:color w:val="555555"/>
-          <w:sz w:val="24"/>
-        </w:rPr>
-        <w:t>Chapter 1 Guided Notes · Page 3</w:t>
-      </w:r>
-    </w:p>
-    <w:p>
-      <w:pPr>
-        <w:spacing w:after="40"/>
-      </w:pPr>
-      <w:r>
-        <w:rPr>
-          <w:rFonts w:ascii="Calibri" w:hAnsi="Calibri" w:cs="Calibri"/>
-          <w:b/>
-          <w:i w:val="0"/>
-          <w:color w:val="1F1F1F"/>
-          <w:sz w:val="24"/>
-        </w:rPr>
-        <w:t xml:space="preserve">Name: </w:t>
-      </w:r>
-      <w:r>
-        <w:rPr>
-          <w:rFonts w:ascii="Calibri" w:hAnsi="Calibri" w:cs="Calibri"/>
-          <w:b w:val="0"/>
-          <w:i w:val="0"/>
-          <w:color w:val="1F1F1F"/>
-          <w:sz w:val="24"/>
-          <w:u w:val="single"/>
-        </w:rPr>
-        <w:t>____________________________</w:t>
-      </w:r>
-      <w:r>
-        <w:rPr>
-          <w:rFonts w:ascii="Calibri" w:hAnsi="Calibri" w:cs="Calibri"/>
-          <w:b/>
-          <w:i w:val="0"/>
-          <w:color w:val="1F1F1F"/>
-          <w:sz w:val="24"/>
-        </w:rPr>
-        <w:t xml:space="preserve">      Date: </w:t>
-      </w:r>
-      <w:r>
-        <w:rPr>
-          <w:rFonts w:ascii="Calibri" w:hAnsi="Calibri" w:cs="Calibri"/>
-          <w:b w:val="0"/>
-          <w:i w:val="0"/>
-          <w:color w:val="1F1F1F"/>
-          <w:sz w:val="24"/>
-          <w:u w:val="single"/>
-        </w:rPr>
-        <w:t>________________</w:t>
-      </w:r>
-    </w:p>
-    <w:p>
-      <w:pPr>
-        <w:spacing w:before="100" w:after="40"/>
-      </w:pPr>
-      <w:r>
-        <w:rPr>
-          <w:rFonts w:ascii="Calibri" w:hAnsi="Calibri" w:cs="Calibri"/>
-          <w:b/>
-          <w:i w:val="0"/>
-          <w:caps/>
-          <w:color w:val="2F3C7E"/>
-          <w:sz w:val="32"/>
-        </w:rPr>
-        <w:t>Observation vs Explanation</w:t>
-      </w:r>
-    </w:p>
-    <w:p>
-      <w:pPr>
-        <w:spacing w:before="0" w:after="20"/>
-      </w:pPr>
-      <w:r>
-        <w:rPr>
-          <w:rFonts w:ascii="Calibri" w:hAnsi="Calibri" w:cs="Calibri"/>
-          <w:b w:val="0"/>
-          <w:i w:val="0"/>
-          <w:color w:val="1F1F1F"/>
-          <w:sz w:val="26"/>
-        </w:rPr>
-        <w:t>Observation = what I see.      Explanation = what it means.</w:t>
-      </w:r>
-    </w:p>
-    <w:p>
-      <w:pPr>
-        <w:spacing w:after="60"/>
-      </w:pPr>
-      <w:r>
-        <w:rPr>
-          <w:rFonts w:ascii="Calibri" w:hAnsi="Calibri" w:cs="Calibri"/>
-          <w:b w:val="0"/>
-          <w:i w:val="0"/>
-          <w:color w:val="1F1F1F"/>
-          <w:sz w:val="26"/>
-        </w:rPr>
-        <w:t xml:space="preserve">Example: The light turned on. That is an </w:t>
-      </w:r>
-      <w:r>
-        <w:rPr>
-          <w:rFonts w:ascii="Calibri" w:hAnsi="Calibri" w:cs="Calibri"/>
-          <w:b w:val="0"/>
-          <w:i w:val="0"/>
-          <w:color w:val="1F1F1F"/>
-          <w:sz w:val="26"/>
-          <w:u w:val="single"/>
-        </w:rPr>
-        <w:t>________________</w:t>
-      </w:r>
-      <w:r>
-        <w:rPr>
-          <w:rFonts w:ascii="Calibri" w:hAnsi="Calibri" w:cs="Calibri"/>
-          <w:b w:val="0"/>
-          <w:i w:val="0"/>
-          <w:color w:val="1F1F1F"/>
-          <w:sz w:val="26"/>
-        </w:rPr>
-        <w:t xml:space="preserve"> because I saw the change.</w:t>
-      </w:r>
-    </w:p>
-    <w:p>
-      <w:pPr>
-        <w:spacing w:after="60"/>
-      </w:pPr>
-      <w:r>
-        <w:rPr>
-          <w:rFonts w:ascii="Calibri" w:hAnsi="Calibri" w:cs="Calibri"/>
-          <w:b w:val="0"/>
-          <w:i w:val="0"/>
-          <w:color w:val="1F1F1F"/>
-          <w:sz w:val="26"/>
-        </w:rPr>
-        <w:t xml:space="preserve">Example: Energy caused the change. That is an </w:t>
-      </w:r>
-      <w:r>
-        <w:rPr>
-          <w:rFonts w:ascii="Calibri" w:hAnsi="Calibri" w:cs="Calibri"/>
-          <w:b w:val="0"/>
-          <w:i w:val="0"/>
-          <w:color w:val="1F1F1F"/>
-          <w:sz w:val="26"/>
-          <w:u w:val="single"/>
-        </w:rPr>
-        <w:t>________________</w:t>
-      </w:r>
-      <w:r>
-        <w:rPr>
-          <w:rFonts w:ascii="Calibri" w:hAnsi="Calibri" w:cs="Calibri"/>
-          <w:b w:val="0"/>
-          <w:i w:val="0"/>
-          <w:color w:val="1F1F1F"/>
-          <w:sz w:val="26"/>
-        </w:rPr>
-        <w:t xml:space="preserve"> because it tells what it means.</w:t>
-      </w:r>
-    </w:p>
-    <w:p>
-      <w:pPr>
-        <w:spacing w:before="100" w:after="40"/>
-      </w:pPr>
-      <w:r>
-        <w:rPr>
-          <w:rFonts w:ascii="Calibri" w:hAnsi="Calibri" w:cs="Calibri"/>
-          <w:b/>
-          <w:i w:val="0"/>
-          <w:caps/>
-          <w:color w:val="2F3C7E"/>
-          <w:sz w:val="32"/>
-        </w:rPr>
-        <w:t>Evidence Table</w:t>
-      </w:r>
-    </w:p>
-    <w:p>
-      <w:pPr>
-        <w:spacing w:before="0" w:after="20"/>
-      </w:pPr>
-      <w:r>
-        <w:rPr>
-          <w:rFonts w:ascii="Calibri" w:hAnsi="Calibri" w:cs="Calibri"/>
-          <w:b w:val="0"/>
-          <w:i w:val="0"/>
-          <w:color w:val="555555"/>
-          <w:sz w:val="24"/>
-        </w:rPr>
-        <w:t>Record one change you found as an Energy Detective.</w:t>
-      </w:r>
-    </w:p>
-    <w:tbl>
-      <w:tblPr>
-        <w:tblW w:type="auto" w:w="0"/>
-        <w:tblLook w:firstColumn="1" w:firstRow="1" w:lastColumn="0" w:lastRow="0" w:noHBand="0" w:noVBand="1" w:val="04A0"/>
-        <w:tblBorders>
-          <w:top w:val="none" w:sz="0" w:space="0" w:color="FFFFFF"/>
-          <w:left w:val="none" w:sz="0" w:space="0" w:color="FFFFFF"/>
-          <w:bottom w:val="none" w:sz="0" w:space="0" w:color="FFFFFF"/>
-          <w:right w:val="none" w:sz="0" w:space="0" w:color="FFFFFF"/>
-          <w:insideH w:val="none" w:sz="0" w:space="0" w:color="FFFFFF"/>
-          <w:insideV w:val="none" w:sz="0" w:space="0" w:color="FFFFFF"/>
-        </w:tblBorders>
-      </w:tblPr>
-      <w:tblGrid>
-        <w:gridCol w:w="5040"/>
-        <w:gridCol w:w="5040"/>
-      </w:tblGrid>
-      <w:tr>
-        <w:trPr>
-          <w:trHeight w:val="420" w:hRule="exact"/>
-        </w:trPr>
-        <w:tc>
-          <w:tcPr>
-            <w:tcW w:type="dxa" w:w="3400"/>
-            <w:tcMar>
-              <w:top w:w="40" w:type="dxa"/>
-              <w:left w:w="80" w:type="dxa"/>
-              <w:bottom w:w="40" w:type="dxa"/>
-              <w:right w:w="80" w:type="dxa"/>
-            </w:tcMar>
-            <w:shd w:fill="2F3C7E"/>
-          </w:tcPr>
-          <w:p>
-            <w:r>
-              <w:rPr>
-                <w:rFonts w:ascii="Calibri" w:hAnsi="Calibri" w:cs="Calibri"/>
-                <w:b/>
-                <w:i w:val="0"/>
-                <w:caps/>
-                <w:color w:val="FFFFFF"/>
-                <w:sz w:val="24"/>
-              </w:rPr>
-              <w:t>Prompt</w:t>
-            </w:r>
-          </w:p>
-        </w:tc>
-        <w:tc>
-          <w:tcPr>
-            <w:tcW w:type="dxa" w:w="6680"/>
-            <w:tcMar>
-              <w:top w:w="40" w:type="dxa"/>
-              <w:left w:w="80" w:type="dxa"/>
-              <w:bottom w:w="40" w:type="dxa"/>
-              <w:right w:w="80" w:type="dxa"/>
-            </w:tcMar>
-            <w:shd w:fill="2F3C7E"/>
-          </w:tcPr>
-          <w:p>
-            <w:r>
-              <w:rPr>
-                <w:rFonts w:ascii="Calibri" w:hAnsi="Calibri" w:cs="Calibri"/>
-                <w:b/>
-                <w:i w:val="0"/>
-                <w:caps/>
-                <w:color w:val="FFFFFF"/>
-                <w:sz w:val="24"/>
-              </w:rPr>
-              <w:t>Your answer</w:t>
+              <w:t>ONE EXAMPLE THAT SHOWS A CHANGE</w:t>
             </w:r>
           </w:p>
         </w:tc>
@@ -1701,43 +1038,705 @@
         </w:trPr>
         <w:tc>
           <w:tcPr>
-            <w:tcW w:type="dxa" w:w="3400"/>
+            <w:tcW w:type="dxa" w:w="3312"/>
             <w:tcMar>
               <w:top w:w="40" w:type="dxa"/>
               <w:left w:w="80" w:type="dxa"/>
               <w:bottom w:w="40" w:type="dxa"/>
               <w:right w:w="80" w:type="dxa"/>
             </w:tcMar>
+            <w:vAlign w:val="center"/>
           </w:tcPr>
           <w:p>
             <w:r>
               <w:rPr>
-                <w:rFonts w:ascii="Calibri" w:hAnsi="Calibri" w:cs="Calibri"/>
+                <w:rFonts w:ascii="Avenir Next" w:hAnsi="Avenir Next"/>
                 <w:b/>
                 <w:i w:val="0"/>
-                <w:color w:val="2F3C7E"/>
-                <w:sz w:val="26"/>
+                <w:color w:val="1F2A5A"/>
+                <w:sz w:val="28"/>
+                <w:u w:val="none"/>
+                <w:rFonts w:ascii="Avenir Next" w:hAnsi="Avenir Next" w:cs="Avenir Next"/>
               </w:rPr>
-              <w:t>Before</w:t>
+              <w:t>motion</w:t>
             </w:r>
           </w:p>
         </w:tc>
         <w:tc>
           <w:tcPr>
-            <w:tcW w:type="dxa" w:w="6680"/>
+            <w:tcW w:type="dxa" w:w="7344"/>
             <w:tcMar>
               <w:top w:w="40" w:type="dxa"/>
               <w:left w:w="80" w:type="dxa"/>
               <w:bottom w:w="40" w:type="dxa"/>
               <w:right w:w="80" w:type="dxa"/>
             </w:tcMar>
+            <w:vAlign w:val="center"/>
+            <w:tcBorders>
+              <w:bottom w:val="single" w:sz="8" w:color="1A1D26"/>
+            </w:tcBorders>
+          </w:tcPr>
+          <w:p/>
+        </w:tc>
+      </w:tr>
+      <w:tr>
+        <w:trPr>
+          <w:trHeight w:val="680" w:hRule="atLeast"/>
+        </w:trPr>
+        <w:tc>
+          <w:tcPr>
+            <w:tcW w:type="dxa" w:w="3312"/>
+            <w:tcMar>
+              <w:top w:w="40" w:type="dxa"/>
+              <w:left w:w="80" w:type="dxa"/>
+              <w:bottom w:w="40" w:type="dxa"/>
+              <w:right w:w="80" w:type="dxa"/>
+            </w:tcMar>
+            <w:vAlign w:val="center"/>
+          </w:tcPr>
+          <w:p>
+            <w:r>
+              <w:rPr>
+                <w:rFonts w:ascii="Avenir Next" w:hAnsi="Avenir Next"/>
+                <w:b/>
+                <w:i w:val="0"/>
+                <w:color w:val="1F2A5A"/>
+                <w:sz w:val="28"/>
+                <w:u w:val="none"/>
+                <w:rFonts w:ascii="Avenir Next" w:hAnsi="Avenir Next" w:cs="Avenir Next"/>
+              </w:rPr>
+              <w:t>sound</w:t>
+            </w:r>
+          </w:p>
+        </w:tc>
+        <w:tc>
+          <w:tcPr>
+            <w:tcW w:type="dxa" w:w="7344"/>
+            <w:tcMar>
+              <w:top w:w="40" w:type="dxa"/>
+              <w:left w:w="80" w:type="dxa"/>
+              <w:bottom w:w="40" w:type="dxa"/>
+              <w:right w:w="80" w:type="dxa"/>
+            </w:tcMar>
+            <w:vAlign w:val="center"/>
+            <w:tcBorders>
+              <w:bottom w:val="single" w:sz="8" w:color="1A1D26"/>
+            </w:tcBorders>
+          </w:tcPr>
+          <w:p/>
+        </w:tc>
+      </w:tr>
+      <w:tr>
+        <w:trPr>
+          <w:trHeight w:val="680" w:hRule="atLeast"/>
+        </w:trPr>
+        <w:tc>
+          <w:tcPr>
+            <w:tcW w:type="dxa" w:w="3312"/>
+            <w:tcMar>
+              <w:top w:w="40" w:type="dxa"/>
+              <w:left w:w="80" w:type="dxa"/>
+              <w:bottom w:w="40" w:type="dxa"/>
+              <w:right w:w="80" w:type="dxa"/>
+            </w:tcMar>
+            <w:vAlign w:val="center"/>
+          </w:tcPr>
+          <w:p>
+            <w:r>
+              <w:rPr>
+                <w:rFonts w:ascii="Avenir Next" w:hAnsi="Avenir Next"/>
+                <w:b/>
+                <w:i w:val="0"/>
+                <w:color w:val="1F2A5A"/>
+                <w:sz w:val="28"/>
+                <w:u w:val="none"/>
+                <w:rFonts w:ascii="Avenir Next" w:hAnsi="Avenir Next" w:cs="Avenir Next"/>
+              </w:rPr>
+              <w:t>light</w:t>
+            </w:r>
+          </w:p>
+        </w:tc>
+        <w:tc>
+          <w:tcPr>
+            <w:tcW w:type="dxa" w:w="7344"/>
+            <w:tcMar>
+              <w:top w:w="40" w:type="dxa"/>
+              <w:left w:w="80" w:type="dxa"/>
+              <w:bottom w:w="40" w:type="dxa"/>
+              <w:right w:w="80" w:type="dxa"/>
+            </w:tcMar>
+            <w:vAlign w:val="center"/>
+            <w:tcBorders>
+              <w:bottom w:val="single" w:sz="8" w:color="1A1D26"/>
+            </w:tcBorders>
+          </w:tcPr>
+          <w:p/>
+        </w:tc>
+      </w:tr>
+      <w:tr>
+        <w:trPr>
+          <w:trHeight w:val="680" w:hRule="atLeast"/>
+        </w:trPr>
+        <w:tc>
+          <w:tcPr>
+            <w:tcW w:type="dxa" w:w="3312"/>
+            <w:tcMar>
+              <w:top w:w="40" w:type="dxa"/>
+              <w:left w:w="80" w:type="dxa"/>
+              <w:bottom w:w="40" w:type="dxa"/>
+              <w:right w:w="80" w:type="dxa"/>
+            </w:tcMar>
+            <w:vAlign w:val="center"/>
+          </w:tcPr>
+          <w:p>
+            <w:r>
+              <w:rPr>
+                <w:rFonts w:ascii="Avenir Next" w:hAnsi="Avenir Next"/>
+                <w:b/>
+                <w:i w:val="0"/>
+                <w:color w:val="1F2A5A"/>
+                <w:sz w:val="28"/>
+                <w:u w:val="none"/>
+                <w:rFonts w:ascii="Avenir Next" w:hAnsi="Avenir Next" w:cs="Avenir Next"/>
+              </w:rPr>
+              <w:t>heat</w:t>
+            </w:r>
+          </w:p>
+        </w:tc>
+        <w:tc>
+          <w:tcPr>
+            <w:tcW w:type="dxa" w:w="7344"/>
+            <w:tcMar>
+              <w:top w:w="40" w:type="dxa"/>
+              <w:left w:w="80" w:type="dxa"/>
+              <w:bottom w:w="40" w:type="dxa"/>
+              <w:right w:w="80" w:type="dxa"/>
+            </w:tcMar>
+            <w:vAlign w:val="center"/>
+            <w:tcBorders>
+              <w:bottom w:val="single" w:sz="8" w:color="1A1D26"/>
+            </w:tcBorders>
+          </w:tcPr>
+          <w:p/>
+        </w:tc>
+      </w:tr>
+      <w:tr>
+        <w:trPr>
+          <w:trHeight w:val="680" w:hRule="atLeast"/>
+        </w:trPr>
+        <w:tc>
+          <w:tcPr>
+            <w:tcW w:type="dxa" w:w="3312"/>
+            <w:tcMar>
+              <w:top w:w="40" w:type="dxa"/>
+              <w:left w:w="80" w:type="dxa"/>
+              <w:bottom w:w="40" w:type="dxa"/>
+              <w:right w:w="80" w:type="dxa"/>
+            </w:tcMar>
+            <w:vAlign w:val="center"/>
+          </w:tcPr>
+          <w:p>
+            <w:r>
+              <w:rPr>
+                <w:rFonts w:ascii="Avenir Next" w:hAnsi="Avenir Next"/>
+                <w:b/>
+                <w:i w:val="0"/>
+                <w:color w:val="1F2A5A"/>
+                <w:sz w:val="28"/>
+                <w:u w:val="none"/>
+                <w:rFonts w:ascii="Avenir Next" w:hAnsi="Avenir Next" w:cs="Avenir Next"/>
+              </w:rPr>
+              <w:t>electrical energy</w:t>
+            </w:r>
+          </w:p>
+        </w:tc>
+        <w:tc>
+          <w:tcPr>
+            <w:tcW w:type="dxa" w:w="7344"/>
+            <w:tcMar>
+              <w:top w:w="40" w:type="dxa"/>
+              <w:left w:w="80" w:type="dxa"/>
+              <w:bottom w:w="40" w:type="dxa"/>
+              <w:right w:w="80" w:type="dxa"/>
+            </w:tcMar>
+            <w:vAlign w:val="center"/>
+            <w:tcBorders>
+              <w:bottom w:val="single" w:sz="8" w:color="1A1D26"/>
+            </w:tcBorders>
+          </w:tcPr>
+          <w:p/>
+        </w:tc>
+      </w:tr>
+    </w:tbl>
+    <w:p>
+      <w:pPr>
+        <w:spacing w:before="0" w:after="80"/>
+      </w:pPr>
+      <w:r>
+        <w:rPr>
+          <w:sz w:val="4"/>
+        </w:rPr>
+      </w:r>
+    </w:p>
+    <w:tbl>
+      <w:tblPr>
+        <w:tblW w:type="auto" w:w="0"/>
+        <w:tblLook w:firstColumn="1" w:firstRow="1" w:lastColumn="0" w:lastRow="0" w:noHBand="0" w:noVBand="1" w:val="04A0"/>
+        <w:tblBorders>
+          <w:top w:val="none"/>
+          <w:left w:val="none"/>
+          <w:bottom w:val="none"/>
+          <w:right w:val="none"/>
+          <w:insideH w:val="none"/>
+          <w:insideV w:val="none"/>
+        </w:tblBorders>
+      </w:tblPr>
+      <w:tblGrid>
+        <w:gridCol w:w="10656"/>
+      </w:tblGrid>
+      <w:tr>
+        <w:tc>
+          <w:tcPr>
+            <w:tcW w:type="dxa" w:w="10656"/>
+            <w:tcMar>
+              <w:top w:w="12" w:type="dxa"/>
+              <w:left w:w="0" w:type="dxa"/>
+              <w:bottom w:w="18" w:type="dxa"/>
+              <w:right w:w="0" w:type="dxa"/>
+            </w:tcMar>
           </w:tcPr>
           <w:p>
             <w:pPr>
               <w:pBdr>
-                <w:bottom w:val="single" w:sz="8" w:space="4" w:color="1F1F1F"/>
+                <w:bottom w:val="single" w:sz="10" w:color="1F2A5A"/>
               </w:pBdr>
             </w:pPr>
+            <w:r>
+              <w:rPr>
+                <w:rFonts w:ascii="Avenir Next" w:hAnsi="Avenir Next"/>
+                <w:b/>
+                <w:i w:val="0"/>
+                <w:color w:val="A67C16"/>
+                <w:sz w:val="32"/>
+                <w:u w:val="none"/>
+                <w:rFonts w:ascii="Avenir Next" w:hAnsi="Avenir Next" w:cs="Avenir Next"/>
+              </w:rPr>
+              <w:t xml:space="preserve">V2   </w:t>
+            </w:r>
+            <w:r>
+              <w:rPr>
+                <w:rFonts w:ascii="Avenir Next" w:hAnsi="Avenir Next"/>
+                <w:b/>
+                <w:i w:val="0"/>
+                <w:color w:val="1F2A5A"/>
+                <w:sz w:val="32"/>
+                <w:u w:val="none"/>
+                <w:rFonts w:ascii="Avenir Next" w:hAnsi="Avenir Next" w:cs="Avenir Next"/>
+              </w:rPr>
+              <w:t>VOCABULARY — STORED ENERGY</w:t>
+            </w:r>
+          </w:p>
+        </w:tc>
+      </w:tr>
+    </w:tbl>
+    <w:p>
+      <w:pPr>
+        <w:spacing w:before="0" w:after="80"/>
+      </w:pPr>
+      <w:r>
+        <w:rPr>
+          <w:rFonts w:ascii="Avenir Next" w:hAnsi="Avenir Next"/>
+          <w:b w:val="0"/>
+          <w:i/>
+          <w:color w:val="4A5268"/>
+          <w:sz w:val="19"/>
+          <w:u w:val="none"/>
+          <w:rFonts w:ascii="Avenir Next" w:hAnsi="Avenir Next" w:cs="Avenir Next"/>
+        </w:rPr>
+        <w:t>Reader p. 4</w:t>
+      </w:r>
+    </w:p>
+    <w:p>
+      <w:pPr>
+        <w:spacing w:before="0" w:after="80" w:line="520" w:lineRule="exact"/>
+      </w:pPr>
+      <w:r>
+        <w:rPr>
+          <w:rFonts w:ascii="Avenir Next" w:hAnsi="Avenir Next"/>
+          <w:b w:val="0"/>
+          <w:i w:val="0"/>
+          <w:color w:val="1A1D26"/>
+          <w:sz w:val="28"/>
+          <w:u w:val="none"/>
+          <w:rFonts w:ascii="Avenir Next" w:hAnsi="Avenir Next" w:cs="Avenir Next"/>
+        </w:rPr>
+        <w:t xml:space="preserve">stored energy — energy that has the ability to cause change at a </w:t>
+      </w:r>
+      <w:r>
+        <w:rPr>
+          <w:rFonts w:ascii="Avenir Next" w:hAnsi="Avenir Next"/>
+          <w:b w:val="0"/>
+          <w:i w:val="0"/>
+          <w:color w:val="1A1D26"/>
+          <w:sz w:val="28"/>
+          <w:u w:val="single"/>
+          <w:rFonts w:ascii="Avenir Next" w:hAnsi="Avenir Next" w:cs="Avenir Next"/>
+        </w:rPr>
+        <w:t>___________</w:t>
+      </w:r>
+      <w:r>
+        <w:rPr>
+          <w:rFonts w:ascii="Avenir Next" w:hAnsi="Avenir Next"/>
+          <w:b w:val="0"/>
+          <w:i w:val="0"/>
+          <w:color w:val="1A1D26"/>
+          <w:sz w:val="28"/>
+          <w:u w:val="none"/>
+          <w:rFonts w:ascii="Avenir Next" w:hAnsi="Avenir Next" w:cs="Avenir Next"/>
+        </w:rPr>
+        <w:t xml:space="preserve"> time.</w:t>
+      </w:r>
+    </w:p>
+    <w:tbl>
+      <w:tblPr>
+        <w:tblW w:type="auto" w:w="0"/>
+        <w:tblLook w:firstColumn="1" w:firstRow="1" w:lastColumn="0" w:lastRow="0" w:noHBand="0" w:noVBand="1" w:val="04A0"/>
+        <w:tblBorders>
+          <w:top w:val="none"/>
+          <w:left w:val="none"/>
+          <w:bottom w:val="none"/>
+          <w:right w:val="none"/>
+          <w:insideH w:val="none"/>
+          <w:insideV w:val="none"/>
+        </w:tblBorders>
+      </w:tblPr>
+      <w:tblGrid>
+        <w:gridCol w:w="10656"/>
+      </w:tblGrid>
+      <w:tr>
+        <w:tc>
+          <w:tcPr>
+            <w:tcW w:type="dxa" w:w="10656"/>
+            <w:tcMar>
+              <w:top w:w="12" w:type="dxa"/>
+              <w:left w:w="0" w:type="dxa"/>
+              <w:bottom w:w="18" w:type="dxa"/>
+              <w:right w:w="0" w:type="dxa"/>
+            </w:tcMar>
+          </w:tcPr>
+          <w:p>
+            <w:pPr>
+              <w:pBdr>
+                <w:bottom w:val="single" w:sz="10" w:color="1F2A5A"/>
+              </w:pBdr>
+            </w:pPr>
+            <w:r>
+              <w:rPr>
+                <w:rFonts w:ascii="Avenir Next" w:hAnsi="Avenir Next"/>
+                <w:b/>
+                <w:i w:val="0"/>
+                <w:color w:val="A67C16"/>
+                <w:sz w:val="32"/>
+                <w:u w:val="none"/>
+                <w:rFonts w:ascii="Avenir Next" w:hAnsi="Avenir Next" w:cs="Avenir Next"/>
+              </w:rPr>
+              <w:t xml:space="preserve">N3   </w:t>
+            </w:r>
+            <w:r>
+              <w:rPr>
+                <w:rFonts w:ascii="Avenir Next" w:hAnsi="Avenir Next"/>
+                <w:b/>
+                <w:i w:val="0"/>
+                <w:color w:val="1F2A5A"/>
+                <w:sz w:val="32"/>
+                <w:u w:val="none"/>
+                <w:rFonts w:ascii="Avenir Next" w:hAnsi="Avenir Next" w:cs="Avenir Next"/>
+              </w:rPr>
+              <w:t>OBJECTS CAN STORE ENERGY</w:t>
+            </w:r>
+          </w:p>
+        </w:tc>
+      </w:tr>
+    </w:tbl>
+    <w:p>
+      <w:pPr>
+        <w:spacing w:before="0" w:after="80"/>
+      </w:pPr>
+      <w:r>
+        <w:rPr>
+          <w:rFonts w:ascii="Avenir Next" w:hAnsi="Avenir Next"/>
+          <w:b w:val="0"/>
+          <w:i/>
+          <w:color w:val="4A5268"/>
+          <w:sz w:val="19"/>
+          <w:u w:val="none"/>
+          <w:rFonts w:ascii="Avenir Next" w:hAnsi="Avenir Next" w:cs="Avenir Next"/>
+        </w:rPr>
+        <w:t>Reader pp. 4–5</w:t>
+      </w:r>
+    </w:p>
+    <w:tbl>
+      <w:tblPr>
+        <w:tblW w:type="auto" w:w="0"/>
+        <w:tblLook w:firstColumn="1" w:firstRow="1" w:lastColumn="0" w:lastRow="0" w:noHBand="0" w:noVBand="1" w:val="04A0"/>
+        <w:jc w:val="center"/>
+        <w:tblBorders>
+          <w:top w:val="none"/>
+          <w:left w:val="none"/>
+          <w:bottom w:val="none"/>
+          <w:right w:val="none"/>
+          <w:insideH w:val="none"/>
+          <w:insideV w:val="none"/>
+        </w:tblBorders>
+      </w:tblPr>
+      <w:tblGrid>
+        <w:gridCol w:w="2131"/>
+        <w:gridCol w:w="2131"/>
+        <w:gridCol w:w="2131"/>
+        <w:gridCol w:w="2131"/>
+        <w:gridCol w:w="2131"/>
+      </w:tblGrid>
+      <w:tr>
+        <w:trPr>
+          <w:trHeight w:val="440" w:hRule="exact"/>
+          <w:trHeight w:val="440" w:hRule="exact"/>
+          <w:trHeight w:val="440" w:hRule="exact"/>
+          <w:trHeight w:val="440" w:hRule="exact"/>
+          <w:trHeight w:val="440" w:hRule="exact"/>
+        </w:trPr>
+        <w:tc>
+          <w:tcPr>
+            <w:tcW w:type="dxa" w:w="2736"/>
+            <w:tcMar>
+              <w:top w:w="40" w:type="dxa"/>
+              <w:left w:w="6" w:type="dxa"/>
+              <w:bottom w:w="40" w:type="dxa"/>
+              <w:right w:w="6" w:type="dxa"/>
+            </w:tcMar>
+            <w:vAlign w:val="center"/>
+            <w:shd w:val="clear" w:color="auto" w:fill="1F2A5A"/>
+          </w:tcPr>
+          <w:p>
+            <w:pPr>
+              <w:jc w:val="center"/>
+            </w:pPr>
+            <w:r>
+              <w:rPr>
+                <w:rFonts w:ascii="Avenir Next" w:hAnsi="Avenir Next"/>
+                <w:b/>
+                <w:i w:val="0"/>
+                <w:color w:val="FFFFFF"/>
+                <w:sz w:val="24"/>
+                <w:u w:val="none"/>
+                <w:rFonts w:ascii="Avenir Next" w:hAnsi="Avenir Next" w:cs="Avenir Next"/>
+              </w:rPr>
+              <w:t>STORED ENERGY</w:t>
+            </w:r>
+          </w:p>
+        </w:tc>
+        <w:tc>
+          <w:tcPr>
+            <w:tcW w:type="dxa" w:w="792"/>
+            <w:tcMar>
+              <w:top w:w="40" w:type="dxa"/>
+              <w:left w:w="6" w:type="dxa"/>
+              <w:bottom w:w="40" w:type="dxa"/>
+              <w:right w:w="6" w:type="dxa"/>
+            </w:tcMar>
+            <w:vAlign w:val="center"/>
+          </w:tcPr>
+          <w:p>
+            <w:pPr>
+              <w:jc w:val="center"/>
+            </w:pPr>
+            <w:r>
+              <w:rPr>
+                <w:rFonts w:ascii="Avenir Next" w:hAnsi="Avenir Next"/>
+                <w:b/>
+                <w:i w:val="0"/>
+                <w:color w:val="A67C16"/>
+                <w:sz w:val="28"/>
+                <w:u w:val="none"/>
+                <w:rFonts w:ascii="Avenir Next" w:hAnsi="Avenir Next" w:cs="Avenir Next"/>
+              </w:rPr>
+              <w:t>→</w:t>
+            </w:r>
+          </w:p>
+        </w:tc>
+        <w:tc>
+          <w:tcPr>
+            <w:tcW w:type="dxa" w:w="2736"/>
+            <w:tcMar>
+              <w:top w:w="40" w:type="dxa"/>
+              <w:left w:w="6" w:type="dxa"/>
+              <w:bottom w:w="40" w:type="dxa"/>
+              <w:right w:w="6" w:type="dxa"/>
+            </w:tcMar>
+            <w:vAlign w:val="center"/>
+            <w:shd w:val="clear" w:color="auto" w:fill="1F2A5A"/>
+          </w:tcPr>
+          <w:p>
+            <w:pPr>
+              <w:jc w:val="center"/>
+            </w:pPr>
+            <w:r>
+              <w:rPr>
+                <w:rFonts w:ascii="Avenir Next" w:hAnsi="Avenir Next"/>
+                <w:b/>
+                <w:i w:val="0"/>
+                <w:color w:val="FFFFFF"/>
+                <w:sz w:val="24"/>
+                <w:u w:val="none"/>
+                <w:rFonts w:ascii="Avenir Next" w:hAnsi="Avenir Next" w:cs="Avenir Next"/>
+              </w:rPr>
+              <w:t>RELEASE</w:t>
+            </w:r>
+          </w:p>
+        </w:tc>
+        <w:tc>
+          <w:tcPr>
+            <w:tcW w:type="dxa" w:w="792"/>
+            <w:tcMar>
+              <w:top w:w="40" w:type="dxa"/>
+              <w:left w:w="6" w:type="dxa"/>
+              <w:bottom w:w="40" w:type="dxa"/>
+              <w:right w:w="6" w:type="dxa"/>
+            </w:tcMar>
+            <w:vAlign w:val="center"/>
+          </w:tcPr>
+          <w:p>
+            <w:pPr>
+              <w:jc w:val="center"/>
+            </w:pPr>
+            <w:r>
+              <w:rPr>
+                <w:rFonts w:ascii="Avenir Next" w:hAnsi="Avenir Next"/>
+                <w:b/>
+                <w:i w:val="0"/>
+                <w:color w:val="A67C16"/>
+                <w:sz w:val="28"/>
+                <w:u w:val="none"/>
+                <w:rFonts w:ascii="Avenir Next" w:hAnsi="Avenir Next" w:cs="Avenir Next"/>
+              </w:rPr>
+              <w:t>→</w:t>
+            </w:r>
+          </w:p>
+        </w:tc>
+        <w:tc>
+          <w:tcPr>
+            <w:tcW w:type="dxa" w:w="2736"/>
+            <w:tcMar>
+              <w:top w:w="40" w:type="dxa"/>
+              <w:left w:w="6" w:type="dxa"/>
+              <w:bottom w:w="40" w:type="dxa"/>
+              <w:right w:w="6" w:type="dxa"/>
+            </w:tcMar>
+            <w:vAlign w:val="center"/>
+            <w:shd w:val="clear" w:color="auto" w:fill="1F2A5A"/>
+          </w:tcPr>
+          <w:p>
+            <w:pPr>
+              <w:jc w:val="center"/>
+            </w:pPr>
+            <w:r>
+              <w:rPr>
+                <w:rFonts w:ascii="Avenir Next" w:hAnsi="Avenir Next"/>
+                <w:b/>
+                <w:i w:val="0"/>
+                <w:color w:val="FFFFFF"/>
+                <w:sz w:val="24"/>
+                <w:u w:val="none"/>
+                <w:rFonts w:ascii="Avenir Next" w:hAnsi="Avenir Next" w:cs="Avenir Next"/>
+              </w:rPr>
+              <w:t>CHANGE</w:t>
+            </w:r>
+          </w:p>
+        </w:tc>
+      </w:tr>
+    </w:tbl>
+    <w:p>
+      <w:pPr>
+        <w:spacing w:before="0" w:after="80"/>
+      </w:pPr>
+      <w:r>
+        <w:rPr>
+          <w:sz w:val="4"/>
+        </w:rPr>
+      </w:r>
+    </w:p>
+    <w:tbl>
+      <w:tblPr>
+        <w:tblW w:type="auto" w:w="0"/>
+        <w:tblLook w:firstColumn="1" w:firstRow="1" w:lastColumn="0" w:lastRow="0" w:noHBand="0" w:noVBand="1" w:val="04A0"/>
+        <w:tblBorders>
+          <w:top w:val="none"/>
+          <w:left w:val="none"/>
+          <w:bottom w:val="none"/>
+          <w:right w:val="none"/>
+          <w:insideH w:val="none"/>
+          <w:insideV w:val="none"/>
+        </w:tblBorders>
+      </w:tblPr>
+      <w:tblGrid>
+        <w:gridCol w:w="5328"/>
+        <w:gridCol w:w="5328"/>
+      </w:tblGrid>
+      <w:tr>
+        <w:trPr>
+          <w:trHeight w:val="420" w:hRule="exact"/>
+        </w:trPr>
+        <w:tc>
+          <w:tcPr>
+            <w:tcW w:type="dxa" w:w="4320"/>
+            <w:tcMar>
+              <w:top w:w="40" w:type="dxa"/>
+              <w:left w:w="80" w:type="dxa"/>
+              <w:bottom w:w="40" w:type="dxa"/>
+              <w:right w:w="80" w:type="dxa"/>
+            </w:tcMar>
+            <w:shd w:val="clear" w:color="auto" w:fill="1F2A5A"/>
+            <w:vAlign w:val="center"/>
+          </w:tcPr>
+          <w:p>
+            <w:r>
+              <w:rPr>
+                <w:rFonts w:ascii="Avenir Next" w:hAnsi="Avenir Next"/>
+                <w:b/>
+                <w:i w:val="0"/>
+                <w:color w:val="FFFFFF"/>
+                <w:sz w:val="24"/>
+                <w:u w:val="none"/>
+                <w:rFonts w:ascii="Avenir Next" w:hAnsi="Avenir Next" w:cs="Avenir Next"/>
+              </w:rPr>
+              <w:t>EXAMPLE</w:t>
+            </w:r>
+          </w:p>
+        </w:tc>
+        <w:tc>
+          <w:tcPr>
+            <w:tcW w:type="dxa" w:w="6336"/>
+            <w:tcMar>
+              <w:top w:w="40" w:type="dxa"/>
+              <w:left w:w="80" w:type="dxa"/>
+              <w:bottom w:w="40" w:type="dxa"/>
+              <w:right w:w="80" w:type="dxa"/>
+            </w:tcMar>
+            <w:shd w:val="clear" w:color="auto" w:fill="1F2A5A"/>
+            <w:vAlign w:val="center"/>
+          </w:tcPr>
+          <w:p>
+            <w:r>
+              <w:rPr>
+                <w:rFonts w:ascii="Avenir Next" w:hAnsi="Avenir Next"/>
+                <w:b/>
+                <w:i w:val="0"/>
+                <w:color w:val="FFFFFF"/>
+                <w:sz w:val="24"/>
+                <w:u w:val="none"/>
+                <w:rFonts w:ascii="Avenir Next" w:hAnsi="Avenir Next" w:cs="Avenir Next"/>
+              </w:rPr>
+              <w:t>WHAT CHANGE COULD HAPPEN LATER?</w:t>
+            </w:r>
           </w:p>
         </w:tc>
       </w:tr>
@@ -1747,44 +1746,45 @@
         </w:trPr>
         <w:tc>
           <w:tcPr>
-            <w:tcW w:type="dxa" w:w="3400"/>
+            <w:tcW w:type="dxa" w:w="4320"/>
             <w:tcMar>
               <w:top w:w="40" w:type="dxa"/>
               <w:left w:w="80" w:type="dxa"/>
               <w:bottom w:w="40" w:type="dxa"/>
               <w:right w:w="80" w:type="dxa"/>
             </w:tcMar>
+            <w:vAlign w:val="center"/>
           </w:tcPr>
           <w:p>
             <w:r>
               <w:rPr>
-                <w:rFonts w:ascii="Calibri" w:hAnsi="Calibri" w:cs="Calibri"/>
+                <w:rFonts w:ascii="Avenir Next" w:hAnsi="Avenir Next"/>
                 <w:b/>
                 <w:i w:val="0"/>
-                <w:color w:val="2F3C7E"/>
-                <w:sz w:val="26"/>
+                <w:color w:val="1A1D26"/>
+                <w:sz w:val="28"/>
+                <w:u w:val="none"/>
+                <w:rFonts w:ascii="Avenir Next" w:hAnsi="Avenir Next" w:cs="Avenir Next"/>
               </w:rPr>
-              <w:t>After</w:t>
+              <w:t>battery (in a flashlight)</w:t>
             </w:r>
           </w:p>
         </w:tc>
         <w:tc>
           <w:tcPr>
-            <w:tcW w:type="dxa" w:w="6680"/>
+            <w:tcW w:type="dxa" w:w="6336"/>
             <w:tcMar>
               <w:top w:w="40" w:type="dxa"/>
               <w:left w:w="80" w:type="dxa"/>
               <w:bottom w:w="40" w:type="dxa"/>
               <w:right w:w="80" w:type="dxa"/>
             </w:tcMar>
+            <w:vAlign w:val="center"/>
+            <w:tcBorders>
+              <w:bottom w:val="single" w:sz="8" w:color="1A1D26"/>
+            </w:tcBorders>
           </w:tcPr>
-          <w:p>
-            <w:pPr>
-              <w:pBdr>
-                <w:bottom w:val="single" w:sz="8" w:space="4" w:color="1F1F1F"/>
-              </w:pBdr>
-            </w:pPr>
-          </w:p>
+          <w:p/>
         </w:tc>
       </w:tr>
       <w:tr>
@@ -1793,44 +1793,45 @@
         </w:trPr>
         <w:tc>
           <w:tcPr>
-            <w:tcW w:type="dxa" w:w="3400"/>
+            <w:tcW w:type="dxa" w:w="4320"/>
             <w:tcMar>
               <w:top w:w="40" w:type="dxa"/>
               <w:left w:w="80" w:type="dxa"/>
               <w:bottom w:w="40" w:type="dxa"/>
               <w:right w:w="80" w:type="dxa"/>
             </w:tcMar>
+            <w:vAlign w:val="center"/>
           </w:tcPr>
           <w:p>
             <w:r>
               <w:rPr>
-                <w:rFonts w:ascii="Calibri" w:hAnsi="Calibri" w:cs="Calibri"/>
+                <w:rFonts w:ascii="Avenir Next" w:hAnsi="Avenir Next"/>
                 <w:b/>
                 <w:i w:val="0"/>
-                <w:color w:val="2F3C7E"/>
-                <w:sz w:val="26"/>
+                <w:color w:val="1A1D26"/>
+                <w:sz w:val="28"/>
+                <w:u w:val="none"/>
+                <w:rFonts w:ascii="Avenir Next" w:hAnsi="Avenir Next" w:cs="Avenir Next"/>
               </w:rPr>
-              <w:t>What changed?</w:t>
+              <w:t>stretched rubber band</w:t>
             </w:r>
           </w:p>
         </w:tc>
         <w:tc>
           <w:tcPr>
-            <w:tcW w:type="dxa" w:w="6680"/>
+            <w:tcW w:type="dxa" w:w="6336"/>
             <w:tcMar>
               <w:top w:w="40" w:type="dxa"/>
               <w:left w:w="80" w:type="dxa"/>
               <w:bottom w:w="40" w:type="dxa"/>
               <w:right w:w="80" w:type="dxa"/>
             </w:tcMar>
+            <w:vAlign w:val="center"/>
+            <w:tcBorders>
+              <w:bottom w:val="single" w:sz="8" w:color="1A1D26"/>
+            </w:tcBorders>
           </w:tcPr>
-          <w:p>
-            <w:pPr>
-              <w:pBdr>
-                <w:bottom w:val="single" w:sz="8" w:space="4" w:color="1F1F1F"/>
-              </w:pBdr>
-            </w:pPr>
-          </w:p>
+          <w:p/>
         </w:tc>
       </w:tr>
       <w:tr>
@@ -1839,108 +1840,97 @@
         </w:trPr>
         <w:tc>
           <w:tcPr>
-            <w:tcW w:type="dxa" w:w="3400"/>
+            <w:tcW w:type="dxa" w:w="4320"/>
             <w:tcMar>
               <w:top w:w="40" w:type="dxa"/>
               <w:left w:w="80" w:type="dxa"/>
               <w:bottom w:w="40" w:type="dxa"/>
               <w:right w:w="80" w:type="dxa"/>
             </w:tcMar>
+            <w:vAlign w:val="center"/>
           </w:tcPr>
           <w:p>
             <w:r>
               <w:rPr>
-                <w:rFonts w:ascii="Calibri" w:hAnsi="Calibri" w:cs="Calibri"/>
+                <w:rFonts w:ascii="Avenir Next" w:hAnsi="Avenir Next"/>
                 <w:b/>
                 <w:i w:val="0"/>
-                <w:color w:val="2F3C7E"/>
-                <w:sz w:val="26"/>
+                <w:color w:val="1A1D26"/>
+                <w:sz w:val="28"/>
+                <w:u w:val="none"/>
+                <w:rFonts w:ascii="Avenir Next" w:hAnsi="Avenir Next" w:cs="Avenir Next"/>
               </w:rPr>
-              <w:t>What is the evidence?</w:t>
+              <w:t>raised object (apple)</w:t>
             </w:r>
           </w:p>
         </w:tc>
         <w:tc>
           <w:tcPr>
-            <w:tcW w:type="dxa" w:w="6680"/>
+            <w:tcW w:type="dxa" w:w="6336"/>
             <w:tcMar>
               <w:top w:w="40" w:type="dxa"/>
               <w:left w:w="80" w:type="dxa"/>
               <w:bottom w:w="40" w:type="dxa"/>
               <w:right w:w="80" w:type="dxa"/>
             </w:tcMar>
+            <w:vAlign w:val="center"/>
+            <w:tcBorders>
+              <w:bottom w:val="single" w:sz="8" w:color="1A1D26"/>
+            </w:tcBorders>
           </w:tcPr>
-          <w:p>
-            <w:pPr>
-              <w:pBdr>
-                <w:bottom w:val="single" w:sz="8" w:space="4" w:color="1F1F1F"/>
-              </w:pBdr>
-            </w:pPr>
-          </w:p>
+          <w:p/>
         </w:tc>
       </w:tr>
     </w:tbl>
     <w:p>
       <w:pPr>
-        <w:spacing w:before="100" w:after="40"/>
+        <w:spacing w:before="0" w:after="80"/>
       </w:pPr>
       <w:r>
         <w:rPr>
-          <w:rFonts w:ascii="Calibri" w:hAnsi="Calibri" w:cs="Calibri"/>
-          <w:b/>
-          <w:i w:val="0"/>
-          <w:caps/>
-          <w:color w:val="2F3C7E"/>
-          <w:sz w:val="32"/>
+          <w:sz w:val="4"/>
         </w:rPr>
-        <w:t>Check Your Thinking</w:t>
       </w:r>
     </w:p>
     <w:p>
       <w:pPr>
-        <w:spacing w:before="0" w:after="30"/>
+        <w:spacing w:before="0" w:after="80" w:line="520" w:lineRule="exact"/>
       </w:pPr>
       <w:r>
         <w:rPr>
-          <w:rFonts w:ascii="Calibri" w:hAnsi="Calibri" w:cs="Calibri"/>
-          <w:b/>
+          <w:rFonts w:ascii="Avenir Next" w:hAnsi="Avenir Next"/>
+          <w:b w:val="0"/>
           <w:i w:val="0"/>
-          <w:color w:val="1F1F1F"/>
-          <w:sz w:val="26"/>
+          <w:color w:val="1A1D26"/>
+          <w:sz w:val="28"/>
+          <w:u w:val="none"/>
+          <w:rFonts w:ascii="Avenir Next" w:hAnsi="Avenir Next" w:cs="Avenir Next"/>
         </w:rPr>
-        <w:t>How do scientists know energy is involved if energy itself cannot be seen directly?</w:t>
+        <w:t xml:space="preserve">Objects also have stored energy because of their </w:t>
       </w:r>
-    </w:p>
-    <w:p>
-      <w:pPr>
-        <w:spacing w:after="360" w:line="600" w:lineRule="exact"/>
-        <w:pBdr>
-          <w:bottom w:val="single" w:sz="8" w:space="4" w:color="1F1F1F"/>
-        </w:pBdr>
-      </w:pPr>
-    </w:p>
-    <w:p>
-      <w:pPr>
-        <w:spacing w:after="360" w:line="600" w:lineRule="exact"/>
-        <w:pBdr>
-          <w:bottom w:val="single" w:sz="8" w:space="4" w:color="1F1F1F"/>
-        </w:pBdr>
-      </w:pPr>
-    </w:p>
-    <w:p>
-      <w:pPr>
-        <w:spacing w:before="100" w:after="40"/>
-      </w:pPr>
       <w:r>
         <w:rPr>
-          <w:rFonts w:ascii="Calibri" w:hAnsi="Calibri" w:cs="Calibri"/>
-          <w:b/>
+          <w:rFonts w:ascii="Avenir Next" w:hAnsi="Avenir Next"/>
+          <w:b w:val="0"/>
           <w:i w:val="0"/>
-          <w:caps/>
-          <w:color w:val="2F3C7E"/>
-          <w:sz w:val="32"/>
+          <w:color w:val="1A1D26"/>
+          <w:sz w:val="28"/>
+          <w:u w:val="single"/>
+          <w:rFonts w:ascii="Avenir Next" w:hAnsi="Avenir Next" w:cs="Avenir Next"/>
         </w:rPr>
-        <w:t>Remember</w:t>
+        <w:t>______________</w:t>
+      </w:r>
+      <w:r>
+        <w:rPr>
+          <w:rFonts w:ascii="Avenir Next" w:hAnsi="Avenir Next"/>
+          <w:b w:val="0"/>
+          <w:i w:val="0"/>
+          <w:color w:val="1A1D26"/>
+          <w:sz w:val="28"/>
+          <w:u w:val="none"/>
+          <w:rFonts w:ascii="Avenir Next" w:hAnsi="Avenir Next" w:cs="Avenir Next"/>
+        </w:rPr>
+        <w:t xml:space="preserve"> .</w:t>
       </w:r>
     </w:p>
     <w:tbl>
@@ -1948,33 +1938,139 @@
         <w:tblW w:type="auto" w:w="0"/>
         <w:tblLook w:firstColumn="1" w:firstRow="1" w:lastColumn="0" w:lastRow="0" w:noHBand="0" w:noVBand="1" w:val="04A0"/>
         <w:tblBorders>
-          <w:top w:val="none" w:sz="0" w:space="0" w:color="FFFFFF"/>
-          <w:left w:val="none" w:sz="0" w:space="0" w:color="FFFFFF"/>
-          <w:bottom w:val="none" w:sz="0" w:space="0" w:color="FFFFFF"/>
-          <w:right w:val="none" w:sz="0" w:space="0" w:color="FFFFFF"/>
-          <w:insideH w:val="none" w:sz="0" w:space="0" w:color="FFFFFF"/>
-          <w:insideV w:val="none" w:sz="0" w:space="0" w:color="FFFFFF"/>
+          <w:top w:val="none"/>
+          <w:left w:val="none"/>
+          <w:bottom w:val="none"/>
+          <w:right w:val="none"/>
+          <w:insideH w:val="none"/>
+          <w:insideV w:val="none"/>
         </w:tblBorders>
       </w:tblPr>
       <w:tblGrid>
-        <w:gridCol w:w="2016"/>
-        <w:gridCol w:w="2016"/>
-        <w:gridCol w:w="2016"/>
-        <w:gridCol w:w="2016"/>
-        <w:gridCol w:w="2016"/>
+        <w:gridCol w:w="10656"/>
       </w:tblGrid>
       <w:tr>
         <w:tc>
           <w:tcPr>
-            <w:tcW w:type="dxa" w:w="2620"/>
+            <w:tcW w:type="dxa" w:w="10656"/>
             <w:tcMar>
-              <w:top w:w="40" w:type="dxa"/>
-              <w:left w:w="8" w:type="dxa"/>
-              <w:bottom w:w="40" w:type="dxa"/>
-              <w:right w:w="8" w:type="dxa"/>
+              <w:top w:w="12" w:type="dxa"/>
+              <w:left w:w="0" w:type="dxa"/>
+              <w:bottom w:w="18" w:type="dxa"/>
+              <w:right w:w="0" w:type="dxa"/>
             </w:tcMar>
-            <w:vAlign w:val="center"/>
-            <w:shd w:fill="2F3C7E"/>
+          </w:tcPr>
+          <w:p>
+            <w:pPr>
+              <w:pBdr>
+                <w:bottom w:val="single" w:sz="10" w:color="1F2A5A"/>
+              </w:pBdr>
+            </w:pPr>
+            <w:r>
+              <w:rPr>
+                <w:rFonts w:ascii="Avenir Next" w:hAnsi="Avenir Next"/>
+                <w:b/>
+                <w:i w:val="0"/>
+                <w:color w:val="A67C16"/>
+                <w:sz w:val="32"/>
+                <w:u w:val="none"/>
+                <w:rFonts w:ascii="Avenir Next" w:hAnsi="Avenir Next" w:cs="Avenir Next"/>
+              </w:rPr>
+              <w:t xml:space="preserve">N4   </w:t>
+            </w:r>
+            <w:r>
+              <w:rPr>
+                <w:rFonts w:ascii="Avenir Next" w:hAnsi="Avenir Next"/>
+                <w:b/>
+                <w:i w:val="0"/>
+                <w:color w:val="1F2A5A"/>
+                <w:sz w:val="32"/>
+                <w:u w:val="none"/>
+                <w:rFonts w:ascii="Avenir Next" w:hAnsi="Avenir Next" w:cs="Avenir Next"/>
+              </w:rPr>
+              <w:t>RECOGNIZING EVIDENCE</w:t>
+            </w:r>
+          </w:p>
+        </w:tc>
+      </w:tr>
+    </w:tbl>
+    <w:p>
+      <w:pPr>
+        <w:spacing w:before="0" w:after="80"/>
+      </w:pPr>
+      <w:r>
+        <w:rPr>
+          <w:rFonts w:ascii="Avenir Next" w:hAnsi="Avenir Next"/>
+          <w:b w:val="0"/>
+          <w:i/>
+          <w:color w:val="4A5268"/>
+          <w:sz w:val="19"/>
+          <w:u w:val="none"/>
+          <w:rFonts w:ascii="Avenir Next" w:hAnsi="Avenir Next" w:cs="Avenir Next"/>
+        </w:rPr>
+        <w:t>Reader pp. 1–6</w:t>
+      </w:r>
+    </w:p>
+    <w:p>
+      <w:pPr>
+        <w:spacing w:before="0" w:after="120"/>
+      </w:pPr>
+      <w:r>
+        <w:rPr>
+          <w:rFonts w:ascii="Avenir Next" w:hAnsi="Avenir Next"/>
+          <w:b w:val="0"/>
+          <w:i/>
+          <w:color w:val="4A5268"/>
+          <w:sz w:val="24"/>
+          <w:u w:val="none"/>
+          <w:rFonts w:ascii="Avenir Next" w:hAnsi="Avenir Next" w:cs="Avenir Next"/>
+        </w:rPr>
+        <w:t>Draw a change you observed. Show what it looked like BEFORE and AFTER.</w:t>
+      </w:r>
+    </w:p>
+    <w:tbl>
+      <w:tblPr>
+        <w:tblW w:type="auto" w:w="0"/>
+        <w:tblLook w:firstColumn="1" w:firstRow="1" w:lastColumn="0" w:lastRow="0" w:noHBand="0" w:noVBand="1" w:val="04A0"/>
+        <w:tblBorders>
+          <w:top w:val="none"/>
+          <w:left w:val="none"/>
+          <w:bottom w:val="none"/>
+          <w:right w:val="none"/>
+          <w:insideH w:val="none"/>
+          <w:insideV w:val="none"/>
+        </w:tblBorders>
+      </w:tblPr>
+      <w:tblGrid>
+        <w:gridCol w:w="5328"/>
+        <w:gridCol w:w="5328"/>
+      </w:tblGrid>
+      <w:tr>
+        <w:trPr>
+          <w:trHeight w:val="2000" w:hRule="exact"/>
+          <w:trHeight w:val="2000" w:hRule="exact"/>
+        </w:trPr>
+        <w:tc>
+          <w:tcPr>
+            <w:tcW w:type="dxa" w:w="5184"/>
+            <w:tcMar>
+              <w:top w:w="20" w:type="dxa"/>
+              <w:left w:w="60" w:type="dxa"/>
+              <w:bottom w:w="20" w:type="dxa"/>
+              <w:right w:w="60" w:type="dxa"/>
+            </w:tcMar>
+            <w:tcBorders>
+              <w:top w:val="single" w:sz="8" w:color="1F2A5A"/>
+            </w:tcBorders>
+            <w:tcBorders>
+              <w:left w:val="single" w:sz="8" w:color="1F2A5A"/>
+            </w:tcBorders>
+            <w:tcBorders>
+              <w:bottom w:val="single" w:sz="8" w:color="1F2A5A"/>
+            </w:tcBorders>
+            <w:tcBorders>
+              <w:right w:val="single" w:sz="8" w:color="1F2A5A"/>
+            </w:tcBorders>
           </w:tcPr>
           <w:p>
             <w:pPr>
@@ -1982,26 +2078,39 @@
             </w:pPr>
             <w:r>
               <w:rPr>
-                <w:rFonts w:ascii="Calibri" w:hAnsi="Calibri" w:cs="Calibri"/>
+                <w:rFonts w:ascii="Avenir Next" w:hAnsi="Avenir Next"/>
                 <w:b/>
                 <w:i w:val="0"/>
-                <w:color w:val="FFFFFF"/>
-                <w:sz w:val="24"/>
+                <w:color w:val="A67C16"/>
+                <w:sz w:val="28"/>
+                <w:u w:val="none"/>
+                <w:rFonts w:ascii="Avenir Next" w:hAnsi="Avenir Next" w:cs="Avenir Next"/>
               </w:rPr>
-              <w:t>ENERGY</w:t>
+              <w:t>BEFORE</w:t>
             </w:r>
           </w:p>
         </w:tc>
         <w:tc>
           <w:tcPr>
-            <w:tcW w:type="dxa" w:w="700"/>
+            <w:tcW w:type="dxa" w:w="5184"/>
             <w:tcMar>
-              <w:top w:w="40" w:type="dxa"/>
-              <w:left w:w="8" w:type="dxa"/>
-              <w:bottom w:w="40" w:type="dxa"/>
-              <w:right w:w="8" w:type="dxa"/>
+              <w:top w:w="20" w:type="dxa"/>
+              <w:left w:w="60" w:type="dxa"/>
+              <w:bottom w:w="20" w:type="dxa"/>
+              <w:right w:w="60" w:type="dxa"/>
             </w:tcMar>
-            <w:vAlign w:val="center"/>
+            <w:tcBorders>
+              <w:top w:val="single" w:sz="8" w:color="1F2A5A"/>
+            </w:tcBorders>
+            <w:tcBorders>
+              <w:left w:val="single" w:sz="8" w:color="1F2A5A"/>
+            </w:tcBorders>
+            <w:tcBorders>
+              <w:bottom w:val="single" w:sz="8" w:color="1F2A5A"/>
+            </w:tcBorders>
+            <w:tcBorders>
+              <w:right w:val="single" w:sz="8" w:color="1F2A5A"/>
+            </w:tcBorders>
           </w:tcPr>
           <w:p>
             <w:pPr>
@@ -2009,96 +2118,15 @@
             </w:pPr>
             <w:r>
               <w:rPr>
-                <w:rFonts w:ascii="Calibri" w:hAnsi="Calibri" w:cs="Calibri"/>
+                <w:rFonts w:ascii="Avenir Next" w:hAnsi="Avenir Next"/>
                 <w:b/>
                 <w:i w:val="0"/>
-                <w:color w:val="C03D3D"/>
+                <w:color w:val="A67C16"/>
                 <w:sz w:val="28"/>
+                <w:u w:val="none"/>
+                <w:rFonts w:ascii="Avenir Next" w:hAnsi="Avenir Next" w:cs="Avenir Next"/>
               </w:rPr>
-              <w:t>→</w:t>
-            </w:r>
-          </w:p>
-        </w:tc>
-        <w:tc>
-          <w:tcPr>
-            <w:tcW w:type="dxa" w:w="2620"/>
-            <w:tcMar>
-              <w:top w:w="40" w:type="dxa"/>
-              <w:left w:w="8" w:type="dxa"/>
-              <w:bottom w:w="40" w:type="dxa"/>
-              <w:right w:w="8" w:type="dxa"/>
-            </w:tcMar>
-            <w:vAlign w:val="center"/>
-            <w:shd w:fill="2F3C7E"/>
-          </w:tcPr>
-          <w:p>
-            <w:pPr>
-              <w:jc w:val="center"/>
-            </w:pPr>
-            <w:r>
-              <w:rPr>
-                <w:rFonts w:ascii="Calibri" w:hAnsi="Calibri" w:cs="Calibri"/>
-                <w:b/>
-                <w:i w:val="0"/>
-                <w:color w:val="FFFFFF"/>
-                <w:sz w:val="24"/>
-              </w:rPr>
-              <w:t>CHANGE</w:t>
-            </w:r>
-          </w:p>
-        </w:tc>
-        <w:tc>
-          <w:tcPr>
-            <w:tcW w:type="dxa" w:w="700"/>
-            <w:tcMar>
-              <w:top w:w="40" w:type="dxa"/>
-              <w:left w:w="8" w:type="dxa"/>
-              <w:bottom w:w="40" w:type="dxa"/>
-              <w:right w:w="8" w:type="dxa"/>
-            </w:tcMar>
-            <w:vAlign w:val="center"/>
-          </w:tcPr>
-          <w:p>
-            <w:pPr>
-              <w:jc w:val="center"/>
-            </w:pPr>
-            <w:r>
-              <w:rPr>
-                <w:rFonts w:ascii="Calibri" w:hAnsi="Calibri" w:cs="Calibri"/>
-                <w:b/>
-                <w:i w:val="0"/>
-                <w:color w:val="C03D3D"/>
-                <w:sz w:val="28"/>
-              </w:rPr>
-              <w:t>→</w:t>
-            </w:r>
-          </w:p>
-        </w:tc>
-        <w:tc>
-          <w:tcPr>
-            <w:tcW w:type="dxa" w:w="2620"/>
-            <w:tcMar>
-              <w:top w:w="40" w:type="dxa"/>
-              <w:left w:w="8" w:type="dxa"/>
-              <w:bottom w:w="40" w:type="dxa"/>
-              <w:right w:w="8" w:type="dxa"/>
-            </w:tcMar>
-            <w:vAlign w:val="center"/>
-            <w:shd w:fill="2F3C7E"/>
-          </w:tcPr>
-          <w:p>
-            <w:pPr>
-              <w:jc w:val="center"/>
-            </w:pPr>
-            <w:r>
-              <w:rPr>
-                <w:rFonts w:ascii="Calibri" w:hAnsi="Calibri" w:cs="Calibri"/>
-                <w:b/>
-                <w:i w:val="0"/>
-                <w:color w:val="FFFFFF"/>
-                <w:sz w:val="24"/>
-              </w:rPr>
-              <w:t>EVIDENCE</w:t>
+              <w:t>AFTER</w:t>
             </w:r>
           </w:p>
         </w:tc>
@@ -2106,71 +2134,341 @@
     </w:tbl>
     <w:p>
       <w:pPr>
-        <w:spacing w:after="40"/>
+        <w:spacing w:before="0" w:after="80"/>
       </w:pPr>
+      <w:r>
+        <w:rPr>
+          <w:sz w:val="4"/>
+        </w:rPr>
+      </w:r>
+    </w:p>
+    <w:p>
+      <w:pPr>
+        <w:spacing w:before="0" w:after="80"/>
+      </w:pPr>
+      <w:r>
+        <w:rPr>
+          <w:rFonts w:ascii="Avenir Next" w:hAnsi="Avenir Next"/>
+          <w:b/>
+          <w:i w:val="0"/>
+          <w:color w:val="1A1D26"/>
+          <w:sz w:val="28"/>
+          <w:u w:val="none"/>
+          <w:rFonts w:ascii="Avenir Next" w:hAnsi="Avenir Next" w:cs="Avenir Next"/>
+        </w:rPr>
+        <w:t>What changed?</w:t>
+      </w:r>
+    </w:p>
+    <w:p>
+      <w:pPr>
+        <w:spacing w:before="0" w:after="0" w:line="560" w:lineRule="exact"/>
+        <w:pBdr>
+          <w:bottom w:val="single" w:sz="8" w:space="4" w:color="1A1D26"/>
+        </w:pBdr>
+      </w:pPr>
+      <w:r>
+        <w:rPr>
+          <w:rFonts w:ascii="Avenir Next" w:hAnsi="Avenir Next"/>
+          <w:b w:val="0"/>
+          <w:i w:val="0"/>
+          <w:color w:val="1A1D26"/>
+          <w:sz w:val="28"/>
+          <w:u w:val="none"/>
+          <w:rFonts w:ascii="Avenir Next" w:hAnsi="Avenir Next" w:cs="Avenir Next"/>
+        </w:rPr>
+      </w:r>
+    </w:p>
+    <w:p>
+      <w:pPr>
+        <w:spacing w:before="0" w:after="120"/>
+      </w:pPr>
+      <w:r>
+        <w:rPr>
+          <w:sz w:val="4"/>
+        </w:rPr>
+      </w:r>
     </w:p>
     <w:tbl>
       <w:tblPr>
         <w:tblW w:type="auto" w:w="0"/>
         <w:tblLook w:firstColumn="1" w:firstRow="1" w:lastColumn="0" w:lastRow="0" w:noHBand="0" w:noVBand="1" w:val="04A0"/>
         <w:tblBorders>
-          <w:top w:val="none" w:sz="0" w:space="0" w:color="FFFFFF"/>
-          <w:left w:val="none" w:sz="0" w:space="0" w:color="FFFFFF"/>
-          <w:bottom w:val="none" w:sz="0" w:space="0" w:color="FFFFFF"/>
-          <w:right w:val="none" w:sz="0" w:space="0" w:color="FFFFFF"/>
-          <w:insideH w:val="none" w:sz="0" w:space="0" w:color="FFFFFF"/>
-          <w:insideV w:val="none" w:sz="0" w:space="0" w:color="FFFFFF"/>
+          <w:top w:val="none"/>
+          <w:left w:val="none"/>
+          <w:bottom w:val="none"/>
+          <w:right w:val="none"/>
+          <w:insideH w:val="none"/>
+          <w:insideV w:val="none"/>
         </w:tblBorders>
       </w:tblPr>
       <w:tblGrid>
-        <w:gridCol w:w="10080"/>
+        <w:gridCol w:w="10656"/>
       </w:tblGrid>
       <w:tr>
         <w:tc>
           <w:tcPr>
-            <w:tcW w:type="dxa" w:w="10080"/>
+            <w:tcW w:type="dxa" w:w="10656"/>
             <w:tcMar>
-              <w:top w:w="50" w:type="dxa"/>
-              <w:left w:w="100" w:type="dxa"/>
-              <w:bottom w:w="50" w:type="dxa"/>
-              <w:right w:w="100" w:type="dxa"/>
+              <w:top w:w="12" w:type="dxa"/>
+              <w:left w:w="0" w:type="dxa"/>
+              <w:bottom w:w="18" w:type="dxa"/>
+              <w:right w:w="0" w:type="dxa"/>
             </w:tcMar>
-            <w:shd w:fill="E8EAF2"/>
           </w:tcPr>
           <w:p>
+            <w:pPr>
+              <w:pBdr>
+                <w:bottom w:val="single" w:sz="10" w:color="1F2A5A"/>
+              </w:pBdr>
+            </w:pPr>
             <w:r>
               <w:rPr>
-                <w:rFonts w:ascii="Calibri" w:hAnsi="Calibri" w:cs="Calibri"/>
+                <w:rFonts w:ascii="Avenir Next" w:hAnsi="Avenir Next"/>
                 <w:b/>
                 <w:i w:val="0"/>
-                <w:caps/>
-                <w:color w:val="2F3C7E"/>
-                <w:sz w:val="24"/>
+                <w:color w:val="A67C16"/>
+                <w:sz w:val="28"/>
+                <w:u w:val="none"/>
+                <w:rFonts w:ascii="Avenir Next" w:hAnsi="Avenir Next" w:cs="Avenir Next"/>
               </w:rPr>
-              <w:t xml:space="preserve">CONNECT   </w:t>
+              <w:t xml:space="preserve">CHECK   </w:t>
             </w:r>
             <w:r>
               <w:rPr>
-                <w:rFonts w:ascii="Calibri" w:hAnsi="Calibri" w:cs="Calibri"/>
-                <w:b w:val="0"/>
-                <w:i/>
-                <w:color w:val="1F1F1F"/>
-                <w:sz w:val="24"/>
+                <w:rFonts w:ascii="Avenir Next" w:hAnsi="Avenir Next"/>
+                <w:b/>
+                <w:i w:val="0"/>
+                <w:color w:val="1F2A5A"/>
+                <w:sz w:val="28"/>
+                <w:u w:val="none"/>
+                <w:rFonts w:ascii="Avenir Next" w:hAnsi="Avenir Next" w:cs="Avenir Next"/>
               </w:rPr>
-              <w:t>Chapter 1 connection: every change we observe is a clue that energy was involved.</w:t>
+              <w:t>YOUR THINKING</w:t>
             </w:r>
           </w:p>
         </w:tc>
       </w:tr>
     </w:tbl>
+    <w:p>
+      <w:pPr>
+        <w:spacing w:before="0" w:after="120"/>
+      </w:pPr>
+      <w:r>
+        <w:rPr>
+          <w:rFonts w:ascii="Avenir Next" w:hAnsi="Avenir Next"/>
+          <w:b/>
+          <w:i w:val="0"/>
+          <w:color w:val="1A1D26"/>
+          <w:sz w:val="29"/>
+          <w:u w:val="none"/>
+          <w:rFonts w:ascii="Avenir Next" w:hAnsi="Avenir Next" w:cs="Avenir Next"/>
+        </w:rPr>
+        <w:t>How do we know energy is involved if we cannot see energy itself?</w:t>
+      </w:r>
+    </w:p>
+    <w:p>
+      <w:pPr>
+        <w:spacing w:before="0" w:after="80"/>
+      </w:pPr>
+      <w:r>
+        <w:rPr>
+          <w:rFonts w:ascii="Avenir Next" w:hAnsi="Avenir Next"/>
+          <w:b w:val="0"/>
+          <w:i/>
+          <w:color w:val="4A5268"/>
+          <w:sz w:val="24"/>
+          <w:u w:val="none"/>
+          <w:rFonts w:ascii="Avenir Next" w:hAnsi="Avenir Next" w:cs="Avenir Next"/>
+        </w:rPr>
+        <w:t>Start with: “We know because we see …”</w:t>
+      </w:r>
+    </w:p>
+    <w:p>
+      <w:pPr>
+        <w:spacing w:before="0" w:after="0" w:line="560" w:lineRule="exact"/>
+        <w:pBdr>
+          <w:bottom w:val="single" w:sz="8" w:space="4" w:color="1A1D26"/>
+        </w:pBdr>
+      </w:pPr>
+      <w:r>
+        <w:rPr>
+          <w:rFonts w:ascii="Avenir Next" w:hAnsi="Avenir Next"/>
+          <w:b w:val="0"/>
+          <w:i w:val="0"/>
+          <w:color w:val="1A1D26"/>
+          <w:sz w:val="29"/>
+          <w:u w:val="none"/>
+          <w:rFonts w:ascii="Avenir Next" w:hAnsi="Avenir Next" w:cs="Avenir Next"/>
+        </w:rPr>
+      </w:r>
+    </w:p>
+    <w:p>
+      <w:pPr>
+        <w:spacing w:before="0" w:after="0" w:line="560" w:lineRule="exact"/>
+        <w:pBdr>
+          <w:bottom w:val="single" w:sz="8" w:space="4" w:color="1A1D26"/>
+        </w:pBdr>
+      </w:pPr>
+      <w:r>
+        <w:rPr>
+          <w:rFonts w:ascii="Avenir Next" w:hAnsi="Avenir Next"/>
+          <w:b w:val="0"/>
+          <w:i w:val="0"/>
+          <w:color w:val="1A1D26"/>
+          <w:sz w:val="29"/>
+          <w:u w:val="none"/>
+          <w:rFonts w:ascii="Avenir Next" w:hAnsi="Avenir Next" w:cs="Avenir Next"/>
+        </w:rPr>
+      </w:r>
+    </w:p>
+    <w:tbl>
+      <w:tblPr>
+        <w:tblW w:type="auto" w:w="0"/>
+        <w:tblLook w:firstColumn="1" w:firstRow="1" w:lastColumn="0" w:lastRow="0" w:noHBand="0" w:noVBand="1" w:val="04A0"/>
+        <w:tblBorders>
+          <w:top w:val="none"/>
+          <w:left w:val="none"/>
+          <w:bottom w:val="none"/>
+          <w:right w:val="none"/>
+          <w:insideH w:val="none"/>
+          <w:insideV w:val="none"/>
+        </w:tblBorders>
+      </w:tblPr>
+      <w:tblGrid>
+        <w:gridCol w:w="10656"/>
+      </w:tblGrid>
+      <w:tr>
+        <w:tc>
+          <w:tcPr>
+            <w:tcW w:type="dxa" w:w="10656"/>
+            <w:tcMar>
+              <w:top w:w="70" w:type="dxa"/>
+              <w:left w:w="110" w:type="dxa"/>
+              <w:bottom w:w="70" w:type="dxa"/>
+              <w:right w:w="110" w:type="dxa"/>
+            </w:tcMar>
+            <w:shd w:val="clear" w:color="auto" w:fill="1F2A5A"/>
+            <w:vAlign w:val="center"/>
+          </w:tcPr>
+          <w:p>
+            <w:r>
+              <w:rPr>
+                <w:rFonts w:ascii="Avenir Next" w:hAnsi="Avenir Next"/>
+                <w:b/>
+                <w:i w:val="0"/>
+                <w:color w:val="FFFFFF"/>
+                <w:sz w:val="30"/>
+                <w:u w:val="none"/>
+                <w:rFonts w:ascii="Avenir Next" w:hAnsi="Avenir Next" w:cs="Avenir Next"/>
+              </w:rPr>
+              <w:t>BQ · NOW I THINK   Where can we observe evidence of energy causing change?</w:t>
+            </w:r>
+          </w:p>
+        </w:tc>
+      </w:tr>
+    </w:tbl>
+    <w:p>
+      <w:pPr>
+        <w:spacing w:before="0" w:after="80"/>
+      </w:pPr>
+      <w:r>
+        <w:rPr>
+          <w:sz w:val="4"/>
+        </w:rPr>
+      </w:r>
+    </w:p>
+    <w:p>
+      <w:pPr>
+        <w:spacing w:before="0" w:after="0" w:line="560" w:lineRule="exact"/>
+        <w:pBdr>
+          <w:bottom w:val="single" w:sz="8" w:space="4" w:color="1A1D26"/>
+        </w:pBdr>
+      </w:pPr>
+      <w:r>
+        <w:rPr>
+          <w:rFonts w:ascii="Avenir Next" w:hAnsi="Avenir Next"/>
+          <w:b w:val="0"/>
+          <w:i w:val="0"/>
+          <w:color w:val="1A1D26"/>
+          <w:sz w:val="29"/>
+          <w:u w:val="none"/>
+          <w:rFonts w:ascii="Avenir Next" w:hAnsi="Avenir Next" w:cs="Avenir Next"/>
+        </w:rPr>
+      </w:r>
+    </w:p>
+    <w:p>
+      <w:pPr>
+        <w:spacing w:before="0" w:after="0" w:line="560" w:lineRule="exact"/>
+        <w:pBdr>
+          <w:bottom w:val="single" w:sz="8" w:space="4" w:color="1A1D26"/>
+        </w:pBdr>
+      </w:pPr>
+      <w:r>
+        <w:rPr>
+          <w:rFonts w:ascii="Avenir Next" w:hAnsi="Avenir Next"/>
+          <w:b w:val="0"/>
+          <w:i w:val="0"/>
+          <w:color w:val="1A1D26"/>
+          <w:sz w:val="29"/>
+          <w:u w:val="none"/>
+          <w:rFonts w:ascii="Avenir Next" w:hAnsi="Avenir Next" w:cs="Avenir Next"/>
+        </w:rPr>
+      </w:r>
+    </w:p>
+    <w:p>
+      <w:pPr>
+        <w:spacing w:before="0" w:after="0" w:line="560" w:lineRule="exact"/>
+        <w:pBdr>
+          <w:bottom w:val="single" w:sz="8" w:space="4" w:color="1A1D26"/>
+        </w:pBdr>
+      </w:pPr>
+      <w:r>
+        <w:rPr>
+          <w:rFonts w:ascii="Avenir Next" w:hAnsi="Avenir Next"/>
+          <w:b w:val="0"/>
+          <w:i w:val="0"/>
+          <w:color w:val="1A1D26"/>
+          <w:sz w:val="29"/>
+          <w:u w:val="none"/>
+          <w:rFonts w:ascii="Avenir Next" w:hAnsi="Avenir Next" w:cs="Avenir Next"/>
+        </w:rPr>
+      </w:r>
+    </w:p>
     <w:sectPr>
+      <w:footerReference w:type="default" r:id="rId9"/>
       <w:pgSz w:w="12240" w:h="15840"/>
-      <w:pgMar w:top="1008" w:right="1080" w:bottom="1008" w:left="1080" w:header="720" w:footer="720" w:gutter="0"/>
+      <w:pgMar w:top="720" w:right="792" w:bottom="720" w:left="792" w:header="720" w:footer="720" w:gutter="0"/>
       <w:cols w:space="720"/>
       <w:docGrid w:linePitch="360"/>
     </w:sectPr>
   </w:body>
 </w:document>
+</file>
+
+<file path=word/footer1.xml><?xml version="1.0" encoding="utf-8"?>
+<w:ftr xmlns:m="http://schemas.openxmlformats.org/officeDocument/2006/math" xmlns:mc="http://schemas.openxmlformats.org/markup-compatibility/2006" xmlns:mo="http://schemas.microsoft.com/office/mac/office/2008/main" xmlns:mv="urn:schemas-microsoft-com:mac:vml" xmlns:o="urn:schemas-microsoft-com:office:office" xmlns:r="http://schemas.openxmlformats.org/officeDocument/2006/relationships" xmlns:v="urn:schemas-microsoft-com:vml" xmlns:w10="urn:schemas-microsoft-com:office:word" xmlns:w14="http://schemas.microsoft.com/office/word/2010/wordml" xmlns:w="http://schemas.openxmlformats.org/wordprocessingml/2006/main" xmlns:wne="http://schemas.microsoft.com/office/word/2006/wordml" xmlns:wp14="http://schemas.microsoft.com/office/word/2010/wordprocessingDrawing" xmlns:wp="http://schemas.openxmlformats.org/drawingml/2006/wordprocessingDrawing" xmlns:wpc="http://schemas.microsoft.com/office/word/2010/wordprocessingCanvas" xmlns:wpg="http://schemas.microsoft.com/office/word/2010/wordprocessingGroup" xmlns:wpi="http://schemas.microsoft.com/office/word/2010/wordprocessingInk" xmlns:wps="http://schemas.microsoft.com/office/word/2010/wordprocessingShape" mc:Ignorable="w14 wp14">
+  <w:p>
+    <w:pPr>
+      <w:pStyle w:val="Footer"/>
+      <w:jc w:val="center"/>
+      <w:pBdr>
+        <w:top w:val="single" w:sz="6" w:color="D8DCE4"/>
+      </w:pBdr>
+    </w:pPr>
+    <w:r>
+      <w:rPr>
+        <w:rFonts w:ascii="Avenir Next" w:hAnsi="Avenir Next"/>
+        <w:b w:val="0"/>
+        <w:i w:val="0"/>
+        <w:color w:val="4A5268"/>
+        <w:sz w:val="17"/>
+        <w:u w:val="none"/>
+        <w:rFonts w:ascii="Avenir Next" w:hAnsi="Avenir Next" w:cs="Avenir Next"/>
+      </w:rPr>
+      <w:t>Unit 1 · Chapter 1 · Guided Notes · Energy Causes Change</w:t>
+    </w:r>
+  </w:p>
+</w:ftr>
 </file>
 
 <file path=word/numbering.xml><?xml version="1.0" encoding="utf-8"?>
@@ -2536,6 +2834,11 @@
     <w:name w:val="Normal"/>
     <w:qFormat/>
     <w:rsid w:val="00FC693F"/>
+    <w:rPr>
+      <w:rFonts w:ascii="Avenir Next" w:hAnsi="Avenir Next"/>
+      <w:color w:val="1A1D26"/>
+      <w:sz w:val="28"/>
+    </w:rPr>
   </w:style>
   <w:style w:type="paragraph" w:styleId="Header">
     <w:name w:val="header"/>

--- a/production/premium-notes/01-ch1-energy-causes-change-guided-notes.docx
+++ b/production/premium-notes/01-ch1-energy-causes-change-guided-notes.docx
@@ -268,41 +268,100 @@
         <w:t>My first thinking</w:t>
       </w:r>
     </w:p>
+    <w:tbl>
+      <w:tblPr>
+        <w:tblW w:type="auto" w:w="0"/>
+        <w:tblLook w:firstColumn="1" w:firstRow="1" w:lastColumn="0" w:lastRow="0" w:noHBand="0" w:noVBand="1" w:val="04A0"/>
+        <w:tblBorders>
+          <w:top w:val="none"/>
+          <w:left w:val="none"/>
+          <w:bottom w:val="none"/>
+          <w:right w:val="none"/>
+          <w:insideH w:val="none"/>
+          <w:insideV w:val="none"/>
+        </w:tblBorders>
+      </w:tblPr>
+      <w:tblGrid>
+        <w:gridCol w:w="10656"/>
+      </w:tblGrid>
+      <w:tr>
+        <w:trPr>
+          <w:trHeight w:val="560" w:hRule="exact"/>
+        </w:trPr>
+        <w:tc>
+          <w:tcPr>
+            <w:tcW w:type="dxa" w:w="10656"/>
+            <w:tcMar>
+              <w:top w:w="0" w:type="dxa"/>
+              <w:left w:w="0" w:type="dxa"/>
+              <w:bottom w:w="0" w:type="dxa"/>
+              <w:right w:w="0" w:type="dxa"/>
+            </w:tcMar>
+            <w:tcBorders>
+              <w:bottom w:val="single" w:sz="8" w:color="1A1D26"/>
+            </w:tcBorders>
+          </w:tcPr>
+          <w:p>
+            <w:pPr>
+              <w:spacing w:before="0" w:after="0" w:line="40" w:lineRule="exact"/>
+            </w:pPr>
+            <w:r>
+              <w:rPr>
+                <w:rFonts w:ascii="Avenir Next" w:hAnsi="Avenir Next"/>
+                <w:b w:val="0"/>
+                <w:i w:val="0"/>
+                <w:color w:val="1A1D26"/>
+                <w:sz w:val="4"/>
+                <w:u w:val="none"/>
+                <w:rFonts w:ascii="Avenir Next" w:hAnsi="Avenir Next" w:cs="Avenir Next"/>
+              </w:rPr>
+            </w:r>
+          </w:p>
+        </w:tc>
+      </w:tr>
+      <w:tr>
+        <w:trPr>
+          <w:trHeight w:val="560" w:hRule="exact"/>
+        </w:trPr>
+        <w:tc>
+          <w:tcPr>
+            <w:tcW w:type="dxa" w:w="10656"/>
+            <w:tcMar>
+              <w:top w:w="0" w:type="dxa"/>
+              <w:left w:w="0" w:type="dxa"/>
+              <w:bottom w:w="0" w:type="dxa"/>
+              <w:right w:w="0" w:type="dxa"/>
+            </w:tcMar>
+            <w:tcBorders>
+              <w:bottom w:val="single" w:sz="8" w:color="1A1D26"/>
+            </w:tcBorders>
+          </w:tcPr>
+          <w:p>
+            <w:pPr>
+              <w:spacing w:before="0" w:after="0" w:line="40" w:lineRule="exact"/>
+            </w:pPr>
+            <w:r>
+              <w:rPr>
+                <w:rFonts w:ascii="Avenir Next" w:hAnsi="Avenir Next"/>
+                <w:b w:val="0"/>
+                <w:i w:val="0"/>
+                <w:color w:val="1A1D26"/>
+                <w:sz w:val="4"/>
+                <w:u w:val="none"/>
+                <w:rFonts w:ascii="Avenir Next" w:hAnsi="Avenir Next" w:cs="Avenir Next"/>
+              </w:rPr>
+            </w:r>
+          </w:p>
+        </w:tc>
+      </w:tr>
+    </w:tbl>
     <w:p>
       <w:pPr>
-        <w:spacing w:before="0" w:after="0" w:line="560" w:lineRule="exact"/>
-        <w:pBdr>
-          <w:bottom w:val="single" w:sz="8" w:space="4" w:color="1A1D26"/>
-        </w:pBdr>
+        <w:spacing w:before="0" w:after="80" w:line="280" w:lineRule="exact"/>
       </w:pPr>
       <w:r>
         <w:rPr>
-          <w:rFonts w:ascii="Avenir Next" w:hAnsi="Avenir Next"/>
-          <w:b w:val="0"/>
-          <w:i w:val="0"/>
-          <w:color w:val="1A1D26"/>
-          <w:sz w:val="29"/>
-          <w:u w:val="none"/>
-          <w:rFonts w:ascii="Avenir Next" w:hAnsi="Avenir Next" w:cs="Avenir Next"/>
-        </w:rPr>
-      </w:r>
-    </w:p>
-    <w:p>
-      <w:pPr>
-        <w:spacing w:before="0" w:after="0" w:line="560" w:lineRule="exact"/>
-        <w:pBdr>
-          <w:bottom w:val="single" w:sz="8" w:space="4" w:color="1A1D26"/>
-        </w:pBdr>
-      </w:pPr>
-      <w:r>
-        <w:rPr>
-          <w:rFonts w:ascii="Avenir Next" w:hAnsi="Avenir Next"/>
-          <w:b w:val="0"/>
-          <w:i w:val="0"/>
-          <w:color w:val="1A1D26"/>
-          <w:sz w:val="29"/>
-          <w:u w:val="none"/>
-          <w:rFonts w:ascii="Avenir Next" w:hAnsi="Avenir Next" w:cs="Avenir Next"/>
+          <w:sz w:val="4"/>
         </w:rPr>
       </w:r>
     </w:p>
@@ -546,7 +605,7 @@
     </w:p>
     <w:p>
       <w:pPr>
-        <w:spacing w:before="0" w:after="80" w:line="520" w:lineRule="exact"/>
+        <w:spacing w:before="0" w:after="40" w:line="480" w:lineRule="exact"/>
       </w:pPr>
       <w:r>
         <w:rPr>
@@ -558,7 +617,24 @@
           <w:u w:val="none"/>
           <w:rFonts w:ascii="Avenir Next" w:hAnsi="Avenir Next" w:cs="Avenir Next"/>
         </w:rPr>
-        <w:t xml:space="preserve">Energy has the ability to </w:t>
+        <w:t>Energy has the ability to cause change.</w:t>
+      </w:r>
+    </w:p>
+    <w:p>
+      <w:pPr>
+        <w:spacing w:before="0" w:after="160" w:line="520" w:lineRule="exact"/>
+      </w:pPr>
+      <w:r>
+        <w:rPr>
+          <w:rFonts w:ascii="Avenir Next" w:hAnsi="Avenir Next"/>
+          <w:b w:val="0"/>
+          <w:i w:val="0"/>
+          <w:color w:val="1A1D26"/>
+          <w:sz w:val="28"/>
+          <w:u w:val="none"/>
+          <w:rFonts w:ascii="Avenir Next" w:hAnsi="Avenir Next" w:cs="Avenir Next"/>
+        </w:rPr>
+        <w:t xml:space="preserve">When you see a change, you are seeing </w:t>
       </w:r>
       <w:r>
         <w:rPr>
@@ -570,7 +646,7 @@
           <w:u w:val="single"/>
           <w:rFonts w:ascii="Avenir Next" w:hAnsi="Avenir Next" w:cs="Avenir Next"/>
         </w:rPr>
-        <w:t>_________</w:t>
+        <w:t>_______________</w:t>
       </w:r>
       <w:r>
         <w:rPr>
@@ -582,48 +658,7 @@
           <w:u w:val="none"/>
           <w:rFonts w:ascii="Avenir Next" w:hAnsi="Avenir Next" w:cs="Avenir Next"/>
         </w:rPr>
-        <w:t xml:space="preserve">  </w:t>
-      </w:r>
-      <w:r>
-        <w:rPr>
-          <w:rFonts w:ascii="Avenir Next" w:hAnsi="Avenir Next"/>
-          <w:b w:val="0"/>
-          <w:i w:val="0"/>
-          <w:color w:val="1A1D26"/>
-          <w:sz w:val="28"/>
-          <w:u w:val="single"/>
-          <w:rFonts w:ascii="Avenir Next" w:hAnsi="Avenir Next" w:cs="Avenir Next"/>
-        </w:rPr>
-        <w:t>______________</w:t>
-      </w:r>
-      <w:r>
-        <w:rPr>
-          <w:rFonts w:ascii="Avenir Next" w:hAnsi="Avenir Next"/>
-          <w:b w:val="0"/>
-          <w:i w:val="0"/>
-          <w:color w:val="1A1D26"/>
-          <w:sz w:val="28"/>
-          <w:u w:val="none"/>
-          <w:rFonts w:ascii="Avenir Next" w:hAnsi="Avenir Next" w:cs="Avenir Next"/>
-        </w:rPr>
-        <w:t xml:space="preserve"> .</w:t>
-      </w:r>
-    </w:p>
-    <w:p>
-      <w:pPr>
-        <w:spacing w:before="0" w:after="120"/>
-      </w:pPr>
-      <w:r>
-        <w:rPr>
-          <w:rFonts w:ascii="Avenir Next" w:hAnsi="Avenir Next"/>
-          <w:b w:val="0"/>
-          <w:i/>
-          <w:color w:val="4A5268"/>
-          <w:sz w:val="24"/>
-          <w:u w:val="none"/>
-          <w:rFonts w:ascii="Avenir Next" w:hAnsi="Avenir Next" w:cs="Avenir Next"/>
-        </w:rPr>
-        <w:t>When you see a change, you are seeing evidence of energy.</w:t>
+        <w:t xml:space="preserve"> of energy.</w:t>
       </w:r>
     </w:p>
     <w:tbl>
@@ -649,11 +684,11 @@
       </w:tblGrid>
       <w:tr>
         <w:trPr>
-          <w:trHeight w:val="440" w:hRule="exact"/>
-          <w:trHeight w:val="440" w:hRule="exact"/>
-          <w:trHeight w:val="440" w:hRule="exact"/>
-          <w:trHeight w:val="440" w:hRule="exact"/>
-          <w:trHeight w:val="440" w:hRule="exact"/>
+          <w:trHeight w:val="620" w:hRule="exact"/>
+          <w:trHeight w:val="620" w:hRule="exact"/>
+          <w:trHeight w:val="620" w:hRule="exact"/>
+          <w:trHeight w:val="620" w:hRule="exact"/>
+          <w:trHeight w:val="620" w:hRule="exact"/>
         </w:trPr>
         <w:tc>
           <w:tcPr>
@@ -783,7 +818,13 @@
               <w:right w:w="6" w:type="dxa"/>
             </w:tcMar>
             <w:vAlign w:val="center"/>
-            <w:shd w:val="clear" w:color="auto" w:fill="1F2A5A"/>
+            <w:shd w:val="clear" w:color="auto" w:fill="FFFFFF"/>
+            <w:tcBorders>
+              <w:top w:val="single" w:sz="14" w:color="1F2A5A"/>
+              <w:left w:val="single" w:sz="14" w:color="1F2A5A"/>
+              <w:bottom w:val="single" w:sz="14" w:color="1F2A5A"/>
+              <w:right w:val="single" w:sz="14" w:color="1F2A5A"/>
+            </w:tcBorders>
           </w:tcPr>
           <w:p>
             <w:pPr>
@@ -792,70 +833,18 @@
             <w:r>
               <w:rPr>
                 <w:rFonts w:ascii="Avenir Next" w:hAnsi="Avenir Next"/>
-                <w:b/>
+                <w:b w:val="0"/>
                 <w:i w:val="0"/>
-                <w:color w:val="FFFFFF"/>
+                <w:color w:val="1A1D26"/>
                 <w:sz w:val="28"/>
                 <w:u w:val="none"/>
                 <w:rFonts w:ascii="Avenir Next" w:hAnsi="Avenir Next" w:cs="Avenir Next"/>
               </w:rPr>
-              <w:t>EVIDENCE</w:t>
             </w:r>
           </w:p>
         </w:tc>
       </w:tr>
     </w:tbl>
-    <w:p>
-      <w:pPr>
-        <w:spacing w:before="0" w:after="80"/>
-      </w:pPr>
-      <w:r>
-        <w:rPr>
-          <w:sz w:val="4"/>
-        </w:rPr>
-      </w:r>
-    </w:p>
-    <w:p>
-      <w:pPr>
-        <w:spacing w:before="0" w:after="80" w:line="520" w:lineRule="exact"/>
-      </w:pPr>
-      <w:r>
-        <w:rPr>
-          <w:rFonts w:ascii="Avenir Next" w:hAnsi="Avenir Next"/>
-          <w:b w:val="0"/>
-          <w:i w:val="0"/>
-          <w:color w:val="1A1D26"/>
-          <w:sz w:val="28"/>
-          <w:u w:val="none"/>
-          <w:rFonts w:ascii="Avenir Next" w:hAnsi="Avenir Next" w:cs="Avenir Next"/>
-        </w:rPr>
-        <w:t xml:space="preserve">A change is </w:t>
-      </w:r>
-      <w:r>
-        <w:rPr>
-          <w:rFonts w:ascii="Avenir Next" w:hAnsi="Avenir Next"/>
-          <w:b w:val="0"/>
-          <w:i w:val="0"/>
-          <w:color w:val="1A1D26"/>
-          <w:sz w:val="28"/>
-          <w:u w:val="single"/>
-          <w:rFonts w:ascii="Avenir Next" w:hAnsi="Avenir Next" w:cs="Avenir Next"/>
-        </w:rPr>
-        <w:t>_______________</w:t>
-      </w:r>
-      <w:r>
-        <w:rPr>
-          <w:rFonts w:ascii="Avenir Next" w:hAnsi="Avenir Next"/>
-          <w:b w:val="0"/>
-          <w:i w:val="0"/>
-          <w:color w:val="1A1D26"/>
-          <w:sz w:val="28"/>
-          <w:u w:val="none"/>
-          <w:rFonts w:ascii="Avenir Next" w:hAnsi="Avenir Next" w:cs="Avenir Next"/>
-        </w:rPr>
-        <w:t xml:space="preserve"> that energy is involved.</w:t>
-      </w:r>
-    </w:p>
     <w:p>
       <w:r>
         <w:br w:type="page"/>
@@ -953,7 +942,7 @@
           <w:u w:val="none"/>
           <w:rFonts w:ascii="Avenir Next" w:hAnsi="Avenir Next" w:cs="Avenir Next"/>
         </w:rPr>
-        <w:t>Write or draw one example that shows a change for each form.</w:t>
+        <w:t>Write one example that shows a change for each form.</w:t>
       </w:r>
     </w:p>
     <w:tbl>
@@ -1034,7 +1023,7 @@
       </w:tr>
       <w:tr>
         <w:trPr>
-          <w:trHeight w:val="680" w:hRule="atLeast"/>
+          <w:trHeight w:val="700" w:hRule="atLeast"/>
         </w:trPr>
         <w:tc>
           <w:tcPr>
@@ -1042,12 +1031,18 @@
             <w:tcMar>
               <w:top w:w="40" w:type="dxa"/>
               <w:left w:w="80" w:type="dxa"/>
-              <w:bottom w:w="40" w:type="dxa"/>
+              <w:bottom w:w="20" w:type="dxa"/>
               <w:right w:w="80" w:type="dxa"/>
             </w:tcMar>
-            <w:vAlign w:val="center"/>
+            <w:vAlign w:val="bottom"/>
+            <w:tcBorders>
+              <w:bottom w:val="single" w:sz="6" w:color="9AA0B4"/>
+            </w:tcBorders>
           </w:tcPr>
           <w:p>
+            <w:pPr>
+              <w:spacing w:before="0" w:after="0"/>
+            </w:pPr>
             <w:r>
               <w:rPr>
                 <w:rFonts w:ascii="Avenir Next" w:hAnsi="Avenir Next"/>
@@ -1068,20 +1063,24 @@
             <w:tcMar>
               <w:top w:w="40" w:type="dxa"/>
               <w:left w:w="80" w:type="dxa"/>
-              <w:bottom w:w="40" w:type="dxa"/>
+              <w:bottom w:w="20" w:type="dxa"/>
               <w:right w:w="80" w:type="dxa"/>
             </w:tcMar>
-            <w:vAlign w:val="center"/>
+            <w:vAlign w:val="bottom"/>
             <w:tcBorders>
               <w:bottom w:val="single" w:sz="8" w:color="1A1D26"/>
             </w:tcBorders>
           </w:tcPr>
-          <w:p/>
+          <w:p>
+            <w:pPr>
+              <w:spacing w:before="0" w:after="0"/>
+            </w:pPr>
+          </w:p>
         </w:tc>
       </w:tr>
       <w:tr>
         <w:trPr>
-          <w:trHeight w:val="680" w:hRule="atLeast"/>
+          <w:trHeight w:val="700" w:hRule="atLeast"/>
         </w:trPr>
         <w:tc>
           <w:tcPr>
@@ -1089,12 +1088,18 @@
             <w:tcMar>
               <w:top w:w="40" w:type="dxa"/>
               <w:left w:w="80" w:type="dxa"/>
-              <w:bottom w:w="40" w:type="dxa"/>
+              <w:bottom w:w="20" w:type="dxa"/>
               <w:right w:w="80" w:type="dxa"/>
             </w:tcMar>
-            <w:vAlign w:val="center"/>
+            <w:vAlign w:val="bottom"/>
+            <w:tcBorders>
+              <w:bottom w:val="single" w:sz="6" w:color="9AA0B4"/>
+            </w:tcBorders>
           </w:tcPr>
           <w:p>
+            <w:pPr>
+              <w:spacing w:before="0" w:after="0"/>
+            </w:pPr>
             <w:r>
               <w:rPr>
                 <w:rFonts w:ascii="Avenir Next" w:hAnsi="Avenir Next"/>
@@ -1115,20 +1120,24 @@
             <w:tcMar>
               <w:top w:w="40" w:type="dxa"/>
               <w:left w:w="80" w:type="dxa"/>
-              <w:bottom w:w="40" w:type="dxa"/>
+              <w:bottom w:w="20" w:type="dxa"/>
               <w:right w:w="80" w:type="dxa"/>
             </w:tcMar>
-            <w:vAlign w:val="center"/>
+            <w:vAlign w:val="bottom"/>
             <w:tcBorders>
               <w:bottom w:val="single" w:sz="8" w:color="1A1D26"/>
             </w:tcBorders>
           </w:tcPr>
-          <w:p/>
+          <w:p>
+            <w:pPr>
+              <w:spacing w:before="0" w:after="0"/>
+            </w:pPr>
+          </w:p>
         </w:tc>
       </w:tr>
       <w:tr>
         <w:trPr>
-          <w:trHeight w:val="680" w:hRule="atLeast"/>
+          <w:trHeight w:val="700" w:hRule="atLeast"/>
         </w:trPr>
         <w:tc>
           <w:tcPr>
@@ -1136,12 +1145,18 @@
             <w:tcMar>
               <w:top w:w="40" w:type="dxa"/>
               <w:left w:w="80" w:type="dxa"/>
-              <w:bottom w:w="40" w:type="dxa"/>
+              <w:bottom w:w="20" w:type="dxa"/>
               <w:right w:w="80" w:type="dxa"/>
             </w:tcMar>
-            <w:vAlign w:val="center"/>
+            <w:vAlign w:val="bottom"/>
+            <w:tcBorders>
+              <w:bottom w:val="single" w:sz="6" w:color="9AA0B4"/>
+            </w:tcBorders>
           </w:tcPr>
           <w:p>
+            <w:pPr>
+              <w:spacing w:before="0" w:after="0"/>
+            </w:pPr>
             <w:r>
               <w:rPr>
                 <w:rFonts w:ascii="Avenir Next" w:hAnsi="Avenir Next"/>
@@ -1162,20 +1177,24 @@
             <w:tcMar>
               <w:top w:w="40" w:type="dxa"/>
               <w:left w:w="80" w:type="dxa"/>
-              <w:bottom w:w="40" w:type="dxa"/>
+              <w:bottom w:w="20" w:type="dxa"/>
               <w:right w:w="80" w:type="dxa"/>
             </w:tcMar>
-            <w:vAlign w:val="center"/>
+            <w:vAlign w:val="bottom"/>
             <w:tcBorders>
               <w:bottom w:val="single" w:sz="8" w:color="1A1D26"/>
             </w:tcBorders>
           </w:tcPr>
-          <w:p/>
+          <w:p>
+            <w:pPr>
+              <w:spacing w:before="0" w:after="0"/>
+            </w:pPr>
+          </w:p>
         </w:tc>
       </w:tr>
       <w:tr>
         <w:trPr>
-          <w:trHeight w:val="680" w:hRule="atLeast"/>
+          <w:trHeight w:val="700" w:hRule="atLeast"/>
         </w:trPr>
         <w:tc>
           <w:tcPr>
@@ -1183,12 +1202,18 @@
             <w:tcMar>
               <w:top w:w="40" w:type="dxa"/>
               <w:left w:w="80" w:type="dxa"/>
-              <w:bottom w:w="40" w:type="dxa"/>
+              <w:bottom w:w="20" w:type="dxa"/>
               <w:right w:w="80" w:type="dxa"/>
             </w:tcMar>
-            <w:vAlign w:val="center"/>
+            <w:vAlign w:val="bottom"/>
+            <w:tcBorders>
+              <w:bottom w:val="single" w:sz="6" w:color="9AA0B4"/>
+            </w:tcBorders>
           </w:tcPr>
           <w:p>
+            <w:pPr>
+              <w:spacing w:before="0" w:after="0"/>
+            </w:pPr>
             <w:r>
               <w:rPr>
                 <w:rFonts w:ascii="Avenir Next" w:hAnsi="Avenir Next"/>
@@ -1209,20 +1234,24 @@
             <w:tcMar>
               <w:top w:w="40" w:type="dxa"/>
               <w:left w:w="80" w:type="dxa"/>
-              <w:bottom w:w="40" w:type="dxa"/>
+              <w:bottom w:w="20" w:type="dxa"/>
               <w:right w:w="80" w:type="dxa"/>
             </w:tcMar>
-            <w:vAlign w:val="center"/>
+            <w:vAlign w:val="bottom"/>
             <w:tcBorders>
               <w:bottom w:val="single" w:sz="8" w:color="1A1D26"/>
             </w:tcBorders>
           </w:tcPr>
-          <w:p/>
+          <w:p>
+            <w:pPr>
+              <w:spacing w:before="0" w:after="0"/>
+            </w:pPr>
+          </w:p>
         </w:tc>
       </w:tr>
       <w:tr>
         <w:trPr>
-          <w:trHeight w:val="680" w:hRule="atLeast"/>
+          <w:trHeight w:val="700" w:hRule="atLeast"/>
         </w:trPr>
         <w:tc>
           <w:tcPr>
@@ -1230,12 +1259,18 @@
             <w:tcMar>
               <w:top w:w="40" w:type="dxa"/>
               <w:left w:w="80" w:type="dxa"/>
-              <w:bottom w:w="40" w:type="dxa"/>
+              <w:bottom w:w="20" w:type="dxa"/>
               <w:right w:w="80" w:type="dxa"/>
             </w:tcMar>
-            <w:vAlign w:val="center"/>
+            <w:vAlign w:val="bottom"/>
+            <w:tcBorders>
+              <w:bottom w:val="single" w:sz="6" w:color="9AA0B4"/>
+            </w:tcBorders>
           </w:tcPr>
           <w:p>
+            <w:pPr>
+              <w:spacing w:before="0" w:after="0"/>
+            </w:pPr>
             <w:r>
               <w:rPr>
                 <w:rFonts w:ascii="Avenir Next" w:hAnsi="Avenir Next"/>
@@ -1256,15 +1291,19 @@
             <w:tcMar>
               <w:top w:w="40" w:type="dxa"/>
               <w:left w:w="80" w:type="dxa"/>
-              <w:bottom w:w="40" w:type="dxa"/>
+              <w:bottom w:w="20" w:type="dxa"/>
               <w:right w:w="80" w:type="dxa"/>
             </w:tcMar>
-            <w:vAlign w:val="center"/>
+            <w:vAlign w:val="bottom"/>
             <w:tcBorders>
               <w:bottom w:val="single" w:sz="8" w:color="1A1D26"/>
             </w:tcBorders>
           </w:tcPr>
-          <w:p/>
+          <w:p>
+            <w:pPr>
+              <w:spacing w:before="0" w:after="0"/>
+            </w:pPr>
+          </w:p>
         </w:tc>
       </w:tr>
     </w:tbl>
@@ -1742,7 +1781,7 @@
       </w:tr>
       <w:tr>
         <w:trPr>
-          <w:trHeight w:val="680" w:hRule="atLeast"/>
+          <w:trHeight w:val="700" w:hRule="atLeast"/>
         </w:trPr>
         <w:tc>
           <w:tcPr>
@@ -1750,12 +1789,18 @@
             <w:tcMar>
               <w:top w:w="40" w:type="dxa"/>
               <w:left w:w="80" w:type="dxa"/>
-              <w:bottom w:w="40" w:type="dxa"/>
+              <w:bottom w:w="20" w:type="dxa"/>
               <w:right w:w="80" w:type="dxa"/>
             </w:tcMar>
-            <w:vAlign w:val="center"/>
+            <w:vAlign w:val="bottom"/>
+            <w:tcBorders>
+              <w:bottom w:val="single" w:sz="6" w:color="9AA0B4"/>
+            </w:tcBorders>
           </w:tcPr>
           <w:p>
+            <w:pPr>
+              <w:spacing w:before="0" w:after="0"/>
+            </w:pPr>
             <w:r>
               <w:rPr>
                 <w:rFonts w:ascii="Avenir Next" w:hAnsi="Avenir Next"/>
@@ -1776,20 +1821,24 @@
             <w:tcMar>
               <w:top w:w="40" w:type="dxa"/>
               <w:left w:w="80" w:type="dxa"/>
-              <w:bottom w:w="40" w:type="dxa"/>
+              <w:bottom w:w="20" w:type="dxa"/>
               <w:right w:w="80" w:type="dxa"/>
             </w:tcMar>
-            <w:vAlign w:val="center"/>
+            <w:vAlign w:val="bottom"/>
             <w:tcBorders>
               <w:bottom w:val="single" w:sz="8" w:color="1A1D26"/>
             </w:tcBorders>
           </w:tcPr>
-          <w:p/>
+          <w:p>
+            <w:pPr>
+              <w:spacing w:before="0" w:after="0"/>
+            </w:pPr>
+          </w:p>
         </w:tc>
       </w:tr>
       <w:tr>
         <w:trPr>
-          <w:trHeight w:val="680" w:hRule="atLeast"/>
+          <w:trHeight w:val="700" w:hRule="atLeast"/>
         </w:trPr>
         <w:tc>
           <w:tcPr>
@@ -1797,12 +1846,18 @@
             <w:tcMar>
               <w:top w:w="40" w:type="dxa"/>
               <w:left w:w="80" w:type="dxa"/>
-              <w:bottom w:w="40" w:type="dxa"/>
+              <w:bottom w:w="20" w:type="dxa"/>
               <w:right w:w="80" w:type="dxa"/>
             </w:tcMar>
-            <w:vAlign w:val="center"/>
+            <w:vAlign w:val="bottom"/>
+            <w:tcBorders>
+              <w:bottom w:val="single" w:sz="6" w:color="9AA0B4"/>
+            </w:tcBorders>
           </w:tcPr>
           <w:p>
+            <w:pPr>
+              <w:spacing w:before="0" w:after="0"/>
+            </w:pPr>
             <w:r>
               <w:rPr>
                 <w:rFonts w:ascii="Avenir Next" w:hAnsi="Avenir Next"/>
@@ -1823,20 +1878,24 @@
             <w:tcMar>
               <w:top w:w="40" w:type="dxa"/>
               <w:left w:w="80" w:type="dxa"/>
-              <w:bottom w:w="40" w:type="dxa"/>
+              <w:bottom w:w="20" w:type="dxa"/>
               <w:right w:w="80" w:type="dxa"/>
             </w:tcMar>
-            <w:vAlign w:val="center"/>
+            <w:vAlign w:val="bottom"/>
             <w:tcBorders>
               <w:bottom w:val="single" w:sz="8" w:color="1A1D26"/>
             </w:tcBorders>
           </w:tcPr>
-          <w:p/>
+          <w:p>
+            <w:pPr>
+              <w:spacing w:before="0" w:after="0"/>
+            </w:pPr>
+          </w:p>
         </w:tc>
       </w:tr>
       <w:tr>
         <w:trPr>
-          <w:trHeight w:val="680" w:hRule="atLeast"/>
+          <w:trHeight w:val="700" w:hRule="atLeast"/>
         </w:trPr>
         <w:tc>
           <w:tcPr>
@@ -1844,12 +1903,18 @@
             <w:tcMar>
               <w:top w:w="40" w:type="dxa"/>
               <w:left w:w="80" w:type="dxa"/>
-              <w:bottom w:w="40" w:type="dxa"/>
+              <w:bottom w:w="20" w:type="dxa"/>
               <w:right w:w="80" w:type="dxa"/>
             </w:tcMar>
-            <w:vAlign w:val="center"/>
+            <w:vAlign w:val="bottom"/>
+            <w:tcBorders>
+              <w:bottom w:val="single" w:sz="6" w:color="9AA0B4"/>
+            </w:tcBorders>
           </w:tcPr>
           <w:p>
+            <w:pPr>
+              <w:spacing w:before="0" w:after="0"/>
+            </w:pPr>
             <w:r>
               <w:rPr>
                 <w:rFonts w:ascii="Avenir Next" w:hAnsi="Avenir Next"/>
@@ -1870,15 +1935,19 @@
             <w:tcMar>
               <w:top w:w="40" w:type="dxa"/>
               <w:left w:w="80" w:type="dxa"/>
-              <w:bottom w:w="40" w:type="dxa"/>
+              <w:bottom w:w="20" w:type="dxa"/>
               <w:right w:w="80" w:type="dxa"/>
             </w:tcMar>
-            <w:vAlign w:val="center"/>
+            <w:vAlign w:val="bottom"/>
             <w:tcBorders>
               <w:bottom w:val="single" w:sz="8" w:color="1A1D26"/>
             </w:tcBorders>
           </w:tcPr>
-          <w:p/>
+          <w:p>
+            <w:pPr>
+              <w:spacing w:before="0" w:after="0"/>
+            </w:pPr>
+          </w:p>
         </w:tc>
       </w:tr>
     </w:tbl>
@@ -2008,7 +2077,7 @@
           <w:u w:val="none"/>
           <w:rFonts w:ascii="Avenir Next" w:hAnsi="Avenir Next" w:cs="Avenir Next"/>
         </w:rPr>
-        <w:t>Reader pp. 1–6</w:t>
+        <w:t>Reader pp. 1–5</w:t>
       </w:r>
     </w:p>
     <w:p>
@@ -2047,8 +2116,8 @@
       </w:tblGrid>
       <w:tr>
         <w:trPr>
-          <w:trHeight w:val="2000" w:hRule="exact"/>
-          <w:trHeight w:val="2000" w:hRule="exact"/>
+          <w:trHeight w:val="2400" w:hRule="exact"/>
+          <w:trHeight w:val="2400" w:hRule="exact"/>
         </w:trPr>
         <w:tc>
           <w:tcPr>
@@ -2159,25 +2228,93 @@
         <w:t>What changed?</w:t>
       </w:r>
     </w:p>
-    <w:p>
-      <w:pPr>
-        <w:spacing w:before="0" w:after="0" w:line="560" w:lineRule="exact"/>
-        <w:pBdr>
-          <w:bottom w:val="single" w:sz="8" w:space="4" w:color="1A1D26"/>
-        </w:pBdr>
-      </w:pPr>
-      <w:r>
-        <w:rPr>
-          <w:rFonts w:ascii="Avenir Next" w:hAnsi="Avenir Next"/>
-          <w:b w:val="0"/>
-          <w:i w:val="0"/>
-          <w:color w:val="1A1D26"/>
-          <w:sz w:val="28"/>
-          <w:u w:val="none"/>
-          <w:rFonts w:ascii="Avenir Next" w:hAnsi="Avenir Next" w:cs="Avenir Next"/>
-        </w:rPr>
-      </w:r>
-    </w:p>
+    <w:tbl>
+      <w:tblPr>
+        <w:tblW w:type="auto" w:w="0"/>
+        <w:tblLook w:firstColumn="1" w:firstRow="1" w:lastColumn="0" w:lastRow="0" w:noHBand="0" w:noVBand="1" w:val="04A0"/>
+        <w:tblBorders>
+          <w:top w:val="none"/>
+          <w:left w:val="none"/>
+          <w:bottom w:val="none"/>
+          <w:right w:val="none"/>
+          <w:insideH w:val="none"/>
+          <w:insideV w:val="none"/>
+        </w:tblBorders>
+      </w:tblPr>
+      <w:tblGrid>
+        <w:gridCol w:w="10656"/>
+      </w:tblGrid>
+      <w:tr>
+        <w:trPr>
+          <w:trHeight w:val="560" w:hRule="exact"/>
+        </w:trPr>
+        <w:tc>
+          <w:tcPr>
+            <w:tcW w:type="dxa" w:w="10656"/>
+            <w:tcMar>
+              <w:top w:w="0" w:type="dxa"/>
+              <w:left w:w="0" w:type="dxa"/>
+              <w:bottom w:w="0" w:type="dxa"/>
+              <w:right w:w="0" w:type="dxa"/>
+            </w:tcMar>
+            <w:tcBorders>
+              <w:bottom w:val="single" w:sz="8" w:color="1A1D26"/>
+            </w:tcBorders>
+          </w:tcPr>
+          <w:p>
+            <w:pPr>
+              <w:spacing w:before="0" w:after="0" w:line="40" w:lineRule="exact"/>
+            </w:pPr>
+            <w:r>
+              <w:rPr>
+                <w:rFonts w:ascii="Avenir Next" w:hAnsi="Avenir Next"/>
+                <w:b w:val="0"/>
+                <w:i w:val="0"/>
+                <w:color w:val="1A1D26"/>
+                <w:sz w:val="4"/>
+                <w:u w:val="none"/>
+                <w:rFonts w:ascii="Avenir Next" w:hAnsi="Avenir Next" w:cs="Avenir Next"/>
+              </w:rPr>
+            </w:r>
+          </w:p>
+        </w:tc>
+      </w:tr>
+      <w:tr>
+        <w:trPr>
+          <w:trHeight w:val="560" w:hRule="exact"/>
+        </w:trPr>
+        <w:tc>
+          <w:tcPr>
+            <w:tcW w:type="dxa" w:w="10656"/>
+            <w:tcMar>
+              <w:top w:w="0" w:type="dxa"/>
+              <w:left w:w="0" w:type="dxa"/>
+              <w:bottom w:w="0" w:type="dxa"/>
+              <w:right w:w="0" w:type="dxa"/>
+            </w:tcMar>
+            <w:tcBorders>
+              <w:bottom w:val="single" w:sz="8" w:color="1A1D26"/>
+            </w:tcBorders>
+          </w:tcPr>
+          <w:p>
+            <w:pPr>
+              <w:spacing w:before="0" w:after="0" w:line="40" w:lineRule="exact"/>
+            </w:pPr>
+            <w:r>
+              <w:rPr>
+                <w:rFonts w:ascii="Avenir Next" w:hAnsi="Avenir Next"/>
+                <w:b w:val="0"/>
+                <w:i w:val="0"/>
+                <w:color w:val="1A1D26"/>
+                <w:sz w:val="4"/>
+                <w:u w:val="none"/>
+                <w:rFonts w:ascii="Avenir Next" w:hAnsi="Avenir Next" w:cs="Avenir Next"/>
+              </w:rPr>
+            </w:r>
+          </w:p>
+        </w:tc>
+      </w:tr>
+    </w:tbl>
     <w:p>
       <w:pPr>
         <w:spacing w:before="0" w:after="120"/>
@@ -2283,44 +2420,128 @@
         <w:t>Start with: “We know because we see …”</w:t>
       </w:r>
     </w:p>
-    <w:p>
-      <w:pPr>
-        <w:spacing w:before="0" w:after="0" w:line="560" w:lineRule="exact"/>
-        <w:pBdr>
-          <w:bottom w:val="single" w:sz="8" w:space="4" w:color="1A1D26"/>
-        </w:pBdr>
-      </w:pPr>
-      <w:r>
-        <w:rPr>
-          <w:rFonts w:ascii="Avenir Next" w:hAnsi="Avenir Next"/>
-          <w:b w:val="0"/>
-          <w:i w:val="0"/>
-          <w:color w:val="1A1D26"/>
-          <w:sz w:val="29"/>
-          <w:u w:val="none"/>
-          <w:rFonts w:ascii="Avenir Next" w:hAnsi="Avenir Next" w:cs="Avenir Next"/>
-        </w:rPr>
-      </w:r>
-    </w:p>
-    <w:p>
-      <w:pPr>
-        <w:spacing w:before="0" w:after="0" w:line="560" w:lineRule="exact"/>
-        <w:pBdr>
-          <w:bottom w:val="single" w:sz="8" w:space="4" w:color="1A1D26"/>
-        </w:pBdr>
-      </w:pPr>
-      <w:r>
-        <w:rPr>
-          <w:rFonts w:ascii="Avenir Next" w:hAnsi="Avenir Next"/>
-          <w:b w:val="0"/>
-          <w:i w:val="0"/>
-          <w:color w:val="1A1D26"/>
-          <w:sz w:val="29"/>
-          <w:u w:val="none"/>
-          <w:rFonts w:ascii="Avenir Next" w:hAnsi="Avenir Next" w:cs="Avenir Next"/>
-        </w:rPr>
-      </w:r>
-    </w:p>
+    <w:tbl>
+      <w:tblPr>
+        <w:tblW w:type="auto" w:w="0"/>
+        <w:tblLook w:firstColumn="1" w:firstRow="1" w:lastColumn="0" w:lastRow="0" w:noHBand="0" w:noVBand="1" w:val="04A0"/>
+        <w:tblBorders>
+          <w:top w:val="none"/>
+          <w:left w:val="none"/>
+          <w:bottom w:val="none"/>
+          <w:right w:val="none"/>
+          <w:insideH w:val="none"/>
+          <w:insideV w:val="none"/>
+        </w:tblBorders>
+      </w:tblPr>
+      <w:tblGrid>
+        <w:gridCol w:w="10656"/>
+      </w:tblGrid>
+      <w:tr>
+        <w:trPr>
+          <w:trHeight w:val="560" w:hRule="exact"/>
+        </w:trPr>
+        <w:tc>
+          <w:tcPr>
+            <w:tcW w:type="dxa" w:w="10656"/>
+            <w:tcMar>
+              <w:top w:w="0" w:type="dxa"/>
+              <w:left w:w="0" w:type="dxa"/>
+              <w:bottom w:w="0" w:type="dxa"/>
+              <w:right w:w="0" w:type="dxa"/>
+            </w:tcMar>
+            <w:tcBorders>
+              <w:bottom w:val="single" w:sz="8" w:color="1A1D26"/>
+            </w:tcBorders>
+          </w:tcPr>
+          <w:p>
+            <w:pPr>
+              <w:spacing w:before="0" w:after="0" w:line="40" w:lineRule="exact"/>
+            </w:pPr>
+            <w:r>
+              <w:rPr>
+                <w:rFonts w:ascii="Avenir Next" w:hAnsi="Avenir Next"/>
+                <w:b w:val="0"/>
+                <w:i w:val="0"/>
+                <w:color w:val="1A1D26"/>
+                <w:sz w:val="4"/>
+                <w:u w:val="none"/>
+                <w:rFonts w:ascii="Avenir Next" w:hAnsi="Avenir Next" w:cs="Avenir Next"/>
+              </w:rPr>
+            </w:r>
+          </w:p>
+        </w:tc>
+      </w:tr>
+      <w:tr>
+        <w:trPr>
+          <w:trHeight w:val="560" w:hRule="exact"/>
+        </w:trPr>
+        <w:tc>
+          <w:tcPr>
+            <w:tcW w:type="dxa" w:w="10656"/>
+            <w:tcMar>
+              <w:top w:w="0" w:type="dxa"/>
+              <w:left w:w="0" w:type="dxa"/>
+              <w:bottom w:w="0" w:type="dxa"/>
+              <w:right w:w="0" w:type="dxa"/>
+            </w:tcMar>
+            <w:tcBorders>
+              <w:bottom w:val="single" w:sz="8" w:color="1A1D26"/>
+            </w:tcBorders>
+          </w:tcPr>
+          <w:p>
+            <w:pPr>
+              <w:spacing w:before="0" w:after="0" w:line="40" w:lineRule="exact"/>
+            </w:pPr>
+            <w:r>
+              <w:rPr>
+                <w:rFonts w:ascii="Avenir Next" w:hAnsi="Avenir Next"/>
+                <w:b w:val="0"/>
+                <w:i w:val="0"/>
+                <w:color w:val="1A1D26"/>
+                <w:sz w:val="4"/>
+                <w:u w:val="none"/>
+                <w:rFonts w:ascii="Avenir Next" w:hAnsi="Avenir Next" w:cs="Avenir Next"/>
+              </w:rPr>
+            </w:r>
+          </w:p>
+        </w:tc>
+      </w:tr>
+      <w:tr>
+        <w:trPr>
+          <w:trHeight w:val="560" w:hRule="exact"/>
+        </w:trPr>
+        <w:tc>
+          <w:tcPr>
+            <w:tcW w:type="dxa" w:w="10656"/>
+            <w:tcMar>
+              <w:top w:w="0" w:type="dxa"/>
+              <w:left w:w="0" w:type="dxa"/>
+              <w:bottom w:w="0" w:type="dxa"/>
+              <w:right w:w="0" w:type="dxa"/>
+            </w:tcMar>
+            <w:tcBorders>
+              <w:bottom w:val="single" w:sz="8" w:color="1A1D26"/>
+            </w:tcBorders>
+          </w:tcPr>
+          <w:p>
+            <w:pPr>
+              <w:spacing w:before="0" w:after="0" w:line="40" w:lineRule="exact"/>
+            </w:pPr>
+            <w:r>
+              <w:rPr>
+                <w:rFonts w:ascii="Avenir Next" w:hAnsi="Avenir Next"/>
+                <w:b w:val="0"/>
+                <w:i w:val="0"/>
+                <w:color w:val="1A1D26"/>
+                <w:sz w:val="4"/>
+                <w:u w:val="none"/>
+                <w:rFonts w:ascii="Avenir Next" w:hAnsi="Avenir Next" w:cs="Avenir Next"/>
+              </w:rPr>
+            </w:r>
+          </w:p>
+        </w:tc>
+      </w:tr>
+    </w:tbl>
     <w:tbl>
       <w:tblPr>
         <w:tblW w:type="auto" w:w="0"/>
@@ -2377,60 +2598,138 @@
         </w:rPr>
       </w:r>
     </w:p>
+    <w:tbl>
+      <w:tblPr>
+        <w:tblW w:type="auto" w:w="0"/>
+        <w:tblLook w:firstColumn="1" w:firstRow="1" w:lastColumn="0" w:lastRow="0" w:noHBand="0" w:noVBand="1" w:val="04A0"/>
+        <w:tblBorders>
+          <w:top w:val="none"/>
+          <w:left w:val="none"/>
+          <w:bottom w:val="none"/>
+          <w:right w:val="none"/>
+          <w:insideH w:val="none"/>
+          <w:insideV w:val="none"/>
+        </w:tblBorders>
+      </w:tblPr>
+      <w:tblGrid>
+        <w:gridCol w:w="10656"/>
+      </w:tblGrid>
+      <w:tr>
+        <w:trPr>
+          <w:trHeight w:val="560" w:hRule="exact"/>
+        </w:trPr>
+        <w:tc>
+          <w:tcPr>
+            <w:tcW w:type="dxa" w:w="10656"/>
+            <w:tcMar>
+              <w:top w:w="0" w:type="dxa"/>
+              <w:left w:w="0" w:type="dxa"/>
+              <w:bottom w:w="0" w:type="dxa"/>
+              <w:right w:w="0" w:type="dxa"/>
+            </w:tcMar>
+            <w:tcBorders>
+              <w:bottom w:val="single" w:sz="8" w:color="1A1D26"/>
+            </w:tcBorders>
+          </w:tcPr>
+          <w:p>
+            <w:pPr>
+              <w:spacing w:before="0" w:after="0" w:line="40" w:lineRule="exact"/>
+            </w:pPr>
+            <w:r>
+              <w:rPr>
+                <w:rFonts w:ascii="Avenir Next" w:hAnsi="Avenir Next"/>
+                <w:b w:val="0"/>
+                <w:i w:val="0"/>
+                <w:color w:val="1A1D26"/>
+                <w:sz w:val="4"/>
+                <w:u w:val="none"/>
+                <w:rFonts w:ascii="Avenir Next" w:hAnsi="Avenir Next" w:cs="Avenir Next"/>
+              </w:rPr>
+            </w:r>
+          </w:p>
+        </w:tc>
+      </w:tr>
+      <w:tr>
+        <w:trPr>
+          <w:trHeight w:val="560" w:hRule="exact"/>
+        </w:trPr>
+        <w:tc>
+          <w:tcPr>
+            <w:tcW w:type="dxa" w:w="10656"/>
+            <w:tcMar>
+              <w:top w:w="0" w:type="dxa"/>
+              <w:left w:w="0" w:type="dxa"/>
+              <w:bottom w:w="0" w:type="dxa"/>
+              <w:right w:w="0" w:type="dxa"/>
+            </w:tcMar>
+            <w:tcBorders>
+              <w:bottom w:val="single" w:sz="8" w:color="1A1D26"/>
+            </w:tcBorders>
+          </w:tcPr>
+          <w:p>
+            <w:pPr>
+              <w:spacing w:before="0" w:after="0" w:line="40" w:lineRule="exact"/>
+            </w:pPr>
+            <w:r>
+              <w:rPr>
+                <w:rFonts w:ascii="Avenir Next" w:hAnsi="Avenir Next"/>
+                <w:b w:val="0"/>
+                <w:i w:val="0"/>
+                <w:color w:val="1A1D26"/>
+                <w:sz w:val="4"/>
+                <w:u w:val="none"/>
+                <w:rFonts w:ascii="Avenir Next" w:hAnsi="Avenir Next" w:cs="Avenir Next"/>
+              </w:rPr>
+            </w:r>
+          </w:p>
+        </w:tc>
+      </w:tr>
+      <w:tr>
+        <w:trPr>
+          <w:trHeight w:val="560" w:hRule="exact"/>
+        </w:trPr>
+        <w:tc>
+          <w:tcPr>
+            <w:tcW w:type="dxa" w:w="10656"/>
+            <w:tcMar>
+              <w:top w:w="0" w:type="dxa"/>
+              <w:left w:w="0" w:type="dxa"/>
+              <w:bottom w:w="0" w:type="dxa"/>
+              <w:right w:w="0" w:type="dxa"/>
+            </w:tcMar>
+            <w:tcBorders>
+              <w:bottom w:val="single" w:sz="8" w:color="1A1D26"/>
+            </w:tcBorders>
+          </w:tcPr>
+          <w:p>
+            <w:pPr>
+              <w:spacing w:before="0" w:after="0" w:line="40" w:lineRule="exact"/>
+            </w:pPr>
+            <w:r>
+              <w:rPr>
+                <w:rFonts w:ascii="Avenir Next" w:hAnsi="Avenir Next"/>
+                <w:b w:val="0"/>
+                <w:i w:val="0"/>
+                <w:color w:val="1A1D26"/>
+                <w:sz w:val="4"/>
+                <w:u w:val="none"/>
+                <w:rFonts w:ascii="Avenir Next" w:hAnsi="Avenir Next" w:cs="Avenir Next"/>
+              </w:rPr>
+            </w:r>
+          </w:p>
+        </w:tc>
+      </w:tr>
+    </w:tbl>
     <w:p>
       <w:pPr>
-        <w:spacing w:before="0" w:after="0" w:line="560" w:lineRule="exact"/>
-        <w:pBdr>
-          <w:bottom w:val="single" w:sz="8" w:space="4" w:color="1A1D26"/>
-        </w:pBdr>
+        <w:spacing w:before="0" w:after="0" w:line="20" w:lineRule="exact"/>
+        <w:rPr>
+          <w:sz w:val="2"/>
+        </w:rPr>
       </w:pPr>
       <w:r>
         <w:rPr>
-          <w:rFonts w:ascii="Avenir Next" w:hAnsi="Avenir Next"/>
-          <w:b w:val="0"/>
-          <w:i w:val="0"/>
-          <w:color w:val="1A1D26"/>
-          <w:sz w:val="29"/>
-          <w:u w:val="none"/>
-          <w:rFonts w:ascii="Avenir Next" w:hAnsi="Avenir Next" w:cs="Avenir Next"/>
-        </w:rPr>
-      </w:r>
-    </w:p>
-    <w:p>
-      <w:pPr>
-        <w:spacing w:before="0" w:after="0" w:line="560" w:lineRule="exact"/>
-        <w:pBdr>
-          <w:bottom w:val="single" w:sz="8" w:space="4" w:color="1A1D26"/>
-        </w:pBdr>
-      </w:pPr>
-      <w:r>
-        <w:rPr>
-          <w:rFonts w:ascii="Avenir Next" w:hAnsi="Avenir Next"/>
-          <w:b w:val="0"/>
-          <w:i w:val="0"/>
-          <w:color w:val="1A1D26"/>
-          <w:sz w:val="29"/>
-          <w:u w:val="none"/>
-          <w:rFonts w:ascii="Avenir Next" w:hAnsi="Avenir Next" w:cs="Avenir Next"/>
-        </w:rPr>
-      </w:r>
-    </w:p>
-    <w:p>
-      <w:pPr>
-        <w:spacing w:before="0" w:after="0" w:line="560" w:lineRule="exact"/>
-        <w:pBdr>
-          <w:bottom w:val="single" w:sz="8" w:space="4" w:color="1A1D26"/>
-        </w:pBdr>
-      </w:pPr>
-      <w:r>
-        <w:rPr>
-          <w:rFonts w:ascii="Avenir Next" w:hAnsi="Avenir Next"/>
-          <w:b w:val="0"/>
-          <w:i w:val="0"/>
-          <w:color w:val="1A1D26"/>
-          <w:sz w:val="29"/>
-          <w:u w:val="none"/>
-          <w:rFonts w:ascii="Avenir Next" w:hAnsi="Avenir Next" w:cs="Avenir Next"/>
+          <w:sz w:val="2"/>
         </w:rPr>
       </w:r>
     </w:p>
